--- a/V-IMP-Notes-TechLearning/CoreJava/JavaVersions/Java 17 features.docx
+++ b/V-IMP-Notes-TechLearning/CoreJava/JavaVersions/Java 17 features.docx
@@ -6,6 +6,78 @@
     <w:p/>
     <w:p/>
     <w:p/>
+    <w:p>
+      <w:r>
+        <w:rPr>
+          <w:noProof/>
+        </w:rPr>
+        <w:drawing>
+          <wp:inline distT="0" distB="0" distL="0" distR="0" wp14:anchorId="62B24656" wp14:editId="6C414E25">
+            <wp:extent cx="4640982" cy="4953429"/>
+            <wp:effectExtent l="0" t="0" r="7620" b="0"/>
+            <wp:docPr id="1202630423" name="Picture 1"/>
+            <wp:cNvGraphicFramePr>
+              <a:graphicFrameLocks xmlns:a="http://schemas.openxmlformats.org/drawingml/2006/main" noChangeAspect="1"/>
+            </wp:cNvGraphicFramePr>
+            <a:graphic xmlns:a="http://schemas.openxmlformats.org/drawingml/2006/main">
+              <a:graphicData uri="http://schemas.openxmlformats.org/drawingml/2006/picture">
+                <pic:pic xmlns:pic="http://schemas.openxmlformats.org/drawingml/2006/picture">
+                  <pic:nvPicPr>
+                    <pic:cNvPr id="1202630423" name=""/>
+                    <pic:cNvPicPr/>
+                  </pic:nvPicPr>
+                  <pic:blipFill>
+                    <a:blip r:embed="rId5"/>
+                    <a:stretch>
+                      <a:fillRect/>
+                    </a:stretch>
+                  </pic:blipFill>
+                  <pic:spPr>
+                    <a:xfrm>
+                      <a:off x="0" y="0"/>
+                      <a:ext cx="4640982" cy="4953429"/>
+                    </a:xfrm>
+                    <a:prstGeom prst="rect">
+                      <a:avLst/>
+                    </a:prstGeom>
+                  </pic:spPr>
+                </pic:pic>
+              </a:graphicData>
+            </a:graphic>
+          </wp:inline>
+        </w:drawing>
+      </w:r>
+    </w:p>
+    <w:p>
+      <w:hyperlink r:id="rId6" w:history="1">
+        <w:r>
+          <w:rPr>
+            <w:rStyle w:val="Hyperlink"/>
+          </w:rPr>
+          <w:t xml:space="preserve">Java 17 Features - </w:t>
+        </w:r>
+        <w:proofErr w:type="spellStart"/>
+        <w:r>
+          <w:rPr>
+            <w:rStyle w:val="Hyperlink"/>
+          </w:rPr>
+          <w:t>JavaTechOnline</w:t>
+        </w:r>
+        <w:proofErr w:type="spellEnd"/>
+      </w:hyperlink>
+    </w:p>
+    <w:p/>
+    <w:p/>
+    <w:p>
+      <w:hyperlink r:id="rId7" w:history="1">
+        <w:r>
+          <w:rPr>
+            <w:rStyle w:val="Hyperlink"/>
+          </w:rPr>
+          <w:t>Java 17 Features</w:t>
+        </w:r>
+      </w:hyperlink>
+    </w:p>
     <w:p/>
     <w:p>
       <w:r>
@@ -44,6 +116,7 @@
           <w:b/>
           <w:bCs/>
         </w:rPr>
+        <w:lastRenderedPageBreak/>
         <w:t>Sealed Classes</w:t>
       </w:r>
       <w:r>
@@ -251,7 +324,6 @@
     <w:p/>
     <w:p>
       <w:r>
-        <w:lastRenderedPageBreak/>
         <w:t>java 17 features explained with examples</w:t>
       </w:r>
     </w:p>
@@ -286,15 +358,7 @@
         <w:t>Long-Term Support (LTS)</w:t>
       </w:r>
       <w:r>
-        <w:t xml:space="preserve"> release (released in September 2021) and is widely used in enterprise systems such as Spring Boot microservices. It introduced several important </w:t>
-      </w:r>
-      <w:proofErr w:type="gramStart"/>
-      <w:r>
-        <w:t>language</w:t>
-      </w:r>
-      <w:proofErr w:type="gramEnd"/>
-      <w:r>
-        <w:t xml:space="preserve"> and JVM improvements.</w:t>
+        <w:t xml:space="preserve"> release (released in September 2021) and is widely used in enterprise systems such as Spring Boot microservices. It introduced several important language and JVM improvements.</w:t>
       </w:r>
     </w:p>
     <w:p>
@@ -333,6 +397,7 @@
     </w:p>
     <w:p>
       <w:r>
+        <w:lastRenderedPageBreak/>
         <w:t xml:space="preserve">Sealed classes </w:t>
       </w:r>
       <w:r>
@@ -381,37 +446,22 @@
       </w:r>
       <w:r>
         <w:br/>
-        <w:t xml:space="preserve">    permits Car, Bike </w:t>
-      </w:r>
-      <w:proofErr w:type="gramStart"/>
-      <w:r>
-        <w:t>{ }</w:t>
-      </w:r>
-      <w:proofErr w:type="gramEnd"/>
+        <w:t xml:space="preserve">    permits Car, Bike { }</w:t>
+      </w:r>
       <w:r>
         <w:br/>
       </w:r>
       <w:r>
         <w:br/>
-        <w:t xml:space="preserve">final class Car extends Vehicle </w:t>
-      </w:r>
-      <w:proofErr w:type="gramStart"/>
-      <w:r>
-        <w:t>{ }</w:t>
-      </w:r>
-      <w:proofErr w:type="gramEnd"/>
+        <w:t>final class Car extends Vehicle { }</w:t>
+      </w:r>
       <w:r>
         <w:br/>
       </w:r>
       <w:r>
         <w:br/>
-        <w:t xml:space="preserve">final class Bike extends Vehicle </w:t>
-      </w:r>
-      <w:proofErr w:type="gramStart"/>
-      <w:r>
-        <w:t>{ }</w:t>
-      </w:r>
-      <w:proofErr w:type="gramEnd"/>
+        <w:t>final class Bike extends Vehicle { }</w:t>
+      </w:r>
     </w:p>
     <w:p>
       <w:pPr>
@@ -611,12 +661,10 @@
       </w:r>
     </w:p>
     <w:p>
-      <w:proofErr w:type="gramStart"/>
       <w:r>
         <w:t>if(</w:t>
       </w:r>
       <w:proofErr w:type="spellStart"/>
-      <w:proofErr w:type="gramEnd"/>
       <w:r>
         <w:t>obj</w:t>
       </w:r>
@@ -630,13 +678,8 @@
       </w:r>
       <w:proofErr w:type="spellEnd"/>
       <w:r>
-        <w:t xml:space="preserve"> </w:t>
-      </w:r>
-      <w:proofErr w:type="gramStart"/>
-      <w:r>
-        <w:t>String){</w:t>
-      </w:r>
-      <w:proofErr w:type="gramEnd"/>
+        <w:t xml:space="preserve"> String){</w:t>
+      </w:r>
       <w:r>
         <w:br/>
         <w:t xml:space="preserve">    String s = (String) </w:t>
@@ -651,9 +694,6 @@
       </w:r>
       <w:r>
         <w:br/>
-      </w:r>
-      <w:r>
-        <w:lastRenderedPageBreak/>
         <w:t xml:space="preserve">    </w:t>
       </w:r>
       <w:proofErr w:type="spellStart"/>
@@ -665,12 +705,10 @@
         <w:t>(</w:t>
       </w:r>
       <w:proofErr w:type="spellStart"/>
-      <w:proofErr w:type="gramStart"/>
       <w:r>
         <w:t>s.length</w:t>
       </w:r>
       <w:proofErr w:type="spellEnd"/>
-      <w:proofErr w:type="gramEnd"/>
       <w:r>
         <w:t>());</w:t>
       </w:r>
@@ -695,12 +733,10 @@
       </w:r>
     </w:p>
     <w:p>
-      <w:proofErr w:type="gramStart"/>
       <w:r>
         <w:t>if(</w:t>
       </w:r>
       <w:proofErr w:type="spellStart"/>
-      <w:proofErr w:type="gramEnd"/>
       <w:r>
         <w:t>obj</w:t>
       </w:r>
@@ -714,13 +750,8 @@
       </w:r>
       <w:proofErr w:type="spellEnd"/>
       <w:r>
-        <w:t xml:space="preserve"> String </w:t>
-      </w:r>
-      <w:proofErr w:type="gramStart"/>
-      <w:r>
-        <w:t>s){</w:t>
-      </w:r>
-      <w:proofErr w:type="gramEnd"/>
+        <w:t xml:space="preserve"> String s){</w:t>
+      </w:r>
       <w:r>
         <w:br/>
         <w:t xml:space="preserve">    </w:t>
@@ -734,12 +765,10 @@
         <w:t>(</w:t>
       </w:r>
       <w:proofErr w:type="spellStart"/>
-      <w:proofErr w:type="gramStart"/>
       <w:r>
         <w:t>s.length</w:t>
       </w:r>
       <w:proofErr w:type="spellEnd"/>
-      <w:proofErr w:type="gramEnd"/>
       <w:r>
         <w:t>());</w:t>
       </w:r>
@@ -771,6 +800,7 @@
         </w:numPr>
       </w:pPr>
       <w:r>
+        <w:lastRenderedPageBreak/>
         <w:t>Less boilerplate</w:t>
       </w:r>
     </w:p>
@@ -850,15 +880,7 @@
     </w:p>
     <w:p>
       <w:r>
-        <w:t xml:space="preserve">public record </w:t>
-      </w:r>
-      <w:proofErr w:type="gramStart"/>
-      <w:r>
-        <w:t>Employee(</w:t>
-      </w:r>
-      <w:proofErr w:type="gramEnd"/>
-      <w:r>
-        <w:t>int id, String name) {}</w:t>
+        <w:t>public record Employee(int id, String name) {}</w:t>
       </w:r>
     </w:p>
     <w:p>
@@ -895,13 +917,8 @@
           <w:numId w:val="6"/>
         </w:numPr>
       </w:pPr>
-      <w:proofErr w:type="gramStart"/>
-      <w:r>
-        <w:t>equals(</w:t>
-      </w:r>
-      <w:proofErr w:type="gramEnd"/>
-      <w:r>
-        <w:t>)</w:t>
+      <w:r>
+        <w:t>equals()</w:t>
       </w:r>
     </w:p>
     <w:p>
@@ -912,17 +929,12 @@
         </w:numPr>
       </w:pPr>
       <w:proofErr w:type="spellStart"/>
-      <w:proofErr w:type="gramStart"/>
       <w:r>
         <w:t>hashCode</w:t>
       </w:r>
       <w:proofErr w:type="spellEnd"/>
       <w:r>
-        <w:t>(</w:t>
-      </w:r>
-      <w:proofErr w:type="gramEnd"/>
-      <w:r>
-        <w:t>)</w:t>
+        <w:t>()</w:t>
       </w:r>
     </w:p>
     <w:p>
@@ -933,17 +945,12 @@
         </w:numPr>
       </w:pPr>
       <w:proofErr w:type="spellStart"/>
-      <w:proofErr w:type="gramStart"/>
       <w:r>
         <w:t>toString</w:t>
       </w:r>
       <w:proofErr w:type="spellEnd"/>
       <w:r>
-        <w:t>(</w:t>
-      </w:r>
-      <w:proofErr w:type="gramEnd"/>
-      <w:r>
-        <w:t>)</w:t>
+        <w:t>()</w:t>
       </w:r>
     </w:p>
     <w:p>
@@ -963,15 +970,7 @@
     </w:p>
     <w:p>
       <w:r>
-        <w:t xml:space="preserve">Employee e = new </w:t>
-      </w:r>
-      <w:proofErr w:type="gramStart"/>
-      <w:r>
-        <w:t>Employee(</w:t>
-      </w:r>
-      <w:proofErr w:type="gramEnd"/>
-      <w:r>
-        <w:t>1, "John");</w:t>
+        <w:t>Employee e = new Employee(1, "John");</w:t>
       </w:r>
       <w:r>
         <w:br/>
@@ -982,15 +981,7 @@
       </w:r>
       <w:proofErr w:type="spellEnd"/>
       <w:r>
-        <w:t>(e.</w:t>
-      </w:r>
-      <w:proofErr w:type="gramStart"/>
-      <w:r>
-        <w:t>name(</w:t>
-      </w:r>
-      <w:proofErr w:type="gramEnd"/>
-      <w:r>
-        <w:t>));</w:t>
+        <w:t>(e.name());</w:t>
       </w:r>
     </w:p>
     <w:p>
@@ -1034,7 +1025,6 @@
       </w:r>
       <w:proofErr w:type="spellStart"/>
       <w:r>
-        <w:lastRenderedPageBreak/>
         <w:t>hashCode</w:t>
       </w:r>
       <w:proofErr w:type="spellEnd"/>
@@ -1045,17 +1035,12 @@
         <w:br/>
       </w:r>
       <w:proofErr w:type="spellStart"/>
-      <w:proofErr w:type="gramStart"/>
       <w:r>
         <w:t>toString</w:t>
       </w:r>
       <w:proofErr w:type="spellEnd"/>
       <w:r>
-        <w:t>(</w:t>
-      </w:r>
-      <w:proofErr w:type="gramEnd"/>
-      <w:r>
-        <w:t>)</w:t>
+        <w:t>()</w:t>
       </w:r>
     </w:p>
     <w:p>
@@ -1067,17 +1052,8 @@
           <w:b/>
           <w:bCs/>
         </w:rPr>
-        <w:t xml:space="preserve">100 lines → 1 </w:t>
-      </w:r>
-      <w:proofErr w:type="gramStart"/>
-      <w:r>
-        <w:rPr>
-          <w:b/>
-          <w:bCs/>
-        </w:rPr>
-        <w:t>line</w:t>
-      </w:r>
-      <w:proofErr w:type="gramEnd"/>
+        <w:t>100 lines → 1 line</w:t>
+      </w:r>
       <w:r>
         <w:t>.</w:t>
       </w:r>
@@ -1114,25 +1090,12 @@
         <w:t xml:space="preserve">record </w:t>
       </w:r>
       <w:proofErr w:type="spellStart"/>
-      <w:proofErr w:type="gramStart"/>
       <w:r>
         <w:t>UserResponse</w:t>
       </w:r>
       <w:proofErr w:type="spellEnd"/>
       <w:r>
-        <w:t>(</w:t>
-      </w:r>
-      <w:proofErr w:type="gramEnd"/>
-      <w:r>
-        <w:t xml:space="preserve">Long id, String name, String </w:t>
-      </w:r>
-      <w:proofErr w:type="gramStart"/>
-      <w:r>
-        <w:t>email){</w:t>
-      </w:r>
-      <w:proofErr w:type="gramEnd"/>
-      <w:r>
-        <w:t>}</w:t>
+        <w:t>(Long id, String name, String email){}</w:t>
       </w:r>
     </w:p>
     <w:p>
@@ -1154,6 +1117,7 @@
           <w:b/>
           <w:bCs/>
         </w:rPr>
+        <w:lastRenderedPageBreak/>
         <w:t>4. Switch Expressions (Enhanced)</w:t>
       </w:r>
     </w:p>
@@ -1355,7 +1319,6 @@
     </w:p>
     <w:p>
       <w:r>
-        <w:lastRenderedPageBreak/>
         <w:t xml:space="preserve">String </w:t>
       </w:r>
       <w:proofErr w:type="spellStart"/>
@@ -1368,15 +1331,7 @@
       </w:r>
       <w:r>
         <w:br/>
-        <w:t xml:space="preserve">              "\"name\</w:t>
-      </w:r>
-      <w:proofErr w:type="gramStart"/>
-      <w:r>
-        <w:t>":\</w:t>
-      </w:r>
-      <w:proofErr w:type="gramEnd"/>
-      <w:r>
-        <w:t>"Vijay\" \n" +</w:t>
+        <w:t xml:space="preserve">              "\"name\":\"Vijay\" \n" +</w:t>
       </w:r>
       <w:r>
         <w:br/>
@@ -1433,6 +1388,7 @@
     </w:p>
     <w:p>
       <w:r>
+        <w:lastRenderedPageBreak/>
         <w:pict w14:anchorId="5E297379">
           <v:rect id="_x0000_i1030" style="width:0;height:1.5pt" o:hralign="center" o:hrstd="t" o:hr="t" fillcolor="#a0a0a0" stroked="f"/>
         </w:pict>
@@ -1478,20 +1434,10 @@
         <w:t xml:space="preserve">import </w:t>
       </w:r>
       <w:proofErr w:type="spellStart"/>
-      <w:proofErr w:type="gramStart"/>
-      <w:r>
-        <w:t>java.util</w:t>
-      </w:r>
-      <w:proofErr w:type="gramEnd"/>
-      <w:r>
-        <w:t>.</w:t>
-      </w:r>
-      <w:proofErr w:type="gramStart"/>
-      <w:r>
-        <w:t>random.RandomGenerator</w:t>
-      </w:r>
-      <w:proofErr w:type="spellEnd"/>
-      <w:proofErr w:type="gramEnd"/>
+      <w:r>
+        <w:t>java.util.random.RandomGenerator</w:t>
+      </w:r>
+      <w:proofErr w:type="spellEnd"/>
       <w:r>
         <w:t>;</w:t>
       </w:r>
@@ -1522,12 +1468,10 @@
         <w:t xml:space="preserve">int number = </w:t>
       </w:r>
       <w:proofErr w:type="spellStart"/>
-      <w:proofErr w:type="gramStart"/>
       <w:r>
         <w:t>random.nextInt</w:t>
       </w:r>
       <w:proofErr w:type="spellEnd"/>
-      <w:proofErr w:type="gramEnd"/>
       <w:r>
         <w:t>(100);</w:t>
       </w:r>
@@ -1680,7 +1624,6 @@
     </w:p>
     <w:p>
       <w:r>
-        <w:lastRenderedPageBreak/>
         <w:pict w14:anchorId="684E2DAB">
           <v:rect id="_x0000_i1032" style="width:0;height:1.5pt" o:hralign="center" o:hrstd="t" o:hr="t" fillcolor="#a0a0a0" stroked="f"/>
         </w:pict>
@@ -1723,18 +1666,14 @@
     </w:p>
     <w:p>
       <w:proofErr w:type="spellStart"/>
-      <w:proofErr w:type="gramStart"/>
-      <w:r>
-        <w:t>sun.misc</w:t>
-      </w:r>
-      <w:proofErr w:type="gramEnd"/>
-      <w:r>
-        <w:t>.Unsafe</w:t>
-      </w:r>
-      <w:proofErr w:type="spellEnd"/>
-    </w:p>
-    <w:p>
-      <w:r>
+      <w:r>
+        <w:t>sun.misc.Unsafe</w:t>
+      </w:r>
+      <w:proofErr w:type="spellEnd"/>
+    </w:p>
+    <w:p>
+      <w:r>
+        <w:lastRenderedPageBreak/>
         <w:t>Now:</w:t>
       </w:r>
       <w:r>
@@ -1862,15 +1801,7 @@
     </w:p>
     <w:p>
       <w:r>
-        <w:t xml:space="preserve">public record </w:t>
-      </w:r>
-      <w:proofErr w:type="gramStart"/>
-      <w:r>
-        <w:t>Order(</w:t>
-      </w:r>
-      <w:proofErr w:type="gramEnd"/>
-      <w:r>
-        <w:t>String type) {}</w:t>
+        <w:t>public record Order(String type) {}</w:t>
       </w:r>
       <w:r>
         <w:br/>
@@ -1892,21 +1823,8 @@
       </w:r>
       <w:r>
         <w:br/>
-        <w:t xml:space="preserve">    public String </w:t>
-      </w:r>
-      <w:proofErr w:type="gramStart"/>
-      <w:r>
-        <w:t>process(</w:t>
-      </w:r>
-      <w:proofErr w:type="gramEnd"/>
-      <w:r>
-        <w:t xml:space="preserve">Order </w:t>
-      </w:r>
-      <w:proofErr w:type="gramStart"/>
-      <w:r>
-        <w:t>order){</w:t>
-      </w:r>
-      <w:proofErr w:type="gramEnd"/>
+        <w:t xml:space="preserve">    public String process(Order order){</w:t>
+      </w:r>
       <w:r>
         <w:br/>
       </w:r>
@@ -1915,20 +1833,13 @@
         <w:t xml:space="preserve">        return switch(</w:t>
       </w:r>
       <w:proofErr w:type="spellStart"/>
-      <w:proofErr w:type="gramStart"/>
       <w:r>
         <w:t>order.type</w:t>
       </w:r>
       <w:proofErr w:type="spellEnd"/>
-      <w:proofErr w:type="gramEnd"/>
-      <w:r>
-        <w:t>(</w:t>
-      </w:r>
-      <w:proofErr w:type="gramStart"/>
-      <w:r>
-        <w:t>)){</w:t>
-      </w:r>
-      <w:proofErr w:type="gramEnd"/>
+      <w:r>
+        <w:t>()){</w:t>
+      </w:r>
       <w:r>
         <w:br/>
         <w:t xml:space="preserve">            case "UPI" -&gt; "Processing UPI Payment";</w:t>
@@ -1947,13 +1858,8 @@
       </w:r>
       <w:r>
         <w:br/>
-        <w:t xml:space="preserve">  </w:t>
-      </w:r>
-      <w:proofErr w:type="gramStart"/>
-      <w:r>
-        <w:t xml:space="preserve">  }</w:t>
-      </w:r>
-      <w:proofErr w:type="gramEnd"/>
+        <w:t xml:space="preserve">    }</w:t>
+      </w:r>
       <w:r>
         <w:br/>
         <w:t>}</w:t>
@@ -2020,7 +1926,6 @@
                 <w:b/>
                 <w:bCs/>
               </w:rPr>
-              <w:lastRenderedPageBreak/>
               <w:t>Feature</w:t>
             </w:r>
           </w:p>
@@ -2152,6 +2057,7 @@
           </w:tcPr>
           <w:p>
             <w:r>
+              <w:lastRenderedPageBreak/>
               <w:t>Switch Expressions</w:t>
             </w:r>
           </w:p>
@@ -2774,47 +2680,47 @@
     </w:p>
     <w:p>
       <w:r>
+        <w:t>what is the meaning of pattern matching in the above features?</w:t>
+      </w:r>
+    </w:p>
+    <w:p>
+      <w:r>
+        <w:t xml:space="preserve">In </w:t>
+      </w:r>
+      <w:r>
+        <w:rPr>
+          <w:b/>
+          <w:bCs/>
+        </w:rPr>
+        <w:t>Java</w:t>
+      </w:r>
+      <w:r>
+        <w:t xml:space="preserve">, </w:t>
+      </w:r>
+      <w:r>
+        <w:rPr>
+          <w:b/>
+          <w:bCs/>
+        </w:rPr>
+        <w:t>Pattern Matching</w:t>
+      </w:r>
+      <w:r>
+        <w:t xml:space="preserve"> means </w:t>
+      </w:r>
+      <w:r>
+        <w:rPr>
+          <w:b/>
+          <w:bCs/>
+        </w:rPr>
+        <w:t>checking the type of an object and extracting its value in a single step</w:t>
+      </w:r>
+      <w:r>
+        <w:t>.</w:t>
+      </w:r>
+    </w:p>
+    <w:p>
+      <w:r>
         <w:lastRenderedPageBreak/>
-        <w:t>what is the meaning of pattern matching in the above features?</w:t>
-      </w:r>
-    </w:p>
-    <w:p>
-      <w:r>
-        <w:t xml:space="preserve">In </w:t>
-      </w:r>
-      <w:r>
-        <w:rPr>
-          <w:b/>
-          <w:bCs/>
-        </w:rPr>
-        <w:t>Java</w:t>
-      </w:r>
-      <w:r>
-        <w:t xml:space="preserve">, </w:t>
-      </w:r>
-      <w:r>
-        <w:rPr>
-          <w:b/>
-          <w:bCs/>
-        </w:rPr>
-        <w:t>Pattern Matching</w:t>
-      </w:r>
-      <w:r>
-        <w:t xml:space="preserve"> means </w:t>
-      </w:r>
-      <w:r>
-        <w:rPr>
-          <w:b/>
-          <w:bCs/>
-        </w:rPr>
-        <w:t>checking the type of an object and extracting its value in a single step</w:t>
-      </w:r>
-      <w:r>
-        <w:t>.</w:t>
-      </w:r>
-    </w:p>
-    <w:p>
-      <w:r>
         <w:t xml:space="preserve">In older Java versions, you had to do </w:t>
       </w:r>
       <w:r>
@@ -2952,17 +2858,12 @@
         <w:t xml:space="preserve">    String s = (String) </w:t>
       </w:r>
       <w:proofErr w:type="spellStart"/>
-      <w:proofErr w:type="gramStart"/>
       <w:r>
         <w:t>obj</w:t>
       </w:r>
       <w:proofErr w:type="spellEnd"/>
       <w:r>
-        <w:t xml:space="preserve">;   </w:t>
-      </w:r>
-      <w:proofErr w:type="gramEnd"/>
-      <w:r>
-        <w:t>// explicit casting</w:t>
+        <w:t>;   // explicit casting</w:t>
       </w:r>
       <w:r>
         <w:br/>
@@ -2977,12 +2878,10 @@
         <w:t>(</w:t>
       </w:r>
       <w:proofErr w:type="spellStart"/>
-      <w:proofErr w:type="gramStart"/>
       <w:r>
         <w:t>s.length</w:t>
       </w:r>
       <w:proofErr w:type="spellEnd"/>
-      <w:proofErr w:type="gramEnd"/>
       <w:r>
         <w:t>());</w:t>
       </w:r>
@@ -3151,9 +3050,6 @@
       </w:r>
       <w:r>
         <w:br/>
-      </w:r>
-      <w:r>
-        <w:lastRenderedPageBreak/>
         <w:t>if (</w:t>
       </w:r>
       <w:proofErr w:type="spellStart"/>
@@ -3185,12 +3081,10 @@
         <w:t>(</w:t>
       </w:r>
       <w:proofErr w:type="spellStart"/>
-      <w:proofErr w:type="gramStart"/>
       <w:r>
         <w:t>s.length</w:t>
       </w:r>
       <w:proofErr w:type="spellEnd"/>
-      <w:proofErr w:type="gramEnd"/>
       <w:r>
         <w:t>());</w:t>
       </w:r>
@@ -3216,6 +3110,7 @@
     </w:p>
     <w:p>
       <w:r>
+        <w:lastRenderedPageBreak/>
         <w:t>This line:</w:t>
       </w:r>
     </w:p>
@@ -3278,13 +3173,8 @@
       </w:r>
     </w:p>
     <w:p>
-      <w:proofErr w:type="gramStart"/>
-      <w:r>
-        <w:t>So</w:t>
-      </w:r>
-      <w:proofErr w:type="gramEnd"/>
-      <w:r>
-        <w:t xml:space="preserve"> the compiler does the </w:t>
+      <w:r>
+        <w:t xml:space="preserve">So the compiler does the </w:t>
       </w:r>
       <w:r>
         <w:rPr>
@@ -3377,13 +3267,8 @@
       </w:r>
       <w:proofErr w:type="spellEnd"/>
       <w:r>
-        <w:t xml:space="preserve"> </w:t>
-      </w:r>
-      <w:proofErr w:type="gramStart"/>
-      <w:r>
-        <w:t>String ?</w:t>
-      </w:r>
-      <w:proofErr w:type="gramEnd"/>
+        <w:t xml:space="preserve"> String ?</w:t>
+      </w:r>
       <w:r>
         <w:br/>
         <w:t xml:space="preserve">   </w:t>
@@ -3540,15 +3425,7 @@
     </w:p>
     <w:p>
       <w:r>
-        <w:t xml:space="preserve">public void </w:t>
-      </w:r>
-      <w:proofErr w:type="gramStart"/>
-      <w:r>
-        <w:t>print(</w:t>
-      </w:r>
-      <w:proofErr w:type="gramEnd"/>
-      <w:r>
-        <w:t xml:space="preserve">Object </w:t>
+        <w:t xml:space="preserve">public void print(Object </w:t>
       </w:r>
       <w:proofErr w:type="spellStart"/>
       <w:r>
@@ -3594,29 +3471,21 @@
         <w:t xml:space="preserve">("String length: " + </w:t>
       </w:r>
       <w:proofErr w:type="spellStart"/>
-      <w:proofErr w:type="gramStart"/>
       <w:r>
         <w:t>s.length</w:t>
       </w:r>
       <w:proofErr w:type="spellEnd"/>
-      <w:proofErr w:type="gramEnd"/>
       <w:r>
         <w:t>());</w:t>
       </w:r>
       <w:r>
         <w:br/>
-        <w:t xml:space="preserve">  </w:t>
-      </w:r>
-      <w:proofErr w:type="gramStart"/>
-      <w:r>
-        <w:t xml:space="preserve">  }</w:t>
-      </w:r>
-      <w:proofErr w:type="gramEnd"/>
+        <w:t xml:space="preserve">    }</w:t>
+      </w:r>
       <w:r>
         <w:br/>
       </w:r>
       <w:r>
-        <w:lastRenderedPageBreak/>
         <w:br/>
         <w:t xml:space="preserve">    else if (</w:t>
       </w:r>
@@ -3666,13 +3535,8 @@
       </w:r>
       <w:r>
         <w:br/>
-        <w:t xml:space="preserve">  </w:t>
-      </w:r>
-      <w:proofErr w:type="gramStart"/>
-      <w:r>
-        <w:t xml:space="preserve">  }</w:t>
-      </w:r>
-      <w:proofErr w:type="gramEnd"/>
+        <w:t xml:space="preserve">    }</w:t>
+      </w:r>
       <w:r>
         <w:br/>
         <w:t>}</w:t>
@@ -3680,6 +3544,7 @@
     </w:p>
     <w:p>
       <w:r>
+        <w:lastRenderedPageBreak/>
         <w:t>Usage:</w:t>
       </w:r>
     </w:p>
@@ -3689,14 +3554,7 @@
       </w:r>
       <w:r>
         <w:br/>
-      </w:r>
-      <w:proofErr w:type="gramStart"/>
-      <w:r>
-        <w:t>print(</w:t>
-      </w:r>
-      <w:proofErr w:type="gramEnd"/>
-      <w:r>
-        <w:t>10);</w:t>
+        <w:t>print(10);</w:t>
       </w:r>
     </w:p>
     <w:p>
@@ -3755,17 +3613,12 @@
         <w:t xml:space="preserve">public void </w:t>
       </w:r>
       <w:proofErr w:type="spellStart"/>
-      <w:proofErr w:type="gramStart"/>
       <w:r>
         <w:t>processResponse</w:t>
       </w:r>
       <w:proofErr w:type="spellEnd"/>
       <w:r>
-        <w:t>(</w:t>
-      </w:r>
-      <w:proofErr w:type="gramEnd"/>
-      <w:r>
-        <w:t>Object response) {</w:t>
+        <w:t>(Object response) {</w:t>
       </w:r>
       <w:r>
         <w:br/>
@@ -3796,13 +3649,8 @@
       </w:r>
       <w:r>
         <w:br/>
-        <w:t xml:space="preserve">  </w:t>
-      </w:r>
-      <w:proofErr w:type="gramStart"/>
-      <w:r>
-        <w:t xml:space="preserve">  }</w:t>
-      </w:r>
-      <w:proofErr w:type="gramEnd"/>
+        <w:t xml:space="preserve">    }</w:t>
+      </w:r>
       <w:r>
         <w:br/>
       </w:r>
@@ -3832,13 +3680,8 @@
       </w:r>
       <w:r>
         <w:br/>
-        <w:t xml:space="preserve">  </w:t>
-      </w:r>
-      <w:proofErr w:type="gramStart"/>
-      <w:r>
-        <w:t xml:space="preserve">  }</w:t>
-      </w:r>
-      <w:proofErr w:type="gramEnd"/>
+        <w:t xml:space="preserve">    }</w:t>
+      </w:r>
       <w:r>
         <w:br/>
         <w:t>}</w:t>
@@ -4074,7 +3917,6 @@
           </w:tcPr>
           <w:p>
             <w:r>
-              <w:lastRenderedPageBreak/>
               <w:t>Modern syntax</w:t>
             </w:r>
           </w:p>
@@ -4141,6 +3983,7 @@
           <w:b/>
           <w:bCs/>
         </w:rPr>
+        <w:lastRenderedPageBreak/>
         <w:t xml:space="preserve">Pattern Matching in Java is a feature that allows type checking and variable extraction in a single operation, eliminating the need for explicit casting after </w:t>
       </w:r>
       <w:proofErr w:type="spellStart"/>
@@ -4281,13 +4124,8 @@
       </w:r>
     </w:p>
     <w:p>
-      <w:proofErr w:type="gramStart"/>
-      <w:r>
-        <w:t>So</w:t>
-      </w:r>
-      <w:proofErr w:type="gramEnd"/>
-      <w:r>
-        <w:t xml:space="preserve"> the word </w:t>
+      <w:r>
+        <w:t xml:space="preserve">So the word </w:t>
       </w:r>
       <w:r>
         <w:rPr>
@@ -4429,7 +4267,6 @@
     </w:p>
     <w:p>
       <w:r>
-        <w:lastRenderedPageBreak/>
         <w:t>Example code:</w:t>
       </w:r>
     </w:p>
@@ -4481,12 +4318,10 @@
         <w:t>(</w:t>
       </w:r>
       <w:proofErr w:type="spellStart"/>
-      <w:proofErr w:type="gramStart"/>
       <w:r>
         <w:t>s.length</w:t>
       </w:r>
       <w:proofErr w:type="spellEnd"/>
-      <w:proofErr w:type="gramEnd"/>
       <w:r>
         <w:t>());</w:t>
       </w:r>
@@ -4521,6 +4356,7 @@
     </w:p>
     <w:p>
       <w:r>
+        <w:lastRenderedPageBreak/>
         <w:t xml:space="preserve">That is why it is called </w:t>
       </w:r>
       <w:r>
@@ -4616,12 +4452,10 @@
       </w:r>
     </w:p>
     <w:p>
-      <w:proofErr w:type="gramStart"/>
       <w:r>
         <w:t>if(</w:t>
       </w:r>
       <w:proofErr w:type="spellStart"/>
-      <w:proofErr w:type="gramEnd"/>
       <w:r>
         <w:t>obj</w:t>
       </w:r>
@@ -4688,13 +4522,8 @@
       </w:r>
     </w:p>
     <w:p>
-      <w:proofErr w:type="gramStart"/>
-      <w:r>
-        <w:t>So</w:t>
-      </w:r>
-      <w:proofErr w:type="gramEnd"/>
-      <w:r>
-        <w:t xml:space="preserve"> Java is </w:t>
+      <w:r>
+        <w:t xml:space="preserve">So Java is </w:t>
       </w:r>
       <w:r>
         <w:rPr>
@@ -4842,9 +4671,6 @@
       </w:r>
       <w:r>
         <w:br/>
-      </w:r>
-      <w:r>
-        <w:lastRenderedPageBreak/>
         <w:t xml:space="preserve">    default -&gt; </w:t>
       </w:r>
       <w:proofErr w:type="spellStart"/>
@@ -4875,13 +4701,8 @@
       </w:r>
       <w:proofErr w:type="spellEnd"/>
       <w:r>
-        <w:t xml:space="preserve"> match pattern "String s</w:t>
-      </w:r>
-      <w:proofErr w:type="gramStart"/>
-      <w:r>
-        <w:t>" ?</w:t>
-      </w:r>
-      <w:proofErr w:type="gramEnd"/>
+        <w:t xml:space="preserve"> match pattern "String s" ?</w:t>
+      </w:r>
       <w:r>
         <w:br/>
         <w:t xml:space="preserve">Does </w:t>
@@ -4899,20 +4720,13 @@
         <w:t>i</w:t>
       </w:r>
       <w:proofErr w:type="spellEnd"/>
-      <w:proofErr w:type="gramStart"/>
       <w:r>
         <w:t>" ?</w:t>
       </w:r>
-      <w:proofErr w:type="gramEnd"/>
-    </w:p>
-    <w:p>
-      <w:proofErr w:type="gramStart"/>
-      <w:r>
-        <w:t>So</w:t>
-      </w:r>
-      <w:proofErr w:type="gramEnd"/>
-      <w:r>
-        <w:t xml:space="preserve"> switch is doing </w:t>
+    </w:p>
+    <w:p>
+      <w:r>
+        <w:t xml:space="preserve">So switch is doing </w:t>
       </w:r>
       <w:r>
         <w:rPr>
@@ -4944,6 +4758,7 @@
           <w:b/>
           <w:bCs/>
         </w:rPr>
+        <w:lastRenderedPageBreak/>
         <w:t>4️</w:t>
       </w:r>
       <w:r>
@@ -4984,15 +4799,7 @@
     </w:p>
     <w:p>
       <w:r>
-        <w:t xml:space="preserve">record </w:t>
-      </w:r>
-      <w:proofErr w:type="gramStart"/>
-      <w:r>
-        <w:t>Point(</w:t>
-      </w:r>
-      <w:proofErr w:type="gramEnd"/>
-      <w:r>
-        <w:t>int x, int y) {}</w:t>
+        <w:t>record Point(int x, int y) {}</w:t>
       </w:r>
     </w:p>
     <w:p>
@@ -5001,13 +4808,8 @@
       </w:r>
     </w:p>
     <w:p>
-      <w:proofErr w:type="gramStart"/>
-      <w:r>
-        <w:t>Point(</w:t>
-      </w:r>
-      <w:proofErr w:type="gramEnd"/>
-      <w:r>
-        <w:t>int a, int b)</w:t>
+      <w:r>
+        <w:t>Point(int a, int b)</w:t>
       </w:r>
     </w:p>
     <w:p>
@@ -5017,15 +4819,7 @@
     </w:p>
     <w:p>
       <w:r>
-        <w:t xml:space="preserve">Point p = new </w:t>
-      </w:r>
-      <w:proofErr w:type="gramStart"/>
-      <w:r>
-        <w:t>Point(</w:t>
-      </w:r>
-      <w:proofErr w:type="gramEnd"/>
-      <w:r>
-        <w:t>10, 20);</w:t>
+        <w:t>Point p = new Point(10, 20);</w:t>
       </w:r>
       <w:r>
         <w:br/>
@@ -5040,15 +4834,7 @@
       </w:r>
       <w:proofErr w:type="spellEnd"/>
       <w:r>
-        <w:t xml:space="preserve"> </w:t>
-      </w:r>
-      <w:proofErr w:type="gramStart"/>
-      <w:r>
-        <w:t>Point(</w:t>
-      </w:r>
-      <w:proofErr w:type="gramEnd"/>
-      <w:r>
-        <w:t>int x, int y)) {</w:t>
+        <w:t xml:space="preserve"> Point(int x, int y)) {</w:t>
       </w:r>
       <w:r>
         <w:br/>
@@ -5077,7 +4863,6 @@
         <w:t>Does object match pattern Point(</w:t>
       </w:r>
       <w:proofErr w:type="spellStart"/>
-      <w:proofErr w:type="gramStart"/>
       <w:r>
         <w:t>x,y</w:t>
       </w:r>
@@ -5085,7 +4870,6 @@
       <w:r>
         <w:t>) ?</w:t>
       </w:r>
-      <w:proofErr w:type="gramEnd"/>
     </w:p>
     <w:p>
       <w:r>
@@ -5103,13 +4887,8 @@
       </w:r>
     </w:p>
     <w:p>
-      <w:proofErr w:type="gramStart"/>
-      <w:r>
-        <w:t>So</w:t>
-      </w:r>
-      <w:proofErr w:type="gramEnd"/>
-      <w:r>
-        <w:t xml:space="preserve"> the record structure is the </w:t>
+      <w:r>
+        <w:t xml:space="preserve">So the record structure is the </w:t>
       </w:r>
       <w:r>
         <w:rPr>
@@ -5191,7 +4970,6 @@
     </w:p>
     <w:p>
       <w:r>
-        <w:lastRenderedPageBreak/>
         <w:t xml:space="preserve">Bag1 → Clothes </w:t>
       </w:r>
       <w:r>
@@ -5304,6 +5082,7 @@
     </w:p>
     <w:p>
       <w:r>
+        <w:lastRenderedPageBreak/>
         <w:t>Instead of writing:</w:t>
       </w:r>
     </w:p>
@@ -5777,7 +5556,6 @@
           </w:tcPr>
           <w:p>
             <w:r>
-              <w:lastRenderedPageBreak/>
               <w:t>Java 21</w:t>
             </w:r>
           </w:p>
@@ -5884,6 +5662,7 @@
     </w:p>
     <w:p>
       <w:r>
+        <w:lastRenderedPageBreak/>
         <w:pict w14:anchorId="4CFA0D46">
           <v:rect id="_x0000_i1057" style="width:0;height:1.5pt" o:hralign="center" o:hrstd="t" o:hr="t" fillcolor="#a0a0a0" stroked="f"/>
         </w:pict>
@@ -6052,6 +5831,7 @@
     </w:p>
     <w:p>
       <w:r>
+        <w:lastRenderedPageBreak/>
         <w:t>Here:</w:t>
       </w:r>
     </w:p>
@@ -6185,7 +5965,7 @@
     <w:p>
       <w:r>
         <w:pict w14:anchorId="3716239E">
-          <v:rect id="_x0000_i1094" style="width:0;height:1.5pt" o:hralign="center" o:hrstd="t" o:hr="t" fillcolor="#a0a0a0" stroked="f"/>
+          <v:rect id="_x0000_i1058" style="width:0;height:1.5pt" o:hralign="center" o:hrstd="t" o:hr="t" fillcolor="#a0a0a0" stroked="f"/>
         </w:pict>
       </w:r>
     </w:p>
@@ -6241,7 +6021,6 @@
     </w:p>
     <w:p>
       <w:r>
-        <w:lastRenderedPageBreak/>
         <w:t>Any class can extend it.</w:t>
       </w:r>
     </w:p>
@@ -6315,6 +6094,7 @@
         <w:rPr>
           <w:rFonts w:ascii="Segoe UI Symbol" w:hAnsi="Segoe UI Symbol" w:cs="Segoe UI Symbol"/>
         </w:rPr>
+        <w:lastRenderedPageBreak/>
         <w:t>✔</w:t>
       </w:r>
       <w:r>
@@ -6338,7 +6118,7 @@
     <w:p>
       <w:r>
         <w:pict w14:anchorId="67614235">
-          <v:rect id="_x0000_i1095" style="width:0;height:1.5pt" o:hralign="center" o:hrstd="t" o:hr="t" fillcolor="#a0a0a0" stroked="f"/>
+          <v:rect id="_x0000_i1059" style="width:0;height:1.5pt" o:hralign="center" o:hrstd="t" o:hr="t" fillcolor="#a0a0a0" stroked="f"/>
         </w:pict>
       </w:r>
     </w:p>
@@ -6740,7 +6520,7 @@
     <w:p>
       <w:r>
         <w:pict w14:anchorId="1935D4FB">
-          <v:rect id="_x0000_i1096" style="width:0;height:1.5pt" o:hralign="center" o:hrstd="t" o:hr="t" fillcolor="#a0a0a0" stroked="f"/>
+          <v:rect id="_x0000_i1060" style="width:0;height:1.5pt" o:hralign="center" o:hrstd="t" o:hr="t" fillcolor="#a0a0a0" stroked="f"/>
         </w:pict>
       </w:r>
     </w:p>
@@ -6756,7 +6536,6 @@
           <w:b/>
           <w:bCs/>
         </w:rPr>
-        <w:lastRenderedPageBreak/>
         <w:t>4️</w:t>
       </w:r>
       <w:r>
@@ -7080,7 +6859,7 @@
     <w:p>
       <w:r>
         <w:pict w14:anchorId="41385FF9">
-          <v:rect id="_x0000_i1097" style="width:0;height:1.5pt" o:hralign="center" o:hrstd="t" o:hr="t" fillcolor="#a0a0a0" stroked="f"/>
+          <v:rect id="_x0000_i1061" style="width:0;height:1.5pt" o:hralign="center" o:hrstd="t" o:hr="t" fillcolor="#a0a0a0" stroked="f"/>
         </w:pict>
       </w:r>
     </w:p>
@@ -7096,6 +6875,7 @@
           <w:b/>
           <w:bCs/>
         </w:rPr>
+        <w:lastRenderedPageBreak/>
         <w:t>5️</w:t>
       </w:r>
       <w:r>
@@ -7207,7 +6987,7 @@
     <w:p>
       <w:r>
         <w:pict w14:anchorId="2AC6B58A">
-          <v:rect id="_x0000_i1098" style="width:0;height:1.5pt" o:hralign="center" o:hrstd="t" o:hr="t" fillcolor="#a0a0a0" stroked="f"/>
+          <v:rect id="_x0000_i1062" style="width:0;height:1.5pt" o:hralign="center" o:hrstd="t" o:hr="t" fillcolor="#a0a0a0" stroked="f"/>
         </w:pict>
       </w:r>
     </w:p>
@@ -7254,7 +7034,7 @@
     <w:p>
       <w:r>
         <w:pict w14:anchorId="242F400F">
-          <v:rect id="_x0000_i1099" style="width:0;height:1.5pt" o:hralign="center" o:hrstd="t" o:hr="t" fillcolor="#a0a0a0" stroked="f"/>
+          <v:rect id="_x0000_i1063" style="width:0;height:1.5pt" o:hralign="center" o:hrstd="t" o:hr="t" fillcolor="#a0a0a0" stroked="f"/>
         </w:pict>
       </w:r>
     </w:p>
@@ -7277,23 +7057,7 @@
           <w:b/>
           <w:bCs/>
         </w:rPr>
-        <w:t xml:space="preserve">sealed + non-sealed + final </w:t>
-      </w:r>
-      <w:proofErr w:type="gramStart"/>
-      <w:r>
-        <w:rPr>
-          <w:b/>
-          <w:bCs/>
-        </w:rPr>
-        <w:t>are</w:t>
-      </w:r>
-      <w:proofErr w:type="gramEnd"/>
-      <w:r>
-        <w:rPr>
-          <w:b/>
-          <w:bCs/>
-        </w:rPr>
-        <w:t xml:space="preserve"> used together</w:t>
+        <w:t>sealed + non-sealed + final are used together</w:t>
       </w:r>
       <w:r>
         <w:t xml:space="preserve">, which interviewers love for </w:t>
@@ -7336,7 +7100,7 @@
     <w:p/>
     <w:p/>
     <w:p>
-      <w:hyperlink r:id="rId5" w:history="1">
+      <w:hyperlink r:id="rId8" w:history="1">
         <w:r>
           <w:rPr>
             <w:rStyle w:val="Hyperlink"/>
@@ -7365,7 +7129,6 @@
           <w:b/>
           <w:bCs/>
         </w:rPr>
-        <w:lastRenderedPageBreak/>
         <w:t>Java 17 Features</w:t>
       </w:r>
     </w:p>
@@ -7376,7 +7139,7 @@
           <w:numId w:val="1"/>
         </w:numPr>
       </w:pPr>
-      <w:hyperlink r:id="rId6" w:history="1">
+      <w:hyperlink r:id="rId9" w:history="1">
         <w:r>
           <w:rPr>
             <w:rStyle w:val="Hyperlink"/>
@@ -7397,7 +7160,7 @@
           <w:numId w:val="1"/>
         </w:numPr>
       </w:pPr>
-      <w:hyperlink r:id="rId7" w:history="1">
+      <w:hyperlink r:id="rId10" w:history="1">
         <w:r>
           <w:rPr>
             <w:rStyle w:val="Hyperlink"/>
@@ -7418,7 +7181,7 @@
           <w:numId w:val="1"/>
         </w:numPr>
       </w:pPr>
-      <w:hyperlink r:id="rId8" w:history="1">
+      <w:hyperlink r:id="rId11" w:history="1">
         <w:r>
           <w:rPr>
             <w:rStyle w:val="Hyperlink"/>
@@ -7439,7 +7202,7 @@
           <w:numId w:val="1"/>
         </w:numPr>
       </w:pPr>
-      <w:hyperlink r:id="rId9" w:history="1">
+      <w:hyperlink r:id="rId12" w:history="1">
         <w:proofErr w:type="spellStart"/>
         <w:r>
           <w:rPr>
@@ -7462,9 +7225,10 @@
           <w:i/>
           <w:iCs/>
         </w:rPr>
+        <w:lastRenderedPageBreak/>
         <w:t> by </w:t>
       </w:r>
-      <w:hyperlink r:id="rId10" w:history="1">
+      <w:hyperlink r:id="rId13" w:history="1">
         <w:r>
           <w:rPr>
             <w:rStyle w:val="Hyperlink"/>
@@ -7513,7 +7277,7 @@
                     </pic:cNvPicPr>
                   </pic:nvPicPr>
                   <pic:blipFill>
-                    <a:blip r:embed="rId11">
+                    <a:blip r:embed="rId14">
                       <a:extLst>
                         <a:ext uri="{28A0092B-C50C-407E-A947-70E740481C1C}">
                           <a14:useLocalDpi xmlns:a14="http://schemas.microsoft.com/office/drawing/2010/main" val="0"/>
@@ -7550,7 +7314,6 @@
     </w:p>
     <w:p>
       <w:r>
-        <w:lastRenderedPageBreak/>
         <w:t>Java 17 is an LTS (Long-term support) release of the Java programming language. As it is an LTS version, it will receive prolonged support and security updates for a minimum of eight years. Java 17 comes with various new features that is inclined to improve developer productivity and program efficiency. In this article, we will explore some of the most essential developer’s friendly Java 17 features and their code examples.</w:t>
       </w:r>
     </w:p>
@@ -7558,7 +7321,7 @@
       <w:r>
         <w:t>In order to practice coding specific problems based on Java 17 Features, kindly refer </w:t>
       </w:r>
-      <w:hyperlink r:id="rId12" w:history="1">
+      <w:hyperlink r:id="rId15" w:history="1">
         <w:r>
           <w:rPr>
             <w:rStyle w:val="Hyperlink"/>
@@ -7574,7 +7337,7 @@
       <w:r>
         <w:t>For Java 17 concepts Interview Questions, kindly visit </w:t>
       </w:r>
-      <w:hyperlink r:id="rId13" w:history="1">
+      <w:hyperlink r:id="rId16" w:history="1">
         <w:r>
           <w:rPr>
             <w:rStyle w:val="Hyperlink"/>
@@ -7598,7 +7361,7 @@
           <w:numId w:val="2"/>
         </w:numPr>
       </w:pPr>
-      <w:hyperlink r:id="rId14" w:anchor="Java_17_Features" w:history="1">
+      <w:hyperlink r:id="rId17" w:anchor="Java_17_Features" w:history="1">
         <w:r>
           <w:rPr>
             <w:rStyle w:val="Hyperlink"/>
@@ -7614,26 +7377,12 @@
           <w:numId w:val="2"/>
         </w:numPr>
       </w:pPr>
-      <w:hyperlink r:id="rId15" w:anchor="Pattern_Matching_For_Switch_Statements" w:history="1">
+      <w:hyperlink r:id="rId18" w:anchor="Pattern_Matching_For_Switch_Statements" w:history="1">
         <w:r>
           <w:rPr>
             <w:rStyle w:val="Hyperlink"/>
           </w:rPr>
-          <w:t xml:space="preserve">Pattern Matching </w:t>
-        </w:r>
-        <w:proofErr w:type="gramStart"/>
-        <w:r>
-          <w:rPr>
-            <w:rStyle w:val="Hyperlink"/>
-          </w:rPr>
-          <w:t>For</w:t>
-        </w:r>
-        <w:proofErr w:type="gramEnd"/>
-        <w:r>
-          <w:rPr>
-            <w:rStyle w:val="Hyperlink"/>
-          </w:rPr>
-          <w:t xml:space="preserve"> Switch Statements</w:t>
+          <w:t>Pattern Matching For Switch Statements</w:t>
         </w:r>
       </w:hyperlink>
     </w:p>
@@ -7644,7 +7393,7 @@
           <w:numId w:val="2"/>
         </w:numPr>
       </w:pPr>
-      <w:hyperlink r:id="rId16" w:anchor="Traditional_Switch_Statement" w:history="1">
+      <w:hyperlink r:id="rId19" w:anchor="Traditional_Switch_Statement" w:history="1">
         <w:r>
           <w:rPr>
             <w:rStyle w:val="Hyperlink"/>
@@ -7660,7 +7409,7 @@
           <w:numId w:val="2"/>
         </w:numPr>
       </w:pPr>
-      <w:hyperlink r:id="rId17" w:anchor="Switch_Statements_Since_Java_12" w:history="1">
+      <w:hyperlink r:id="rId20" w:anchor="Switch_Statements_Since_Java_12" w:history="1">
         <w:r>
           <w:rPr>
             <w:rStyle w:val="Hyperlink"/>
@@ -7676,7 +7425,7 @@
           <w:numId w:val="2"/>
         </w:numPr>
       </w:pPr>
-      <w:hyperlink r:id="rId18" w:anchor="Switch_Statements_Since_Java_17" w:history="1">
+      <w:hyperlink r:id="rId21" w:anchor="Switch_Statements_Since_Java_17" w:history="1">
         <w:r>
           <w:rPr>
             <w:rStyle w:val="Hyperlink"/>
@@ -7692,7 +7441,7 @@
           <w:numId w:val="2"/>
         </w:numPr>
       </w:pPr>
-      <w:hyperlink r:id="rId19" w:anchor="Pattern_Matching_for_instanceof" w:history="1">
+      <w:hyperlink r:id="rId22" w:anchor="Pattern_Matching_for_instanceof" w:history="1">
         <w:r>
           <w:rPr>
             <w:rStyle w:val="Hyperlink"/>
@@ -7716,7 +7465,7 @@
           <w:numId w:val="2"/>
         </w:numPr>
       </w:pPr>
-      <w:hyperlink r:id="rId20" w:anchor="Sealed_Classes_Interfaces" w:history="1">
+      <w:hyperlink r:id="rId23" w:anchor="Sealed_Classes_Interfaces" w:history="1">
         <w:r>
           <w:rPr>
             <w:rStyle w:val="Hyperlink"/>
@@ -7732,7 +7481,7 @@
           <w:numId w:val="2"/>
         </w:numPr>
       </w:pPr>
-      <w:hyperlink r:id="rId21" w:anchor="Enhanced_Pseudo-Random_Number_Generators" w:history="1">
+      <w:hyperlink r:id="rId24" w:anchor="Enhanced_Pseudo-Random_Number_Generators" w:history="1">
         <w:r>
           <w:rPr>
             <w:rStyle w:val="Hyperlink"/>
@@ -7748,7 +7497,7 @@
           <w:numId w:val="2"/>
         </w:numPr>
       </w:pPr>
-      <w:hyperlink r:id="rId22" w:anchor="Restore_Always-Strict_Floating-Point_Semantics" w:history="1">
+      <w:hyperlink r:id="rId25" w:anchor="Restore_Always-Strict_Floating-Point_Semantics" w:history="1">
         <w:r>
           <w:rPr>
             <w:rStyle w:val="Hyperlink"/>
@@ -7764,7 +7513,7 @@
           <w:numId w:val="2"/>
         </w:numPr>
       </w:pPr>
-      <w:hyperlink r:id="rId23" w:anchor="Strongly_Encapsulate_JDK_Internals" w:history="1">
+      <w:hyperlink r:id="rId26" w:anchor="Strongly_Encapsulate_JDK_Internals" w:history="1">
         <w:r>
           <w:rPr>
             <w:rStyle w:val="Hyperlink"/>
@@ -7780,7 +7529,7 @@
           <w:numId w:val="2"/>
         </w:numPr>
       </w:pPr>
-      <w:hyperlink r:id="rId24" w:anchor="New_macOS_Rendering_Pipeline" w:history="1">
+      <w:hyperlink r:id="rId27" w:anchor="New_macOS_Rendering_Pipeline" w:history="1">
         <w:r>
           <w:rPr>
             <w:rStyle w:val="Hyperlink"/>
@@ -7796,7 +7545,7 @@
           <w:numId w:val="2"/>
         </w:numPr>
       </w:pPr>
-      <w:hyperlink r:id="rId25" w:anchor="Deprecate_the_Applet_API_for_Removal" w:history="1">
+      <w:hyperlink r:id="rId28" w:anchor="Deprecate_the_Applet_API_for_Removal" w:history="1">
         <w:r>
           <w:rPr>
             <w:rStyle w:val="Hyperlink"/>
@@ -7812,7 +7561,7 @@
           <w:numId w:val="2"/>
         </w:numPr>
       </w:pPr>
-      <w:hyperlink r:id="rId26" w:anchor="FAQs" w:history="1">
+      <w:hyperlink r:id="rId29" w:anchor="FAQs" w:history="1">
         <w:r>
           <w:rPr>
             <w:rStyle w:val="Hyperlink"/>
@@ -7828,7 +7577,7 @@
           <w:numId w:val="2"/>
         </w:numPr>
       </w:pPr>
-      <w:hyperlink r:id="rId27" w:anchor="Conclusion" w:history="1">
+      <w:hyperlink r:id="rId30" w:anchor="Conclusion" w:history="1">
         <w:r>
           <w:rPr>
             <w:rStyle w:val="Hyperlink"/>
@@ -7844,7 +7593,7 @@
           <w:numId w:val="2"/>
         </w:numPr>
       </w:pPr>
-      <w:hyperlink r:id="rId28" w:anchor="References" w:history="1">
+      <w:hyperlink r:id="rId31" w:anchor="References" w:history="1">
         <w:r>
           <w:rPr>
             <w:rStyle w:val="Hyperlink"/>
@@ -7860,7 +7609,7 @@
           <w:numId w:val="2"/>
         </w:numPr>
       </w:pPr>
-      <w:hyperlink r:id="rId29" w:anchor="Related" w:history="1">
+      <w:hyperlink r:id="rId32" w:anchor="Related" w:history="1">
         <w:r>
           <w:rPr>
             <w:rStyle w:val="Hyperlink"/>
@@ -7891,53 +7640,37 @@
     </w:p>
     <w:p>
       <w:r>
+        <w:t>In Java 17, apart from new features, some of the features got finalized which was introduced as a preview feature in the lower versions. They will also be part of Java 17. Let’s discuss about all of them one by one in the following sections.</w:t>
+      </w:r>
+    </w:p>
+    <w:p>
+      <w:pPr>
+        <w:rPr>
+          <w:b/>
+          <w:bCs/>
+        </w:rPr>
+      </w:pPr>
+      <w:r>
+        <w:rPr>
+          <w:b/>
+          <w:bCs/>
+        </w:rPr>
+        <w:t>Pattern Matching For Switch Statements</w:t>
+      </w:r>
+    </w:p>
+    <w:p>
+      <w:r>
+        <w:t>Java 17 introduced a new feature called “Pattern Matching for switch Statements” that allows developers to simplify the code for switch statements that involve pattern matching. This feature provides a short and more readable syntax to handle multiple conditions in switch statements.</w:t>
+      </w:r>
+    </w:p>
+    <w:p>
+      <w:r>
+        <w:t>Before the introduction of this feature, switch statements could only compare the value of a single variable against a series of constants or expressions. Moreover, the previous version of switch statement was limited to byte, short, char, int, Byte, Character, Short, Integer, String, and Enum types. The new feature allows developers to use patterns to match against the value of an object of any type.</w:t>
+      </w:r>
+    </w:p>
+    <w:p>
+      <w:r>
         <w:lastRenderedPageBreak/>
-        <w:t>In Java 17, apart from new features, some of the features got finalized which was introduced as a preview feature in the lower versions. They will also be part of Java 17. Let’s discuss about all of them one by one in the following sections.</w:t>
-      </w:r>
-    </w:p>
-    <w:p>
-      <w:pPr>
-        <w:rPr>
-          <w:b/>
-          <w:bCs/>
-        </w:rPr>
-      </w:pPr>
-      <w:r>
-        <w:rPr>
-          <w:b/>
-          <w:bCs/>
-        </w:rPr>
-        <w:t xml:space="preserve">Pattern Matching </w:t>
-      </w:r>
-      <w:proofErr w:type="gramStart"/>
-      <w:r>
-        <w:rPr>
-          <w:b/>
-          <w:bCs/>
-        </w:rPr>
-        <w:t>For</w:t>
-      </w:r>
-      <w:proofErr w:type="gramEnd"/>
-      <w:r>
-        <w:rPr>
-          <w:b/>
-          <w:bCs/>
-        </w:rPr>
-        <w:t xml:space="preserve"> Switch Statements</w:t>
-      </w:r>
-    </w:p>
-    <w:p>
-      <w:r>
-        <w:t>Java 17 introduced a new feature called “Pattern Matching for switch Statements” that allows developers to simplify the code for switch statements that involve pattern matching. This feature provides a short and more readable syntax to handle multiple conditions in switch statements.</w:t>
-      </w:r>
-    </w:p>
-    <w:p>
-      <w:r>
-        <w:t>Before the introduction of this feature, switch statements could only compare the value of a single variable against a series of constants or expressions. Moreover, the previous version of switch statement was limited to byte, short, char, int, Byte, Character, Short, Integer, String, and Enum types. The new feature allows developers to use patterns to match against the value of an object of any type.</w:t>
-      </w:r>
-    </w:p>
-    <w:p>
-      <w:r>
         <w:t>Before getting into enhanced switch statements in Java 17 features, let’s get into some background of it.</w:t>
       </w:r>
     </w:p>
@@ -7950,15 +7683,7 @@
         <w:t>Note:</w:t>
       </w:r>
       <w:r>
-        <w:t xml:space="preserve"> case statements can now be written as `case …expression -&gt;’ instead </w:t>
-      </w:r>
-      <w:proofErr w:type="gramStart"/>
-      <w:r>
-        <w:t>of  ‘</w:t>
-      </w:r>
-      <w:proofErr w:type="gramEnd"/>
-      <w:r>
-        <w:t>case expression:’ since Java 12.</w:t>
+        <w:t> case statements can now be written as `case …expression -&gt;’ instead of  ‘case expression:’ since Java 12.</w:t>
       </w:r>
     </w:p>
     <w:p>
@@ -7986,7 +7711,6 @@
         <w:t xml:space="preserve">public static String </w:t>
       </w:r>
       <w:proofErr w:type="spellStart"/>
-      <w:proofErr w:type="gramStart"/>
       <w:r>
         <w:rPr>
           <w:b/>
@@ -8000,15 +7724,7 @@
           <w:b/>
           <w:bCs/>
         </w:rPr>
-        <w:t>(</w:t>
-      </w:r>
-      <w:proofErr w:type="gramEnd"/>
-      <w:r>
-        <w:rPr>
-          <w:b/>
-          <w:bCs/>
-        </w:rPr>
-        <w:t xml:space="preserve">int </w:t>
+        <w:t xml:space="preserve">(int </w:t>
       </w:r>
       <w:proofErr w:type="spellStart"/>
       <w:r>
@@ -8220,37 +7936,172 @@
           <w:b/>
           <w:bCs/>
         </w:rPr>
+        <w:t xml:space="preserve">        case 4:</w:t>
+      </w:r>
+    </w:p>
+    <w:p>
+      <w:pPr>
+        <w:rPr>
+          <w:b/>
+          <w:bCs/>
+        </w:rPr>
+      </w:pPr>
+      <w:r>
+        <w:rPr>
+          <w:b/>
+          <w:bCs/>
+        </w:rPr>
+        <w:t xml:space="preserve">            day = "Thursday";</w:t>
+      </w:r>
+    </w:p>
+    <w:p>
+      <w:pPr>
+        <w:rPr>
+          <w:b/>
+          <w:bCs/>
+        </w:rPr>
+      </w:pPr>
+      <w:r>
+        <w:rPr>
+          <w:b/>
+          <w:bCs/>
+        </w:rPr>
+        <w:t xml:space="preserve">            break;</w:t>
+      </w:r>
+    </w:p>
+    <w:p>
+      <w:pPr>
+        <w:rPr>
+          <w:b/>
+          <w:bCs/>
+        </w:rPr>
+      </w:pPr>
+      <w:r>
+        <w:rPr>
+          <w:b/>
+          <w:bCs/>
+        </w:rPr>
+        <w:t xml:space="preserve">        case 5:</w:t>
+      </w:r>
+    </w:p>
+    <w:p>
+      <w:pPr>
+        <w:rPr>
+          <w:b/>
+          <w:bCs/>
+        </w:rPr>
+      </w:pPr>
+      <w:r>
+        <w:rPr>
+          <w:b/>
+          <w:bCs/>
+        </w:rPr>
+        <w:t xml:space="preserve">            day = "Friday";</w:t>
+      </w:r>
+    </w:p>
+    <w:p>
+      <w:pPr>
+        <w:rPr>
+          <w:b/>
+          <w:bCs/>
+        </w:rPr>
+      </w:pPr>
+      <w:r>
+        <w:rPr>
+          <w:b/>
+          <w:bCs/>
+        </w:rPr>
+        <w:t xml:space="preserve">            break;</w:t>
+      </w:r>
+    </w:p>
+    <w:p>
+      <w:pPr>
+        <w:rPr>
+          <w:b/>
+          <w:bCs/>
+        </w:rPr>
+      </w:pPr>
+      <w:r>
+        <w:rPr>
+          <w:b/>
+          <w:bCs/>
+        </w:rPr>
+        <w:t xml:space="preserve">        case 6:</w:t>
+      </w:r>
+    </w:p>
+    <w:p>
+      <w:pPr>
+        <w:rPr>
+          <w:b/>
+          <w:bCs/>
+        </w:rPr>
+      </w:pPr>
+      <w:r>
+        <w:rPr>
+          <w:b/>
+          <w:bCs/>
+        </w:rPr>
+        <w:t xml:space="preserve">            day = "Saturday";</w:t>
+      </w:r>
+    </w:p>
+    <w:p>
+      <w:pPr>
+        <w:rPr>
+          <w:b/>
+          <w:bCs/>
+        </w:rPr>
+      </w:pPr>
+      <w:r>
+        <w:rPr>
+          <w:b/>
+          <w:bCs/>
+        </w:rPr>
+        <w:t xml:space="preserve">            break;</w:t>
+      </w:r>
+    </w:p>
+    <w:p>
+      <w:pPr>
+        <w:rPr>
+          <w:b/>
+          <w:bCs/>
+        </w:rPr>
+      </w:pPr>
+      <w:r>
+        <w:rPr>
+          <w:b/>
+          <w:bCs/>
+        </w:rPr>
+        <w:t xml:space="preserve">        case 7:</w:t>
+      </w:r>
+    </w:p>
+    <w:p>
+      <w:pPr>
+        <w:rPr>
+          <w:b/>
+          <w:bCs/>
+        </w:rPr>
+      </w:pPr>
+      <w:r>
+        <w:rPr>
+          <w:b/>
+          <w:bCs/>
+        </w:rPr>
+        <w:t xml:space="preserve">            day = "Sunday";</w:t>
+      </w:r>
+    </w:p>
+    <w:p>
+      <w:pPr>
+        <w:rPr>
+          <w:b/>
+          <w:bCs/>
+        </w:rPr>
+      </w:pPr>
+      <w:r>
+        <w:rPr>
+          <w:b/>
+          <w:bCs/>
+        </w:rPr>
         <w:lastRenderedPageBreak/>
-        <w:t xml:space="preserve">        case 4:</w:t>
-      </w:r>
-    </w:p>
-    <w:p>
-      <w:pPr>
-        <w:rPr>
-          <w:b/>
-          <w:bCs/>
-        </w:rPr>
-      </w:pPr>
-      <w:r>
-        <w:rPr>
-          <w:b/>
-          <w:bCs/>
-        </w:rPr>
-        <w:t xml:space="preserve">            day = "Thursday";</w:t>
-      </w:r>
-    </w:p>
-    <w:p>
-      <w:pPr>
-        <w:rPr>
-          <w:b/>
-          <w:bCs/>
-        </w:rPr>
-      </w:pPr>
-      <w:r>
-        <w:rPr>
-          <w:b/>
-          <w:bCs/>
-        </w:rPr>
         <w:t xml:space="preserve">            break;</w:t>
       </w:r>
     </w:p>
@@ -8266,141 +8117,6 @@
           <w:b/>
           <w:bCs/>
         </w:rPr>
-        <w:t xml:space="preserve">        case 5:</w:t>
-      </w:r>
-    </w:p>
-    <w:p>
-      <w:pPr>
-        <w:rPr>
-          <w:b/>
-          <w:bCs/>
-        </w:rPr>
-      </w:pPr>
-      <w:r>
-        <w:rPr>
-          <w:b/>
-          <w:bCs/>
-        </w:rPr>
-        <w:t xml:space="preserve">            day = "Friday";</w:t>
-      </w:r>
-    </w:p>
-    <w:p>
-      <w:pPr>
-        <w:rPr>
-          <w:b/>
-          <w:bCs/>
-        </w:rPr>
-      </w:pPr>
-      <w:r>
-        <w:rPr>
-          <w:b/>
-          <w:bCs/>
-        </w:rPr>
-        <w:t xml:space="preserve">            break;</w:t>
-      </w:r>
-    </w:p>
-    <w:p>
-      <w:pPr>
-        <w:rPr>
-          <w:b/>
-          <w:bCs/>
-        </w:rPr>
-      </w:pPr>
-      <w:r>
-        <w:rPr>
-          <w:b/>
-          <w:bCs/>
-        </w:rPr>
-        <w:t xml:space="preserve">        case 6:</w:t>
-      </w:r>
-    </w:p>
-    <w:p>
-      <w:pPr>
-        <w:rPr>
-          <w:b/>
-          <w:bCs/>
-        </w:rPr>
-      </w:pPr>
-      <w:r>
-        <w:rPr>
-          <w:b/>
-          <w:bCs/>
-        </w:rPr>
-        <w:t xml:space="preserve">            day = "Saturday";</w:t>
-      </w:r>
-    </w:p>
-    <w:p>
-      <w:pPr>
-        <w:rPr>
-          <w:b/>
-          <w:bCs/>
-        </w:rPr>
-      </w:pPr>
-      <w:r>
-        <w:rPr>
-          <w:b/>
-          <w:bCs/>
-        </w:rPr>
-        <w:t xml:space="preserve">            break;</w:t>
-      </w:r>
-    </w:p>
-    <w:p>
-      <w:pPr>
-        <w:rPr>
-          <w:b/>
-          <w:bCs/>
-        </w:rPr>
-      </w:pPr>
-      <w:r>
-        <w:rPr>
-          <w:b/>
-          <w:bCs/>
-        </w:rPr>
-        <w:t xml:space="preserve">        case 7:</w:t>
-      </w:r>
-    </w:p>
-    <w:p>
-      <w:pPr>
-        <w:rPr>
-          <w:b/>
-          <w:bCs/>
-        </w:rPr>
-      </w:pPr>
-      <w:r>
-        <w:rPr>
-          <w:b/>
-          <w:bCs/>
-        </w:rPr>
-        <w:t xml:space="preserve">            day = "Sunday";</w:t>
-      </w:r>
-    </w:p>
-    <w:p>
-      <w:pPr>
-        <w:rPr>
-          <w:b/>
-          <w:bCs/>
-        </w:rPr>
-      </w:pPr>
-      <w:r>
-        <w:rPr>
-          <w:b/>
-          <w:bCs/>
-        </w:rPr>
-        <w:t xml:space="preserve">            break;</w:t>
-      </w:r>
-    </w:p>
-    <w:p>
-      <w:pPr>
-        <w:rPr>
-          <w:b/>
-          <w:bCs/>
-        </w:rPr>
-      </w:pPr>
-      <w:r>
-        <w:rPr>
-          <w:b/>
-          <w:bCs/>
-        </w:rPr>
         <w:t xml:space="preserve">        default:</w:t>
       </w:r>
     </w:p>
@@ -8489,7 +8205,6 @@
         <w:t xml:space="preserve">public static String </w:t>
       </w:r>
       <w:proofErr w:type="spellStart"/>
-      <w:proofErr w:type="gramStart"/>
       <w:r>
         <w:rPr>
           <w:b/>
@@ -8503,15 +8218,7 @@
           <w:b/>
           <w:bCs/>
         </w:rPr>
-        <w:t>(</w:t>
-      </w:r>
-      <w:proofErr w:type="gramEnd"/>
-      <w:r>
-        <w:rPr>
-          <w:b/>
-          <w:bCs/>
-        </w:rPr>
-        <w:t xml:space="preserve">int </w:t>
+        <w:t xml:space="preserve">(int </w:t>
       </w:r>
       <w:proofErr w:type="spellStart"/>
       <w:r>
@@ -8678,62 +8385,62 @@
           <w:b/>
           <w:bCs/>
         </w:rPr>
+        <w:t xml:space="preserve">        default -&gt; "Invalid day";</w:t>
+      </w:r>
+    </w:p>
+    <w:p>
+      <w:pPr>
+        <w:rPr>
+          <w:b/>
+          <w:bCs/>
+        </w:rPr>
+      </w:pPr>
+      <w:r>
+        <w:rPr>
+          <w:b/>
+          <w:bCs/>
+        </w:rPr>
+        <w:t xml:space="preserve">    };</w:t>
+      </w:r>
+    </w:p>
+    <w:p>
+      <w:pPr>
+        <w:rPr>
+          <w:b/>
+          <w:bCs/>
+        </w:rPr>
+      </w:pPr>
+      <w:r>
+        <w:rPr>
+          <w:b/>
+          <w:bCs/>
+        </w:rPr>
+        <w:t>}</w:t>
+      </w:r>
+    </w:p>
+    <w:p>
+      <w:r>
+        <w:t>As shown in the example, since Java 12, the case statements now use the new arrow operator (-&gt;) to specify the pattern and the result expression. It also eliminates the break statement at each case.</w:t>
+      </w:r>
+    </w:p>
+    <w:p>
+      <w:r>
+        <w:t>Switch Statements Since Java 17</w:t>
+      </w:r>
+    </w:p>
+    <w:p>
+      <w:r>
+        <w:t>In addition to using constant patterns, the new feature of java 17 also allows developers to use variable patterns and type patterns. A variable pattern allows you to match against a specific value and assign it to a variable. A type pattern allows you to match against the type of a value.</w:t>
+      </w:r>
+    </w:p>
+    <w:p>
+      <w:r>
+        <w:t>Here is an example that demonstrates the use of variable and type patterns:</w:t>
+      </w:r>
+    </w:p>
+    <w:p>
+      <w:r>
         <w:lastRenderedPageBreak/>
-        <w:t xml:space="preserve">        default -&gt; "Invalid day";</w:t>
-      </w:r>
-    </w:p>
-    <w:p>
-      <w:pPr>
-        <w:rPr>
-          <w:b/>
-          <w:bCs/>
-        </w:rPr>
-      </w:pPr>
-      <w:r>
-        <w:rPr>
-          <w:b/>
-          <w:bCs/>
-        </w:rPr>
-        <w:t xml:space="preserve">    };</w:t>
-      </w:r>
-    </w:p>
-    <w:p>
-      <w:pPr>
-        <w:rPr>
-          <w:b/>
-          <w:bCs/>
-        </w:rPr>
-      </w:pPr>
-      <w:r>
-        <w:rPr>
-          <w:b/>
-          <w:bCs/>
-        </w:rPr>
-        <w:t>}</w:t>
-      </w:r>
-    </w:p>
-    <w:p>
-      <w:r>
-        <w:t>As shown in the example, since Java 12, the case statements now use the new arrow operator (-&gt;) to specify the pattern and the result expression. It also eliminates the break statement at each case.</w:t>
-      </w:r>
-    </w:p>
-    <w:p>
-      <w:r>
-        <w:t>Switch Statements Since Java 17</w:t>
-      </w:r>
-    </w:p>
-    <w:p>
-      <w:r>
-        <w:t>In addition to using constant patterns, the new feature of java 17 also allows developers to use variable patterns and type patterns. A variable pattern allows you to match against a specific value and assign it to a variable. A type pattern allows you to match against the type of a value.</w:t>
-      </w:r>
-    </w:p>
-    <w:p>
-      <w:r>
-        <w:t>Here is an example that demonstrates the use of variable and type patterns:</w:t>
-      </w:r>
-    </w:p>
-    <w:p>
-      <w:r>
         <w:t xml:space="preserve">//Record class for </w:t>
       </w:r>
       <w:proofErr w:type="spellStart"/>
@@ -8751,7 +8458,6 @@
         <w:t xml:space="preserve">record </w:t>
       </w:r>
       <w:proofErr w:type="spellStart"/>
-      <w:proofErr w:type="gramStart"/>
       <w:r>
         <w:rPr>
           <w:b/>
@@ -8765,15 +8471,7 @@
           <w:b/>
           <w:bCs/>
         </w:rPr>
-        <w:t>(</w:t>
-      </w:r>
-      <w:proofErr w:type="gramEnd"/>
-      <w:r>
-        <w:rPr>
-          <w:b/>
-          <w:bCs/>
-        </w:rPr>
-        <w:t xml:space="preserve">String </w:t>
+        <w:t xml:space="preserve">(String </w:t>
       </w:r>
       <w:proofErr w:type="spellStart"/>
       <w:r>
@@ -8812,7 +8510,6 @@
         <w:t xml:space="preserve">record </w:t>
       </w:r>
       <w:proofErr w:type="spellStart"/>
-      <w:proofErr w:type="gramStart"/>
       <w:r>
         <w:rPr>
           <w:b/>
@@ -8826,15 +8523,7 @@
           <w:b/>
           <w:bCs/>
         </w:rPr>
-        <w:t>(</w:t>
-      </w:r>
-      <w:proofErr w:type="gramEnd"/>
-      <w:r>
-        <w:rPr>
-          <w:b/>
-          <w:bCs/>
-        </w:rPr>
-        <w:t>String email) {}</w:t>
+        <w:t>(String email) {}</w:t>
       </w:r>
     </w:p>
     <w:p/>
@@ -8873,7 +8562,6 @@
         <w:t xml:space="preserve">    private static void </w:t>
       </w:r>
       <w:proofErr w:type="spellStart"/>
-      <w:proofErr w:type="gramStart"/>
       <w:r>
         <w:rPr>
           <w:b/>
@@ -8887,15 +8575,7 @@
           <w:b/>
           <w:bCs/>
         </w:rPr>
-        <w:t>(</w:t>
-      </w:r>
-      <w:proofErr w:type="gramEnd"/>
-      <w:r>
-        <w:rPr>
-          <w:b/>
-          <w:bCs/>
-        </w:rPr>
-        <w:t>Object payment) {</w:t>
+        <w:t>(Object payment) {</w:t>
       </w:r>
     </w:p>
     <w:p>
@@ -8947,7 +8627,6 @@
         <w:t xml:space="preserve">                 "Processing Credit Card payment with card number: " + </w:t>
       </w:r>
       <w:proofErr w:type="spellStart"/>
-      <w:proofErr w:type="gramStart"/>
       <w:r>
         <w:rPr>
           <w:b/>
@@ -8956,7 +8635,6 @@
         <w:t>cc.cardNumber</w:t>
       </w:r>
       <w:proofErr w:type="spellEnd"/>
-      <w:proofErr w:type="gramEnd"/>
       <w:r>
         <w:rPr>
           <w:b/>
@@ -8990,7 +8668,6 @@
         <w:t xml:space="preserve"> pp -&gt; "Processing PayPal payment with email: " + </w:t>
       </w:r>
       <w:proofErr w:type="spellStart"/>
-      <w:proofErr w:type="gramStart"/>
       <w:r>
         <w:rPr>
           <w:b/>
@@ -8999,7 +8676,6 @@
         <w:t>pp.email</w:t>
       </w:r>
       <w:proofErr w:type="spellEnd"/>
-      <w:proofErr w:type="gramEnd"/>
       <w:r>
         <w:rPr>
           <w:b/>
@@ -9050,7 +8726,6 @@
           <w:b/>
           <w:bCs/>
         </w:rPr>
-        <w:lastRenderedPageBreak/>
         <w:t xml:space="preserve">        </w:t>
       </w:r>
       <w:proofErr w:type="spellStart"/>
@@ -9102,23 +8777,7 @@
           <w:b/>
           <w:bCs/>
         </w:rPr>
-        <w:t xml:space="preserve">    public static void </w:t>
-      </w:r>
-      <w:proofErr w:type="gramStart"/>
-      <w:r>
-        <w:rPr>
-          <w:b/>
-          <w:bCs/>
-        </w:rPr>
-        <w:t>main(String[</w:t>
-      </w:r>
-      <w:proofErr w:type="gramEnd"/>
-      <w:r>
-        <w:rPr>
-          <w:b/>
-          <w:bCs/>
-        </w:rPr>
-        <w:t xml:space="preserve">] </w:t>
+        <w:t xml:space="preserve">    public static void main(String[] </w:t>
       </w:r>
       <w:proofErr w:type="spellStart"/>
       <w:r>
@@ -9146,7 +8805,6 @@
         <w:t xml:space="preserve">        </w:t>
       </w:r>
       <w:proofErr w:type="spellStart"/>
-      <w:proofErr w:type="gramStart"/>
       <w:r>
         <w:rPr>
           <w:b/>
@@ -9160,18 +8818,9 @@
           <w:b/>
           <w:bCs/>
         </w:rPr>
-        <w:t>(</w:t>
-      </w:r>
-      <w:proofErr w:type="gramEnd"/>
-      <w:r>
-        <w:rPr>
-          <w:b/>
-          <w:bCs/>
-        </w:rPr>
-        <w:t xml:space="preserve">new </w:t>
-      </w:r>
-      <w:proofErr w:type="spellStart"/>
-      <w:proofErr w:type="gramStart"/>
+        <w:t xml:space="preserve">(new </w:t>
+      </w:r>
+      <w:proofErr w:type="spellStart"/>
       <w:r>
         <w:rPr>
           <w:b/>
@@ -9185,15 +8834,7 @@
           <w:b/>
           <w:bCs/>
         </w:rPr>
-        <w:t>(</w:t>
-      </w:r>
-      <w:proofErr w:type="gramEnd"/>
-      <w:r>
-        <w:rPr>
-          <w:b/>
-          <w:bCs/>
-        </w:rPr>
-        <w:t>"1234-5678-9876-5432"));</w:t>
+        <w:t>("1234-5678-9876-5432"));</w:t>
       </w:r>
     </w:p>
     <w:p>
@@ -9205,7 +8846,6 @@
         <w:t xml:space="preserve">        </w:t>
       </w:r>
       <w:proofErr w:type="spellStart"/>
-      <w:proofErr w:type="gramStart"/>
       <w:r>
         <w:rPr>
           <w:b/>
@@ -9219,15 +8859,7 @@
           <w:b/>
           <w:bCs/>
         </w:rPr>
-        <w:t>(</w:t>
-      </w:r>
-      <w:proofErr w:type="gramEnd"/>
-      <w:r>
-        <w:rPr>
-          <w:b/>
-          <w:bCs/>
-        </w:rPr>
-        <w:t xml:space="preserve">new </w:t>
+        <w:t xml:space="preserve">(new </w:t>
       </w:r>
       <w:proofErr w:type="spellStart"/>
       <w:r>
@@ -9255,7 +8887,6 @@
         <w:t xml:space="preserve">        </w:t>
       </w:r>
       <w:proofErr w:type="spellStart"/>
-      <w:proofErr w:type="gramStart"/>
       <w:r>
         <w:rPr>
           <w:b/>
@@ -9269,15 +8900,7 @@
           <w:b/>
           <w:bCs/>
         </w:rPr>
-        <w:t>(</w:t>
-      </w:r>
-      <w:proofErr w:type="gramEnd"/>
-      <w:r>
-        <w:rPr>
-          <w:b/>
-          <w:bCs/>
-        </w:rPr>
-        <w:t xml:space="preserve">500); </w:t>
+        <w:t xml:space="preserve">(500); </w:t>
       </w:r>
     </w:p>
     <w:p>
@@ -9325,6 +8948,7 @@
     </w:p>
     <w:p>
       <w:r>
+        <w:lastRenderedPageBreak/>
         <w:t xml:space="preserve">This example demonstrates a simplified payment processing system that handles payments via credit card, PayPal, or cash. Here, case </w:t>
       </w:r>
       <w:proofErr w:type="spellStart"/>
@@ -9534,7 +9158,6 @@
         <w:t xml:space="preserve">public String </w:t>
       </w:r>
       <w:proofErr w:type="spellStart"/>
-      <w:proofErr w:type="gramStart"/>
       <w:r>
         <w:rPr>
           <w:b/>
@@ -9548,15 +9171,7 @@
           <w:b/>
           <w:bCs/>
         </w:rPr>
-        <w:t>(</w:t>
-      </w:r>
-      <w:proofErr w:type="gramEnd"/>
-      <w:r>
-        <w:rPr>
-          <w:b/>
-          <w:bCs/>
-        </w:rPr>
-        <w:t xml:space="preserve">Object </w:t>
+        <w:t xml:space="preserve">(Object </w:t>
       </w:r>
       <w:proofErr w:type="spellStart"/>
       <w:r>
@@ -9633,7 +9248,6 @@
           <w:b/>
           <w:bCs/>
         </w:rPr>
-        <w:lastRenderedPageBreak/>
         <w:t xml:space="preserve">        case String str -&gt; "It's a String";  </w:t>
       </w:r>
     </w:p>
@@ -9694,23 +9308,7 @@
           <w:b/>
           <w:bCs/>
         </w:rPr>
-        <w:t xml:space="preserve">        case </w:t>
-      </w:r>
-      <w:proofErr w:type="gramStart"/>
-      <w:r>
-        <w:rPr>
-          <w:b/>
-          <w:bCs/>
-        </w:rPr>
-        <w:t>int[</w:t>
-      </w:r>
-      <w:proofErr w:type="gramEnd"/>
-      <w:r>
-        <w:rPr>
-          <w:b/>
-          <w:bCs/>
-        </w:rPr>
-        <w:t xml:space="preserve">] ai -&gt; "Array Type"; </w:t>
+        <w:t xml:space="preserve">        case int[] ai -&gt; "Array Type"; </w:t>
       </w:r>
     </w:p>
     <w:p>
@@ -9728,7 +9326,6 @@
         <w:t xml:space="preserve">        case Employee e when </w:t>
       </w:r>
       <w:proofErr w:type="spellStart"/>
-      <w:proofErr w:type="gramStart"/>
       <w:r>
         <w:rPr>
           <w:b/>
@@ -9737,29 +9334,12 @@
         <w:t>e.getName</w:t>
       </w:r>
       <w:proofErr w:type="spellEnd"/>
-      <w:proofErr w:type="gramEnd"/>
-      <w:r>
-        <w:rPr>
-          <w:b/>
-          <w:bCs/>
-        </w:rPr>
-        <w:t>(</w:t>
-      </w:r>
-      <w:proofErr w:type="gramStart"/>
-      <w:r>
-        <w:rPr>
-          <w:b/>
-          <w:bCs/>
-        </w:rPr>
-        <w:t>).equals</w:t>
-      </w:r>
-      <w:proofErr w:type="gramEnd"/>
-      <w:r>
-        <w:rPr>
-          <w:b/>
-          <w:bCs/>
-        </w:rPr>
-        <w:t xml:space="preserve">("John") -&gt; "Conditional Statement";  </w:t>
+      <w:r>
+        <w:rPr>
+          <w:b/>
+          <w:bCs/>
+        </w:rPr>
+        <w:t xml:space="preserve">().equals("John") -&gt; "Conditional Statement";  </w:t>
       </w:r>
     </w:p>
     <w:p>
@@ -9819,6 +9399,7 @@
           <w:b/>
           <w:bCs/>
         </w:rPr>
+        <w:lastRenderedPageBreak/>
         <w:t xml:space="preserve">public </w:t>
       </w:r>
       <w:proofErr w:type="spellStart"/>
@@ -9922,23 +9503,7 @@
           <w:b/>
           <w:bCs/>
         </w:rPr>
-        <w:t xml:space="preserve">public record </w:t>
-      </w:r>
-      <w:proofErr w:type="gramStart"/>
-      <w:r>
-        <w:rPr>
-          <w:b/>
-          <w:bCs/>
-        </w:rPr>
-        <w:t>Point(</w:t>
-      </w:r>
-      <w:proofErr w:type="gramEnd"/>
-      <w:r>
-        <w:rPr>
-          <w:b/>
-          <w:bCs/>
-        </w:rPr>
-        <w:t xml:space="preserve">int </w:t>
+        <w:t xml:space="preserve">public record Point(int </w:t>
       </w:r>
       <w:proofErr w:type="spellStart"/>
       <w:r>
@@ -9954,23 +9519,7 @@
           <w:b/>
           <w:bCs/>
         </w:rPr>
-        <w:t xml:space="preserve">, int j) </w:t>
-      </w:r>
-      <w:proofErr w:type="gramStart"/>
-      <w:r>
-        <w:rPr>
-          <w:b/>
-          <w:bCs/>
-        </w:rPr>
-        <w:t>{ .....</w:t>
-      </w:r>
-      <w:proofErr w:type="gramEnd"/>
-      <w:r>
-        <w:rPr>
-          <w:b/>
-          <w:bCs/>
-        </w:rPr>
-        <w:t xml:space="preserve"> }</w:t>
+        <w:t>, int j) { ..... }</w:t>
       </w:r>
       <w:r>
         <w:t xml:space="preserve"> </w:t>
@@ -9983,22 +9532,10 @@
           <w:b/>
           <w:bCs/>
         </w:rPr>
-        <w:t xml:space="preserve">public class </w:t>
-      </w:r>
-      <w:proofErr w:type="gramStart"/>
-      <w:r>
-        <w:rPr>
-          <w:b/>
-          <w:bCs/>
-        </w:rPr>
-        <w:t>Employee{</w:t>
-      </w:r>
-      <w:r>
-        <w:t xml:space="preserve"> .....</w:t>
-      </w:r>
-      <w:proofErr w:type="gramEnd"/>
-      <w:r>
-        <w:t xml:space="preserve"> </w:t>
+        <w:t>public class Employee{</w:t>
+      </w:r>
+      <w:r>
+        <w:t xml:space="preserve"> ..... </w:t>
       </w:r>
       <w:r>
         <w:rPr>
@@ -10012,7 +9549,7 @@
       <w:r>
         <w:t>In the example above, record is a new type introduced in Java 14. To know more about records type, kindly go through </w:t>
       </w:r>
-      <w:hyperlink r:id="rId30" w:anchor="Record_Types" w:history="1">
+      <w:hyperlink r:id="rId33" w:anchor="Record_Types" w:history="1">
         <w:r>
           <w:rPr>
             <w:rStyle w:val="Hyperlink"/>
@@ -10028,7 +9565,7 @@
       <w:r>
         <w:t>The ‘when’ clause is added in Java 21 which allows us to include conditional statement in a case label. This is called a guarded pattern label. For a separate comprehensive guide on Guarded Patterns with examples, kindly visit </w:t>
       </w:r>
-      <w:hyperlink r:id="rId31" w:history="1">
+      <w:hyperlink r:id="rId34" w:history="1">
         <w:r>
           <w:rPr>
             <w:rStyle w:val="Hyperlink"/>
@@ -10084,7 +9621,6 @@
     </w:p>
     <w:p>
       <w:r>
-        <w:lastRenderedPageBreak/>
         <w:t xml:space="preserve">Here is an example of how pattern matching can simplify code that uses the </w:t>
       </w:r>
       <w:proofErr w:type="spellStart"/>
@@ -10238,7 +9774,6 @@
         <w:t>(</w:t>
       </w:r>
       <w:proofErr w:type="spellStart"/>
-      <w:proofErr w:type="gramStart"/>
       <w:r>
         <w:rPr>
           <w:b/>
@@ -10247,7 +9782,6 @@
         <w:t>str.length</w:t>
       </w:r>
       <w:proofErr w:type="spellEnd"/>
-      <w:proofErr w:type="gramEnd"/>
       <w:r>
         <w:rPr>
           <w:b/>
@@ -10329,6 +9863,7 @@
           <w:b/>
           <w:bCs/>
         </w:rPr>
+        <w:lastRenderedPageBreak/>
         <w:t xml:space="preserve">    </w:t>
       </w:r>
       <w:proofErr w:type="spellStart"/>
@@ -10364,7 +9899,6 @@
         <w:t>(</w:t>
       </w:r>
       <w:proofErr w:type="spellStart"/>
-      <w:proofErr w:type="gramStart"/>
       <w:r>
         <w:rPr>
           <w:b/>
@@ -10373,7 +9907,6 @@
         <w:t>str.length</w:t>
       </w:r>
       <w:proofErr w:type="spellEnd"/>
-      <w:proofErr w:type="gramEnd"/>
       <w:r>
         <w:rPr>
           <w:b/>
@@ -10486,33 +10019,103 @@
     </w:p>
     <w:p>
       <w:r>
+        <w:t>In the example, the “sealed” modifier is used to specify that the Shape class is a sealed class. The “permits” keyword is then used to specify the allowed subclasses of Shape, which are Circle, Square, and Triangle.</w:t>
+      </w:r>
+    </w:p>
+    <w:p>
+      <w:r>
+        <w:t>By using a sealed class, we can ensure that the only allowed subclasses of Shape are Circle, Square, and Triangle. Any other attempt to extend Shape will result in a compilation error.</w:t>
+      </w:r>
+    </w:p>
+    <w:p>
+      <w:r>
+        <w:t>In addition to specifying allowed subclasses, sealed classes also allow developers to define “non-sealed” or “final” subclasses that cannot be further extended. Here is an example of a non-sealed subclass:</w:t>
+      </w:r>
+    </w:p>
+    <w:p>
+      <w:pPr>
+        <w:rPr>
+          <w:b/>
+          <w:bCs/>
+        </w:rPr>
+      </w:pPr>
+      <w:r>
+        <w:rPr>
+          <w:b/>
+          <w:bCs/>
+        </w:rPr>
+        <w:t>public non-sealed class Circle extends Shape {</w:t>
+      </w:r>
+    </w:p>
+    <w:p>
+      <w:pPr>
+        <w:rPr>
+          <w:b/>
+          <w:bCs/>
+        </w:rPr>
+      </w:pPr>
+      <w:r>
+        <w:rPr>
+          <w:b/>
+          <w:bCs/>
+        </w:rPr>
+        <w:t xml:space="preserve">    // ...</w:t>
+      </w:r>
+    </w:p>
+    <w:p>
+      <w:pPr>
+        <w:rPr>
+          <w:b/>
+          <w:bCs/>
+        </w:rPr>
+      </w:pPr>
+      <w:r>
+        <w:rPr>
+          <w:b/>
+          <w:bCs/>
+        </w:rPr>
+        <w:t>}</w:t>
+      </w:r>
+    </w:p>
+    <w:p>
+      <w:r>
         <w:lastRenderedPageBreak/>
-        <w:t>In the example, the “sealed” modifier is used to specify that the Shape class is a sealed class. The “permits” keyword is then used to specify the allowed subclasses of Shape, which are Circle, Square, and Triangle.</w:t>
-      </w:r>
-    </w:p>
-    <w:p>
-      <w:r>
-        <w:t>By using a sealed class, we can ensure that the only allowed subclasses of Shape are Circle, Square, and Triangle. Any other attempt to extend Shape will result in a compilation error.</w:t>
-      </w:r>
-    </w:p>
-    <w:p>
-      <w:r>
-        <w:t>In addition to specifying allowed subclasses, sealed classes also allow developers to define “non-sealed” or “final” subclasses that cannot be further extended. Here is an example of a non-sealed subclass:</w:t>
-      </w:r>
-    </w:p>
-    <w:p>
-      <w:pPr>
-        <w:rPr>
-          <w:b/>
-          <w:bCs/>
-        </w:rPr>
-      </w:pPr>
-      <w:r>
-        <w:rPr>
-          <w:b/>
-          <w:bCs/>
-        </w:rPr>
-        <w:t>public non-sealed class Circle extends Shape {</w:t>
+        <w:t>In the example, the “non-sealed” modifier is used to specify that the Circle class is a non-sealed subclass of Shape. This means that Circle can be extended by any other class, but it cannot be further extended itself.</w:t>
+      </w:r>
+    </w:p>
+    <w:p>
+      <w:r>
+        <w:t>Sealed classes also allow developers to define “permitted” interfaces that can be implemented by the allowed subclasses. Here is an example:</w:t>
+      </w:r>
+    </w:p>
+    <w:p>
+      <w:pPr>
+        <w:rPr>
+          <w:b/>
+          <w:bCs/>
+        </w:rPr>
+      </w:pPr>
+      <w:r>
+        <w:rPr>
+          <w:b/>
+          <w:bCs/>
+        </w:rPr>
+        <w:t>public sealed class Shape permits Circle, Square, Triangle</w:t>
+      </w:r>
+    </w:p>
+    <w:p>
+      <w:pPr>
+        <w:rPr>
+          <w:b/>
+          <w:bCs/>
+        </w:rPr>
+      </w:pPr>
+      <w:r>
+        <w:rPr>
+          <w:b/>
+          <w:bCs/>
+        </w:rPr>
+        <w:t xml:space="preserve">        implements Drawable, Resizable {</w:t>
       </w:r>
     </w:p>
     <w:p>
@@ -10547,76 +10150,6 @@
     </w:p>
     <w:p>
       <w:r>
-        <w:t>In the example, the “non-sealed” modifier is used to specify that the Circle class is a non-sealed subclass of Shape. This means that Circle can be extended by any other class, but it cannot be further extended itself.</w:t>
-      </w:r>
-    </w:p>
-    <w:p>
-      <w:r>
-        <w:t>Sealed classes also allow developers to define “permitted” interfaces that can be implemented by the allowed subclasses. Here is an example:</w:t>
-      </w:r>
-    </w:p>
-    <w:p>
-      <w:pPr>
-        <w:rPr>
-          <w:b/>
-          <w:bCs/>
-        </w:rPr>
-      </w:pPr>
-      <w:r>
-        <w:rPr>
-          <w:b/>
-          <w:bCs/>
-        </w:rPr>
-        <w:t>public sealed class Shape permits Circle, Square, Triangle</w:t>
-      </w:r>
-    </w:p>
-    <w:p>
-      <w:pPr>
-        <w:rPr>
-          <w:b/>
-          <w:bCs/>
-        </w:rPr>
-      </w:pPr>
-      <w:r>
-        <w:rPr>
-          <w:b/>
-          <w:bCs/>
-        </w:rPr>
-        <w:t xml:space="preserve">        implements Drawable, Resizable {</w:t>
-      </w:r>
-    </w:p>
-    <w:p>
-      <w:pPr>
-        <w:rPr>
-          <w:b/>
-          <w:bCs/>
-        </w:rPr>
-      </w:pPr>
-      <w:r>
-        <w:rPr>
-          <w:b/>
-          <w:bCs/>
-        </w:rPr>
-        <w:t xml:space="preserve">    // ...</w:t>
-      </w:r>
-    </w:p>
-    <w:p>
-      <w:pPr>
-        <w:rPr>
-          <w:b/>
-          <w:bCs/>
-        </w:rPr>
-      </w:pPr>
-      <w:r>
-        <w:rPr>
-          <w:b/>
-          <w:bCs/>
-        </w:rPr>
-        <w:t>}</w:t>
-      </w:r>
-    </w:p>
-    <w:p>
-      <w:r>
         <w:t>In the example, the Shape class implements the Drawable and Resizable interfaces, which are permitted to be implemented by its allowed subclasses.</w:t>
       </w:r>
     </w:p>
@@ -10629,7 +10162,7 @@
       <w:r>
         <w:t>For further details &amp; examples on sealed classes, kindly visit </w:t>
       </w:r>
-      <w:hyperlink r:id="rId32" w:anchor="Sealed_class_Preview_Feature" w:history="1">
+      <w:hyperlink r:id="rId35" w:anchor="Sealed_class_Preview_Feature" w:history="1">
         <w:r>
           <w:rPr>
             <w:rStyle w:val="Hyperlink"/>
@@ -10671,16 +10204,158 @@
       </w:r>
       <w:proofErr w:type="spellEnd"/>
       <w:r>
-        <w:t xml:space="preserve"> class, which provides a way to generate a sequence of pseudo-random numbers that can be split </w:t>
-      </w:r>
+        <w:t xml:space="preserve"> class, which provides a way to generate a sequence of pseudo-random numbers that can be split and used to create new PRNG instances. This allows multiple threads to generate random numbers independently and with low contention, which can improve performance in multi-threaded applications.</w:t>
+      </w:r>
+    </w:p>
+    <w:p>
+      <w:r>
+        <w:t xml:space="preserve">For example, below code demonstrates the concept of using the </w:t>
+      </w:r>
+      <w:proofErr w:type="spellStart"/>
+      <w:r>
+        <w:t>SplittableRandom</w:t>
+      </w:r>
+      <w:proofErr w:type="spellEnd"/>
+      <w:r>
+        <w:t xml:space="preserve"> class to generate random numbers:</w:t>
+      </w:r>
+    </w:p>
+    <w:p>
+      <w:pPr>
+        <w:rPr>
+          <w:b/>
+          <w:bCs/>
+        </w:rPr>
+      </w:pPr>
+      <w:proofErr w:type="spellStart"/>
+      <w:r>
+        <w:rPr>
+          <w:b/>
+          <w:bCs/>
+        </w:rPr>
+        <w:t>SplittableRandom</w:t>
+      </w:r>
+      <w:proofErr w:type="spellEnd"/>
+      <w:r>
+        <w:rPr>
+          <w:b/>
+          <w:bCs/>
+        </w:rPr>
+        <w:t xml:space="preserve"> random = new </w:t>
+      </w:r>
+      <w:proofErr w:type="spellStart"/>
+      <w:r>
+        <w:rPr>
+          <w:b/>
+          <w:bCs/>
+        </w:rPr>
+        <w:t>SplittableRandom</w:t>
+      </w:r>
+      <w:proofErr w:type="spellEnd"/>
+      <w:r>
+        <w:rPr>
+          <w:b/>
+          <w:bCs/>
+        </w:rPr>
+        <w:t>();</w:t>
+      </w:r>
+    </w:p>
+    <w:p>
+      <w:pPr>
+        <w:rPr>
+          <w:b/>
+          <w:bCs/>
+        </w:rPr>
+      </w:pPr>
+      <w:r>
+        <w:rPr>
+          <w:b/>
+          <w:bCs/>
+        </w:rPr>
+        <w:t xml:space="preserve">int </w:t>
+      </w:r>
+      <w:proofErr w:type="spellStart"/>
+      <w:r>
+        <w:rPr>
+          <w:b/>
+          <w:bCs/>
+        </w:rPr>
+        <w:t>randomNumber</w:t>
+      </w:r>
+      <w:proofErr w:type="spellEnd"/>
+      <w:r>
+        <w:rPr>
+          <w:b/>
+          <w:bCs/>
+        </w:rPr>
+        <w:t xml:space="preserve"> = </w:t>
+      </w:r>
+      <w:proofErr w:type="spellStart"/>
+      <w:r>
+        <w:rPr>
+          <w:b/>
+          <w:bCs/>
+        </w:rPr>
+        <w:t>random.nextInt</w:t>
+      </w:r>
+      <w:proofErr w:type="spellEnd"/>
+      <w:r>
+        <w:rPr>
+          <w:b/>
+          <w:bCs/>
+        </w:rPr>
+        <w:t>();</w:t>
+      </w:r>
+    </w:p>
+    <w:p>
+      <w:r>
+        <w:t xml:space="preserve">In the example, we create a new instance of the </w:t>
+      </w:r>
+      <w:proofErr w:type="spellStart"/>
+      <w:r>
+        <w:t>SplittableRandom</w:t>
+      </w:r>
+      <w:proofErr w:type="spellEnd"/>
+      <w:r>
+        <w:t xml:space="preserve"> class and use its </w:t>
+      </w:r>
+      <w:proofErr w:type="spellStart"/>
+      <w:r>
+        <w:t>nextInt</w:t>
+      </w:r>
+      <w:proofErr w:type="spellEnd"/>
+      <w:r>
+        <w:t xml:space="preserve">() method to generate a random integer. The </w:t>
+      </w:r>
+      <w:proofErr w:type="spellStart"/>
+      <w:r>
+        <w:t>nextInt</w:t>
+      </w:r>
+      <w:proofErr w:type="spellEnd"/>
+      <w:r>
+        <w:t xml:space="preserve">() method returns a pseudo-random integer that is uniformly distributed between </w:t>
+      </w:r>
+      <w:proofErr w:type="spellStart"/>
+      <w:r>
+        <w:t>Integer.MIN_VALUE</w:t>
+      </w:r>
+      <w:proofErr w:type="spellEnd"/>
+      <w:r>
+        <w:t xml:space="preserve"> and </w:t>
+      </w:r>
+      <w:proofErr w:type="spellStart"/>
+      <w:r>
+        <w:t>Integer.MAX_VALUE</w:t>
+      </w:r>
+      <w:proofErr w:type="spellEnd"/>
+      <w:r>
+        <w:t>.</w:t>
+      </w:r>
+    </w:p>
+    <w:p>
       <w:r>
         <w:lastRenderedPageBreak/>
-        <w:t>and used to create new PRNG instances. This allows multiple threads to generate random numbers independently and with low contention, which can improve performance in multi-threaded applications.</w:t>
-      </w:r>
-    </w:p>
-    <w:p>
-      <w:r>
-        <w:t xml:space="preserve">For example, below code demonstrates the concept of using the </w:t>
+        <w:t xml:space="preserve">We can also use the </w:t>
       </w:r>
       <w:proofErr w:type="spellStart"/>
       <w:r>
@@ -10688,7 +10363,7 @@
       </w:r>
       <w:proofErr w:type="spellEnd"/>
       <w:r>
-        <w:t xml:space="preserve"> class to generate random numbers:</w:t>
+        <w:t xml:space="preserve"> class to generate random numbers in a range, For example:</w:t>
       </w:r>
     </w:p>
     <w:p>
@@ -10715,7 +10390,6 @@
         <w:t xml:space="preserve"> random = new </w:t>
       </w:r>
       <w:proofErr w:type="spellStart"/>
-      <w:proofErr w:type="gramStart"/>
       <w:r>
         <w:rPr>
           <w:b/>
@@ -10729,15 +10403,7 @@
           <w:b/>
           <w:bCs/>
         </w:rPr>
-        <w:t>(</w:t>
-      </w:r>
-      <w:proofErr w:type="gramEnd"/>
-      <w:r>
-        <w:rPr>
-          <w:b/>
-          <w:bCs/>
-        </w:rPr>
-        <w:t>);</w:t>
+        <w:t>();</w:t>
       </w:r>
     </w:p>
     <w:p>
@@ -10760,7 +10426,7 @@
           <w:b/>
           <w:bCs/>
         </w:rPr>
-        <w:t>randomNumber</w:t>
+        <w:t>randomNumberInRange</w:t>
       </w:r>
       <w:proofErr w:type="spellEnd"/>
       <w:r>
@@ -10771,7 +10437,6 @@
         <w:t xml:space="preserve"> = </w:t>
       </w:r>
       <w:proofErr w:type="spellStart"/>
-      <w:proofErr w:type="gramStart"/>
       <w:r>
         <w:rPr>
           <w:b/>
@@ -10780,7 +10445,72 @@
         <w:t>random.nextInt</w:t>
       </w:r>
       <w:proofErr w:type="spellEnd"/>
-      <w:proofErr w:type="gramEnd"/>
+      <w:r>
+        <w:rPr>
+          <w:b/>
+          <w:bCs/>
+        </w:rPr>
+        <w:t>(10, 20);</w:t>
+      </w:r>
+    </w:p>
+    <w:p>
+      <w:r>
+        <w:t xml:space="preserve">In the example, we use the </w:t>
+      </w:r>
+      <w:proofErr w:type="spellStart"/>
+      <w:r>
+        <w:t>nextInt</w:t>
+      </w:r>
+      <w:proofErr w:type="spellEnd"/>
+      <w:r>
+        <w:t>(int bound) method to generate a pseudo-random integer that is uniformly distributed between 10 (inclusive) and 20 (exclusive).</w:t>
+      </w:r>
+    </w:p>
+    <w:p>
+      <w:r>
+        <w:t xml:space="preserve">Another useful feature of the </w:t>
+      </w:r>
+      <w:proofErr w:type="spellStart"/>
+      <w:r>
+        <w:t>SplittableRandom</w:t>
+      </w:r>
+      <w:proofErr w:type="spellEnd"/>
+      <w:r>
+        <w:t xml:space="preserve"> class is that it allows us to split the PRNG and create new instances that generate independent sequences of random numbers. For example, below code demonstrates the concept:</w:t>
+      </w:r>
+    </w:p>
+    <w:p>
+      <w:pPr>
+        <w:rPr>
+          <w:b/>
+          <w:bCs/>
+        </w:rPr>
+      </w:pPr>
+      <w:proofErr w:type="spellStart"/>
+      <w:r>
+        <w:rPr>
+          <w:b/>
+          <w:bCs/>
+        </w:rPr>
+        <w:t>SplittableRandom</w:t>
+      </w:r>
+      <w:proofErr w:type="spellEnd"/>
+      <w:r>
+        <w:rPr>
+          <w:b/>
+          <w:bCs/>
+        </w:rPr>
+        <w:t xml:space="preserve"> random1 = new </w:t>
+      </w:r>
+      <w:proofErr w:type="spellStart"/>
+      <w:r>
+        <w:rPr>
+          <w:b/>
+          <w:bCs/>
+        </w:rPr>
+        <w:t>SplittableRandom</w:t>
+      </w:r>
+      <w:proofErr w:type="spellEnd"/>
       <w:r>
         <w:rPr>
           <w:b/>
@@ -10790,6 +10520,30 @@
       </w:r>
     </w:p>
     <w:p>
+      <w:pPr>
+        <w:rPr>
+          <w:b/>
+          <w:bCs/>
+        </w:rPr>
+      </w:pPr>
+      <w:proofErr w:type="spellStart"/>
+      <w:r>
+        <w:rPr>
+          <w:b/>
+          <w:bCs/>
+        </w:rPr>
+        <w:t>SplittableRandom</w:t>
+      </w:r>
+      <w:proofErr w:type="spellEnd"/>
+      <w:r>
+        <w:rPr>
+          <w:b/>
+          <w:bCs/>
+        </w:rPr>
+        <w:t xml:space="preserve"> random2 = random1.split();</w:t>
+      </w:r>
+    </w:p>
+    <w:p>
       <w:r>
         <w:t xml:space="preserve">In the example, we create a new instance of the </w:t>
       </w:r>
@@ -10799,276 +10553,6 @@
       </w:r>
       <w:proofErr w:type="spellEnd"/>
       <w:r>
-        <w:t xml:space="preserve"> class and use its </w:t>
-      </w:r>
-      <w:proofErr w:type="spellStart"/>
-      <w:proofErr w:type="gramStart"/>
-      <w:r>
-        <w:t>nextInt</w:t>
-      </w:r>
-      <w:proofErr w:type="spellEnd"/>
-      <w:r>
-        <w:t>(</w:t>
-      </w:r>
-      <w:proofErr w:type="gramEnd"/>
-      <w:r>
-        <w:t xml:space="preserve">) method to generate a random integer. The </w:t>
-      </w:r>
-      <w:proofErr w:type="spellStart"/>
-      <w:proofErr w:type="gramStart"/>
-      <w:r>
-        <w:t>nextInt</w:t>
-      </w:r>
-      <w:proofErr w:type="spellEnd"/>
-      <w:r>
-        <w:t>(</w:t>
-      </w:r>
-      <w:proofErr w:type="gramEnd"/>
-      <w:r>
-        <w:t xml:space="preserve">) method returns a pseudo-random integer that is uniformly distributed between </w:t>
-      </w:r>
-      <w:proofErr w:type="spellStart"/>
-      <w:r>
-        <w:t>Integer.MIN_VALUE</w:t>
-      </w:r>
-      <w:proofErr w:type="spellEnd"/>
-      <w:r>
-        <w:t xml:space="preserve"> and </w:t>
-      </w:r>
-      <w:proofErr w:type="spellStart"/>
-      <w:r>
-        <w:t>Integer.MAX_VALUE</w:t>
-      </w:r>
-      <w:proofErr w:type="spellEnd"/>
-      <w:r>
-        <w:t>.</w:t>
-      </w:r>
-    </w:p>
-    <w:p>
-      <w:r>
-        <w:t xml:space="preserve">We can also use the </w:t>
-      </w:r>
-      <w:proofErr w:type="spellStart"/>
-      <w:r>
-        <w:t>SplittableRandom</w:t>
-      </w:r>
-      <w:proofErr w:type="spellEnd"/>
-      <w:r>
-        <w:t xml:space="preserve"> class to generate random numbers in a range, For example:</w:t>
-      </w:r>
-    </w:p>
-    <w:p>
-      <w:pPr>
-        <w:rPr>
-          <w:b/>
-          <w:bCs/>
-        </w:rPr>
-      </w:pPr>
-      <w:proofErr w:type="spellStart"/>
-      <w:r>
-        <w:rPr>
-          <w:b/>
-          <w:bCs/>
-        </w:rPr>
-        <w:t>SplittableRandom</w:t>
-      </w:r>
-      <w:proofErr w:type="spellEnd"/>
-      <w:r>
-        <w:rPr>
-          <w:b/>
-          <w:bCs/>
-        </w:rPr>
-        <w:t xml:space="preserve"> random = new </w:t>
-      </w:r>
-      <w:proofErr w:type="spellStart"/>
-      <w:proofErr w:type="gramStart"/>
-      <w:r>
-        <w:rPr>
-          <w:b/>
-          <w:bCs/>
-        </w:rPr>
-        <w:t>SplittableRandom</w:t>
-      </w:r>
-      <w:proofErr w:type="spellEnd"/>
-      <w:r>
-        <w:rPr>
-          <w:b/>
-          <w:bCs/>
-        </w:rPr>
-        <w:t>(</w:t>
-      </w:r>
-      <w:proofErr w:type="gramEnd"/>
-      <w:r>
-        <w:rPr>
-          <w:b/>
-          <w:bCs/>
-        </w:rPr>
-        <w:t>);</w:t>
-      </w:r>
-    </w:p>
-    <w:p>
-      <w:pPr>
-        <w:rPr>
-          <w:b/>
-          <w:bCs/>
-        </w:rPr>
-      </w:pPr>
-      <w:r>
-        <w:rPr>
-          <w:b/>
-          <w:bCs/>
-        </w:rPr>
-        <w:t xml:space="preserve">int </w:t>
-      </w:r>
-      <w:proofErr w:type="spellStart"/>
-      <w:r>
-        <w:rPr>
-          <w:b/>
-          <w:bCs/>
-        </w:rPr>
-        <w:t>randomNumberInRange</w:t>
-      </w:r>
-      <w:proofErr w:type="spellEnd"/>
-      <w:r>
-        <w:rPr>
-          <w:b/>
-          <w:bCs/>
-        </w:rPr>
-        <w:t xml:space="preserve"> = </w:t>
-      </w:r>
-      <w:proofErr w:type="spellStart"/>
-      <w:proofErr w:type="gramStart"/>
-      <w:r>
-        <w:rPr>
-          <w:b/>
-          <w:bCs/>
-        </w:rPr>
-        <w:t>random.nextInt</w:t>
-      </w:r>
-      <w:proofErr w:type="spellEnd"/>
-      <w:proofErr w:type="gramEnd"/>
-      <w:r>
-        <w:rPr>
-          <w:b/>
-          <w:bCs/>
-        </w:rPr>
-        <w:t>(10, 20);</w:t>
-      </w:r>
-    </w:p>
-    <w:p>
-      <w:r>
-        <w:t xml:space="preserve">In the example, we use the </w:t>
-      </w:r>
-      <w:proofErr w:type="spellStart"/>
-      <w:proofErr w:type="gramStart"/>
-      <w:r>
-        <w:t>nextInt</w:t>
-      </w:r>
-      <w:proofErr w:type="spellEnd"/>
-      <w:r>
-        <w:t>(</w:t>
-      </w:r>
-      <w:proofErr w:type="gramEnd"/>
-      <w:r>
-        <w:t>int bound) method to generate a pseudo-random integer that is uniformly distributed between 10 (inclusive) and 20 (exclusive).</w:t>
-      </w:r>
-    </w:p>
-    <w:p>
-      <w:r>
-        <w:t xml:space="preserve">Another useful feature of the </w:t>
-      </w:r>
-      <w:proofErr w:type="spellStart"/>
-      <w:r>
-        <w:t>SplittableRandom</w:t>
-      </w:r>
-      <w:proofErr w:type="spellEnd"/>
-      <w:r>
-        <w:t xml:space="preserve"> class is that it allows us to split the PRNG and create new instances that generate independent sequences of random numbers. For example, below code demonstrates the concept:</w:t>
-      </w:r>
-    </w:p>
-    <w:p>
-      <w:pPr>
-        <w:rPr>
-          <w:b/>
-          <w:bCs/>
-        </w:rPr>
-      </w:pPr>
-      <w:proofErr w:type="spellStart"/>
-      <w:r>
-        <w:rPr>
-          <w:b/>
-          <w:bCs/>
-        </w:rPr>
-        <w:t>SplittableRandom</w:t>
-      </w:r>
-      <w:proofErr w:type="spellEnd"/>
-      <w:r>
-        <w:rPr>
-          <w:b/>
-          <w:bCs/>
-        </w:rPr>
-        <w:t xml:space="preserve"> random1 = new </w:t>
-      </w:r>
-      <w:proofErr w:type="spellStart"/>
-      <w:proofErr w:type="gramStart"/>
-      <w:r>
-        <w:rPr>
-          <w:b/>
-          <w:bCs/>
-        </w:rPr>
-        <w:t>SplittableRandom</w:t>
-      </w:r>
-      <w:proofErr w:type="spellEnd"/>
-      <w:r>
-        <w:rPr>
-          <w:b/>
-          <w:bCs/>
-        </w:rPr>
-        <w:t>(</w:t>
-      </w:r>
-      <w:proofErr w:type="gramEnd"/>
-      <w:r>
-        <w:rPr>
-          <w:b/>
-          <w:bCs/>
-        </w:rPr>
-        <w:t>);</w:t>
-      </w:r>
-    </w:p>
-    <w:p>
-      <w:pPr>
-        <w:rPr>
-          <w:b/>
-          <w:bCs/>
-        </w:rPr>
-      </w:pPr>
-      <w:proofErr w:type="spellStart"/>
-      <w:r>
-        <w:rPr>
-          <w:b/>
-          <w:bCs/>
-        </w:rPr>
-        <w:t>SplittableRandom</w:t>
-      </w:r>
-      <w:proofErr w:type="spellEnd"/>
-      <w:r>
-        <w:rPr>
-          <w:b/>
-          <w:bCs/>
-        </w:rPr>
-        <w:t xml:space="preserve"> random2 = random1.split();</w:t>
-      </w:r>
-    </w:p>
-    <w:p>
-      <w:r>
-        <w:t xml:space="preserve">In the example, we create a new instance of the </w:t>
-      </w:r>
-      <w:proofErr w:type="spellStart"/>
-      <w:r>
-        <w:t>SplittableRandom</w:t>
-      </w:r>
-      <w:proofErr w:type="spellEnd"/>
-      <w:r>
         <w:t xml:space="preserve"> class and then split it to create a new instance that generates an independent sequence of random numbers. The two instances can be used in separate threads to generate random numbers with low contention.</w:t>
       </w:r>
     </w:p>
@@ -11102,11 +10586,7 @@
       </w:r>
       <w:proofErr w:type="spellEnd"/>
       <w:r>
-        <w:t xml:space="preserve"> across different platforms and architectures. With the new feature, Java will always use the </w:t>
-      </w:r>
-      <w:r>
-        <w:lastRenderedPageBreak/>
-        <w:t xml:space="preserve">strictest possible floating-point semantics by default, which should result in more predictable and consistent </w:t>
+        <w:t xml:space="preserve"> across different platforms and architectures. With the new feature, Java will always use the strictest possible floating-point semantics by default, which should result in more predictable and consistent </w:t>
       </w:r>
       <w:proofErr w:type="spellStart"/>
       <w:r>
@@ -11209,7 +10689,11 @@
     </w:p>
     <w:p>
       <w:r>
-        <w:t>In this example, we are adding two doubles a and b and storing the result in c. Prior to Java 17, the result of this operation would have been 0.30000000000000004 due to rounding errors that can occur in floating-point arithmetic. However, with the new feature in Java 17, the result will be 0.3 as per the IEEE 754 floating-point standard.</w:t>
+        <w:t xml:space="preserve">In this example, we are adding two doubles a and b and storing the result in c. Prior to Java 17, the result of this operation would have been 0.30000000000000004 due to </w:t>
+      </w:r>
+      <w:r>
+        <w:lastRenderedPageBreak/>
+        <w:t>rounding errors that can occur in floating-point arithmetic. However, with the new feature in Java 17, the result will be 0.3 as per the IEEE 754 floating-point standard.</w:t>
       </w:r>
     </w:p>
     <w:p>
@@ -11280,21 +10764,12 @@
         <w:t xml:space="preserve">import </w:t>
       </w:r>
       <w:proofErr w:type="spellStart"/>
-      <w:proofErr w:type="gramStart"/>
-      <w:r>
-        <w:rPr>
-          <w:b/>
-          <w:bCs/>
-        </w:rPr>
-        <w:t>sun.misc</w:t>
-      </w:r>
-      <w:proofErr w:type="gramEnd"/>
-      <w:r>
-        <w:rPr>
-          <w:b/>
-          <w:bCs/>
-        </w:rPr>
-        <w:t>.Unsafe</w:t>
+      <w:r>
+        <w:rPr>
+          <w:b/>
+          <w:bCs/>
+        </w:rPr>
+        <w:t>sun.misc.Unsafe</w:t>
       </w:r>
       <w:proofErr w:type="spellEnd"/>
       <w:r>
@@ -11356,24 +10831,7 @@
           <w:b/>
           <w:bCs/>
         </w:rPr>
-        <w:lastRenderedPageBreak/>
-        <w:t xml:space="preserve">  public static void </w:t>
-      </w:r>
-      <w:proofErr w:type="gramStart"/>
-      <w:r>
-        <w:rPr>
-          <w:b/>
-          <w:bCs/>
-        </w:rPr>
-        <w:t>main(String[</w:t>
-      </w:r>
-      <w:proofErr w:type="gramEnd"/>
-      <w:r>
-        <w:rPr>
-          <w:b/>
-          <w:bCs/>
-        </w:rPr>
-        <w:t xml:space="preserve">] </w:t>
+        <w:t xml:space="preserve">  public static void main(String[] </w:t>
       </w:r>
       <w:proofErr w:type="spellStart"/>
       <w:r>
@@ -11454,7 +10912,6 @@
         <w:t xml:space="preserve">    long value = </w:t>
       </w:r>
       <w:proofErr w:type="spellStart"/>
-      <w:proofErr w:type="gramStart"/>
       <w:r>
         <w:rPr>
           <w:b/>
@@ -11463,7 +10920,6 @@
         <w:t>unsafe.allocateMemory</w:t>
       </w:r>
       <w:proofErr w:type="spellEnd"/>
-      <w:proofErr w:type="gramEnd"/>
       <w:r>
         <w:rPr>
           <w:b/>
@@ -11554,26 +11010,20 @@
         <w:t xml:space="preserve">In this example, we are trying to use the </w:t>
       </w:r>
       <w:proofErr w:type="spellStart"/>
-      <w:proofErr w:type="gramStart"/>
-      <w:r>
-        <w:t>sun.misc</w:t>
-      </w:r>
-      <w:proofErr w:type="gramEnd"/>
-      <w:r>
-        <w:t>.Unsafe</w:t>
-      </w:r>
-      <w:proofErr w:type="spellEnd"/>
-      <w:r>
-        <w:t xml:space="preserve"> class, which is an internal API that is not intended for use by third-party applications. Prior to Java 17, this code would compile and run without any issues. However, with the new feature, this code will result in a compilation error, as access to the </w:t>
-      </w:r>
-      <w:proofErr w:type="spellStart"/>
-      <w:proofErr w:type="gramStart"/>
-      <w:r>
-        <w:t>sun.misc</w:t>
-      </w:r>
-      <w:proofErr w:type="gramEnd"/>
-      <w:r>
-        <w:t>.Unsafe</w:t>
+      <w:r>
+        <w:t>sun.misc.Unsafe</w:t>
+      </w:r>
+      <w:proofErr w:type="spellEnd"/>
+      <w:r>
+        <w:t xml:space="preserve"> class, which is an internal API that is not intended for use by third-party applications. Prior to Java 17, this code would compile and run without any issues. However, with the new feature, this code will result </w:t>
+      </w:r>
+      <w:r>
+        <w:lastRenderedPageBreak/>
+        <w:t xml:space="preserve">in a compilation error, as access to the </w:t>
+      </w:r>
+      <w:proofErr w:type="spellStart"/>
+      <w:r>
+        <w:t>sun.misc.Unsafe</w:t>
       </w:r>
       <w:proofErr w:type="spellEnd"/>
       <w:r>
@@ -11585,12 +11035,10 @@
         <w:t xml:space="preserve">To fix this issue, we can use an alternative API that is intended for use by third-party applications. For example, we can use the </w:t>
       </w:r>
       <w:proofErr w:type="spellStart"/>
-      <w:proofErr w:type="gramStart"/>
       <w:r>
         <w:t>java.nio.ByteBuffer</w:t>
       </w:r>
       <w:proofErr w:type="spellEnd"/>
-      <w:proofErr w:type="gramEnd"/>
       <w:r>
         <w:t xml:space="preserve"> class to allocate memory:</w:t>
       </w:r>
@@ -11610,7 +11058,6 @@
         <w:t xml:space="preserve">import </w:t>
       </w:r>
       <w:proofErr w:type="spellStart"/>
-      <w:proofErr w:type="gramStart"/>
       <w:r>
         <w:rPr>
           <w:b/>
@@ -11619,7 +11066,6 @@
         <w:t>java.nio.ByteBuffer</w:t>
       </w:r>
       <w:proofErr w:type="spellEnd"/>
-      <w:proofErr w:type="gramEnd"/>
       <w:r>
         <w:rPr>
           <w:b/>
@@ -11679,23 +11125,7 @@
           <w:b/>
           <w:bCs/>
         </w:rPr>
-        <w:t xml:space="preserve">  public static void </w:t>
-      </w:r>
-      <w:proofErr w:type="gramStart"/>
-      <w:r>
-        <w:rPr>
-          <w:b/>
-          <w:bCs/>
-        </w:rPr>
-        <w:t>main(String[</w:t>
-      </w:r>
-      <w:proofErr w:type="gramEnd"/>
-      <w:r>
-        <w:rPr>
-          <w:b/>
-          <w:bCs/>
-        </w:rPr>
-        <w:t xml:space="preserve">] </w:t>
+        <w:t xml:space="preserve">  public static void main(String[] </w:t>
       </w:r>
       <w:proofErr w:type="spellStart"/>
       <w:r>
@@ -11776,7 +11206,6 @@
         <w:t xml:space="preserve">    long value = ((</w:t>
       </w:r>
       <w:proofErr w:type="spellStart"/>
-      <w:proofErr w:type="gramStart"/>
       <w:r>
         <w:rPr>
           <w:b/>
@@ -11785,29 +11214,12 @@
         <w:t>sun.nio.ch.DirectBuffer</w:t>
       </w:r>
       <w:proofErr w:type="spellEnd"/>
-      <w:proofErr w:type="gramEnd"/>
-      <w:r>
-        <w:rPr>
-          <w:b/>
-          <w:bCs/>
-        </w:rPr>
-        <w:t>) buffer</w:t>
-      </w:r>
-      <w:proofErr w:type="gramStart"/>
-      <w:r>
-        <w:rPr>
-          <w:b/>
-          <w:bCs/>
-        </w:rPr>
-        <w:t>).address</w:t>
-      </w:r>
-      <w:proofErr w:type="gramEnd"/>
-      <w:r>
-        <w:rPr>
-          <w:b/>
-          <w:bCs/>
-        </w:rPr>
-        <w:t>();</w:t>
+      <w:r>
+        <w:rPr>
+          <w:b/>
+          <w:bCs/>
+        </w:rPr>
+        <w:t>) buffer).address();</w:t>
       </w:r>
     </w:p>
     <w:p>
@@ -11900,13 +11312,8 @@
         <w:t xml:space="preserve"> class to allocate memory instead of the </w:t>
       </w:r>
       <w:proofErr w:type="spellStart"/>
-      <w:proofErr w:type="gramStart"/>
-      <w:r>
-        <w:t>sun.misc</w:t>
-      </w:r>
-      <w:proofErr w:type="gramEnd"/>
-      <w:r>
-        <w:t>.Unsafe</w:t>
+      <w:r>
+        <w:t>sun.misc.Unsafe</w:t>
       </w:r>
       <w:proofErr w:type="spellEnd"/>
       <w:r>
@@ -11921,22 +11328,12 @@
         <w:t xml:space="preserve"> to a </w:t>
       </w:r>
       <w:proofErr w:type="spellStart"/>
-      <w:proofErr w:type="gramStart"/>
       <w:r>
         <w:t>sun.nio.ch.DirectBuffer</w:t>
       </w:r>
       <w:proofErr w:type="spellEnd"/>
-      <w:proofErr w:type="gramEnd"/>
-      <w:r>
-        <w:t xml:space="preserve"> and use its </w:t>
-      </w:r>
-      <w:proofErr w:type="gramStart"/>
-      <w:r>
-        <w:t>address(</w:t>
-      </w:r>
-      <w:proofErr w:type="gramEnd"/>
-      <w:r>
-        <w:t>) method to get the memory address.</w:t>
+      <w:r>
+        <w:t xml:space="preserve"> and use its address() method to get the memory address.</w:t>
       </w:r>
     </w:p>
     <w:p>
@@ -11961,40 +11358,146 @@
     </w:p>
     <w:p>
       <w:r>
+        <w:t>Prior to Java 17, Java applications on macOS used the OpenGL pipeline, which can be slower and less reliable than the new Metal pipeline. The Metal pipeline provides better performance and reliability by allowing Java applications to directly access the graphics hardware on macOS, resulting in smoother and more responsive graphics rendering.</w:t>
+      </w:r>
+    </w:p>
+    <w:p>
+      <w:r>
+        <w:t>Let’s understand it with an example how this feature works:</w:t>
+      </w:r>
+    </w:p>
+    <w:p>
+      <w:pPr>
+        <w:rPr>
+          <w:b/>
+          <w:bCs/>
+        </w:rPr>
+      </w:pPr>
+      <w:r>
+        <w:rPr>
+          <w:b/>
+          <w:bCs/>
+        </w:rPr>
+        <w:t xml:space="preserve">import </w:t>
+      </w:r>
+      <w:proofErr w:type="spellStart"/>
+      <w:r>
+        <w:rPr>
+          <w:b/>
+          <w:bCs/>
+        </w:rPr>
+        <w:t>java.awt.Color</w:t>
+      </w:r>
+      <w:proofErr w:type="spellEnd"/>
+      <w:r>
+        <w:rPr>
+          <w:b/>
+          <w:bCs/>
+        </w:rPr>
+        <w:t>;</w:t>
+      </w:r>
+    </w:p>
+    <w:p>
+      <w:pPr>
+        <w:rPr>
+          <w:b/>
+          <w:bCs/>
+        </w:rPr>
+      </w:pPr>
+      <w:r>
+        <w:rPr>
+          <w:b/>
+          <w:bCs/>
+        </w:rPr>
+        <w:t xml:space="preserve">import </w:t>
+      </w:r>
+      <w:proofErr w:type="spellStart"/>
+      <w:r>
+        <w:rPr>
+          <w:b/>
+          <w:bCs/>
+        </w:rPr>
+        <w:t>java.awt.Graphics</w:t>
+      </w:r>
+      <w:proofErr w:type="spellEnd"/>
+      <w:r>
+        <w:rPr>
+          <w:b/>
+          <w:bCs/>
+        </w:rPr>
+        <w:t>;</w:t>
+      </w:r>
+    </w:p>
+    <w:p>
+      <w:pPr>
+        <w:rPr>
+          <w:b/>
+          <w:bCs/>
+        </w:rPr>
+      </w:pPr>
+      <w:r>
+        <w:rPr>
+          <w:b/>
+          <w:bCs/>
+        </w:rPr>
+        <w:t>import java.awt.Graphics2D;</w:t>
+      </w:r>
+    </w:p>
+    <w:p>
+      <w:pPr>
+        <w:rPr>
+          <w:b/>
+          <w:bCs/>
+        </w:rPr>
+      </w:pPr>
+      <w:r>
+        <w:rPr>
+          <w:b/>
+          <w:bCs/>
+        </w:rPr>
+        <w:t xml:space="preserve">import </w:t>
+      </w:r>
+      <w:proofErr w:type="spellStart"/>
+      <w:r>
+        <w:rPr>
+          <w:b/>
+          <w:bCs/>
+        </w:rPr>
+        <w:t>javax.swing.JFrame</w:t>
+      </w:r>
+      <w:proofErr w:type="spellEnd"/>
+      <w:r>
+        <w:rPr>
+          <w:b/>
+          <w:bCs/>
+        </w:rPr>
+        <w:t>;</w:t>
+      </w:r>
+    </w:p>
+    <w:p>
+      <w:pPr>
+        <w:rPr>
+          <w:b/>
+          <w:bCs/>
+        </w:rPr>
+      </w:pPr>
+      <w:r>
+        <w:rPr>
+          <w:b/>
+          <w:bCs/>
+        </w:rPr>
         <w:lastRenderedPageBreak/>
-        <w:t>Prior to Java 17, Java applications on macOS used the OpenGL pipeline, which can be slower and less reliable than the new Metal pipeline. The Metal pipeline provides better performance and reliability by allowing Java applications to directly access the graphics hardware on macOS, resulting in smoother and more responsive graphics rendering.</w:t>
-      </w:r>
-    </w:p>
-    <w:p>
-      <w:r>
-        <w:t>Let’s understand it with an example how this feature works:</w:t>
-      </w:r>
-    </w:p>
-    <w:p>
-      <w:pPr>
-        <w:rPr>
-          <w:b/>
-          <w:bCs/>
-        </w:rPr>
-      </w:pPr>
-      <w:r>
-        <w:rPr>
-          <w:b/>
-          <w:bCs/>
-        </w:rPr>
         <w:t xml:space="preserve">import </w:t>
       </w:r>
       <w:proofErr w:type="spellStart"/>
-      <w:proofErr w:type="gramStart"/>
-      <w:r>
-        <w:rPr>
-          <w:b/>
-          <w:bCs/>
-        </w:rPr>
-        <w:t>java.awt.Color</w:t>
-      </w:r>
-      <w:proofErr w:type="spellEnd"/>
-      <w:proofErr w:type="gramEnd"/>
+      <w:r>
+        <w:rPr>
+          <w:b/>
+          <w:bCs/>
+        </w:rPr>
+        <w:t>javax.swing.JPanel</w:t>
+      </w:r>
+      <w:proofErr w:type="spellEnd"/>
       <w:r>
         <w:rPr>
           <w:b/>
@@ -12010,150 +11513,6 @@
           <w:bCs/>
         </w:rPr>
       </w:pPr>
-      <w:r>
-        <w:rPr>
-          <w:b/>
-          <w:bCs/>
-        </w:rPr>
-        <w:t xml:space="preserve">import </w:t>
-      </w:r>
-      <w:proofErr w:type="spellStart"/>
-      <w:proofErr w:type="gramStart"/>
-      <w:r>
-        <w:rPr>
-          <w:b/>
-          <w:bCs/>
-        </w:rPr>
-        <w:t>java.awt.Graphics</w:t>
-      </w:r>
-      <w:proofErr w:type="spellEnd"/>
-      <w:proofErr w:type="gramEnd"/>
-      <w:r>
-        <w:rPr>
-          <w:b/>
-          <w:bCs/>
-        </w:rPr>
-        <w:t>;</w:t>
-      </w:r>
-    </w:p>
-    <w:p>
-      <w:pPr>
-        <w:rPr>
-          <w:b/>
-          <w:bCs/>
-        </w:rPr>
-      </w:pPr>
-      <w:r>
-        <w:rPr>
-          <w:b/>
-          <w:bCs/>
-        </w:rPr>
-        <w:t xml:space="preserve">import </w:t>
-      </w:r>
-      <w:proofErr w:type="gramStart"/>
-      <w:r>
-        <w:rPr>
-          <w:b/>
-          <w:bCs/>
-        </w:rPr>
-        <w:t>java.awt.Graphics</w:t>
-      </w:r>
-      <w:proofErr w:type="gramEnd"/>
-      <w:r>
-        <w:rPr>
-          <w:b/>
-          <w:bCs/>
-        </w:rPr>
-        <w:t>2D;</w:t>
-      </w:r>
-    </w:p>
-    <w:p>
-      <w:pPr>
-        <w:rPr>
-          <w:b/>
-          <w:bCs/>
-        </w:rPr>
-      </w:pPr>
-      <w:r>
-        <w:rPr>
-          <w:b/>
-          <w:bCs/>
-        </w:rPr>
-        <w:t xml:space="preserve">import </w:t>
-      </w:r>
-      <w:proofErr w:type="spellStart"/>
-      <w:proofErr w:type="gramStart"/>
-      <w:r>
-        <w:rPr>
-          <w:b/>
-          <w:bCs/>
-        </w:rPr>
-        <w:t>javax.swing</w:t>
-      </w:r>
-      <w:proofErr w:type="gramEnd"/>
-      <w:r>
-        <w:rPr>
-          <w:b/>
-          <w:bCs/>
-        </w:rPr>
-        <w:t>.JFrame</w:t>
-      </w:r>
-      <w:proofErr w:type="spellEnd"/>
-      <w:r>
-        <w:rPr>
-          <w:b/>
-          <w:bCs/>
-        </w:rPr>
-        <w:t>;</w:t>
-      </w:r>
-    </w:p>
-    <w:p>
-      <w:pPr>
-        <w:rPr>
-          <w:b/>
-          <w:bCs/>
-        </w:rPr>
-      </w:pPr>
-      <w:r>
-        <w:rPr>
-          <w:b/>
-          <w:bCs/>
-        </w:rPr>
-        <w:t xml:space="preserve">import </w:t>
-      </w:r>
-      <w:proofErr w:type="spellStart"/>
-      <w:proofErr w:type="gramStart"/>
-      <w:r>
-        <w:rPr>
-          <w:b/>
-          <w:bCs/>
-        </w:rPr>
-        <w:t>javax.swing</w:t>
-      </w:r>
-      <w:proofErr w:type="gramEnd"/>
-      <w:r>
-        <w:rPr>
-          <w:b/>
-          <w:bCs/>
-        </w:rPr>
-        <w:t>.JPanel</w:t>
-      </w:r>
-      <w:proofErr w:type="spellEnd"/>
-      <w:r>
-        <w:rPr>
-          <w:b/>
-          <w:bCs/>
-        </w:rPr>
-        <w:t>;</w:t>
-      </w:r>
-    </w:p>
-    <w:p>
-      <w:pPr>
-        <w:rPr>
-          <w:b/>
-          <w:bCs/>
-        </w:rPr>
-      </w:pPr>
     </w:p>
     <w:p>
       <w:pPr>
@@ -12217,7 +11576,6 @@
         <w:t xml:space="preserve">  public void </w:t>
       </w:r>
       <w:proofErr w:type="spellStart"/>
-      <w:proofErr w:type="gramStart"/>
       <w:r>
         <w:rPr>
           <w:b/>
@@ -12231,15 +11589,7 @@
           <w:b/>
           <w:bCs/>
         </w:rPr>
-        <w:t>(</w:t>
-      </w:r>
-      <w:proofErr w:type="gramEnd"/>
-      <w:r>
-        <w:rPr>
-          <w:b/>
-          <w:bCs/>
-        </w:rPr>
-        <w:t>Graphics g) {</w:t>
+        <w:t>(Graphics g) {</w:t>
       </w:r>
     </w:p>
     <w:p>
@@ -12257,7 +11607,6 @@
         <w:t xml:space="preserve">    </w:t>
       </w:r>
       <w:proofErr w:type="spellStart"/>
-      <w:proofErr w:type="gramStart"/>
       <w:r>
         <w:rPr>
           <w:b/>
@@ -12266,7 +11615,6 @@
         <w:t>super.paintComponent</w:t>
       </w:r>
       <w:proofErr w:type="spellEnd"/>
-      <w:proofErr w:type="gramEnd"/>
       <w:r>
         <w:rPr>
           <w:b/>
@@ -12378,23 +11726,7 @@
           <w:b/>
           <w:bCs/>
         </w:rPr>
-        <w:t xml:space="preserve">  public static void </w:t>
-      </w:r>
-      <w:proofErr w:type="gramStart"/>
-      <w:r>
-        <w:rPr>
-          <w:b/>
-          <w:bCs/>
-        </w:rPr>
-        <w:t>main(String[</w:t>
-      </w:r>
-      <w:proofErr w:type="gramEnd"/>
-      <w:r>
-        <w:rPr>
-          <w:b/>
-          <w:bCs/>
-        </w:rPr>
-        <w:t xml:space="preserve">] </w:t>
+        <w:t xml:space="preserve">  public static void main(String[] </w:t>
       </w:r>
       <w:proofErr w:type="spellStart"/>
       <w:r>
@@ -12444,7 +11776,6 @@
         <w:t xml:space="preserve"> frame = new </w:t>
       </w:r>
       <w:proofErr w:type="spellStart"/>
-      <w:proofErr w:type="gramStart"/>
       <w:r>
         <w:rPr>
           <w:b/>
@@ -12458,15 +11789,7 @@
           <w:b/>
           <w:bCs/>
         </w:rPr>
-        <w:t>(</w:t>
-      </w:r>
-      <w:proofErr w:type="gramEnd"/>
-      <w:r>
-        <w:rPr>
-          <w:b/>
-          <w:bCs/>
-        </w:rPr>
-        <w:t>);</w:t>
+        <w:t>();</w:t>
       </w:r>
     </w:p>
     <w:p>
@@ -12484,7 +11807,6 @@
         <w:t xml:space="preserve">    </w:t>
       </w:r>
       <w:proofErr w:type="spellStart"/>
-      <w:proofErr w:type="gramStart"/>
       <w:r>
         <w:rPr>
           <w:b/>
@@ -12498,18 +11820,9 @@
           <w:b/>
           <w:bCs/>
         </w:rPr>
-        <w:t>(</w:t>
-      </w:r>
-      <w:proofErr w:type="gramEnd"/>
-      <w:r>
-        <w:rPr>
-          <w:b/>
-          <w:bCs/>
-        </w:rPr>
-        <w:t xml:space="preserve">new </w:t>
-      </w:r>
-      <w:proofErr w:type="spellStart"/>
-      <w:proofErr w:type="gramStart"/>
+        <w:t xml:space="preserve">(new </w:t>
+      </w:r>
+      <w:proofErr w:type="spellStart"/>
       <w:r>
         <w:rPr>
           <w:b/>
@@ -12523,15 +11836,7 @@
           <w:b/>
           <w:bCs/>
         </w:rPr>
-        <w:t>(</w:t>
-      </w:r>
-      <w:proofErr w:type="gramEnd"/>
-      <w:r>
-        <w:rPr>
-          <w:b/>
-          <w:bCs/>
-        </w:rPr>
-        <w:t>));</w:t>
+        <w:t>());</w:t>
       </w:r>
     </w:p>
     <w:p>
@@ -12549,7 +11854,6 @@
         <w:t xml:space="preserve">    </w:t>
       </w:r>
       <w:proofErr w:type="spellStart"/>
-      <w:proofErr w:type="gramStart"/>
       <w:r>
         <w:rPr>
           <w:b/>
@@ -12558,7 +11862,6 @@
         <w:t>frame.setSize</w:t>
       </w:r>
       <w:proofErr w:type="spellEnd"/>
-      <w:proofErr w:type="gramEnd"/>
       <w:r>
         <w:rPr>
           <w:b/>
@@ -12582,7 +11885,6 @@
         <w:t xml:space="preserve">    </w:t>
       </w:r>
       <w:proofErr w:type="spellStart"/>
-      <w:proofErr w:type="gramStart"/>
       <w:r>
         <w:rPr>
           <w:b/>
@@ -12591,7 +11893,6 @@
         <w:t>frame.setDefaultCloseOperation</w:t>
       </w:r>
       <w:proofErr w:type="spellEnd"/>
-      <w:proofErr w:type="gramEnd"/>
       <w:r>
         <w:rPr>
           <w:b/>
@@ -12640,7 +11941,6 @@
         <w:t xml:space="preserve">    </w:t>
       </w:r>
       <w:proofErr w:type="spellStart"/>
-      <w:proofErr w:type="gramStart"/>
       <w:r>
         <w:rPr>
           <w:b/>
@@ -12649,7 +11949,6 @@
         <w:t>frame.setVisible</w:t>
       </w:r>
       <w:proofErr w:type="spellEnd"/>
-      <w:proofErr w:type="gramEnd"/>
       <w:r>
         <w:rPr>
           <w:b/>
@@ -12698,40 +11997,37 @@
       </w:r>
       <w:proofErr w:type="spellEnd"/>
       <w:r>
-        <w:t xml:space="preserve"> that draws a red rectangle using the Graphics2D class. Prior to Java 17, this code would use the OpenGL rendering pipeline </w:t>
-      </w:r>
+        <w:t xml:space="preserve"> that draws a red rectangle using the Graphics2D class. Prior to Java 17, this code would use the OpenGL rendering pipeline to draw the rectangle. However, with the new feature, this code will use the Metal rendering pipeline on macOS, resulting in faster and smoother graphics rendering.</w:t>
+      </w:r>
+    </w:p>
+    <w:p>
+      <w:r>
+        <w:t>The new Metal pipeline should be particularly noticeable in applications that use complex graphics or animations, as it can provide significant performance improvements over the old OpenGL pipeline.</w:t>
+      </w:r>
+    </w:p>
+    <w:p>
+      <w:pPr>
+        <w:rPr>
+          <w:b/>
+          <w:bCs/>
+        </w:rPr>
+      </w:pPr>
+      <w:r>
+        <w:rPr>
+          <w:b/>
+          <w:bCs/>
+        </w:rPr>
+        <w:t>Deprecate the Applet API for Removal</w:t>
+      </w:r>
+    </w:p>
+    <w:p>
+      <w:r>
+        <w:t>The “Deprecate the Applet API for Removal” feature of Java 17 involves marking the Applet API as deprecated, which means that it is no more recommended for use and may be removed in a future version of Java. The Applet API is used to create Java applets, which are small applications that run within a web browser.</w:t>
+      </w:r>
+    </w:p>
+    <w:p>
       <w:r>
         <w:lastRenderedPageBreak/>
-        <w:t>to draw the rectangle. However, with the new feature, this code will use the Metal rendering pipeline on macOS, resulting in faster and smoother graphics rendering.</w:t>
-      </w:r>
-    </w:p>
-    <w:p>
-      <w:r>
-        <w:t>The new Metal pipeline should be particularly noticeable in applications that use complex graphics or animations, as it can provide significant performance improvements over the old OpenGL pipeline.</w:t>
-      </w:r>
-    </w:p>
-    <w:p>
-      <w:pPr>
-        <w:rPr>
-          <w:b/>
-          <w:bCs/>
-        </w:rPr>
-      </w:pPr>
-      <w:r>
-        <w:rPr>
-          <w:b/>
-          <w:bCs/>
-        </w:rPr>
-        <w:t>Deprecate the Applet API for Removal</w:t>
-      </w:r>
-    </w:p>
-    <w:p>
-      <w:r>
-        <w:t>The “Deprecate the Applet API for Removal” feature of Java 17 involves marking the Applet API as deprecated, which means that it is no more recommended for use and may be removed in a future version of Java. The Applet API is used to create Java applets, which are small applications that run within a web browser.</w:t>
-      </w:r>
-    </w:p>
-    <w:p>
-      <w:r>
         <w:t>Below is an example of how the Applet API can be used in Java:</w:t>
       </w:r>
     </w:p>
@@ -12750,21 +12046,12 @@
         <w:t xml:space="preserve">import </w:t>
       </w:r>
       <w:proofErr w:type="spellStart"/>
-      <w:proofErr w:type="gramStart"/>
-      <w:r>
-        <w:rPr>
-          <w:b/>
-          <w:bCs/>
-        </w:rPr>
-        <w:t>java.applet</w:t>
-      </w:r>
-      <w:proofErr w:type="gramEnd"/>
-      <w:r>
-        <w:rPr>
-          <w:b/>
-          <w:bCs/>
-        </w:rPr>
-        <w:t>.Applet</w:t>
+      <w:r>
+        <w:rPr>
+          <w:b/>
+          <w:bCs/>
+        </w:rPr>
+        <w:t>java.applet.Applet</w:t>
       </w:r>
       <w:proofErr w:type="spellEnd"/>
       <w:r>
@@ -12790,7 +12077,6 @@
         <w:t xml:space="preserve">import </w:t>
       </w:r>
       <w:proofErr w:type="spellStart"/>
-      <w:proofErr w:type="gramStart"/>
       <w:r>
         <w:rPr>
           <w:b/>
@@ -12799,7 +12085,6 @@
         <w:t>java.awt.Graphics</w:t>
       </w:r>
       <w:proofErr w:type="spellEnd"/>
-      <w:proofErr w:type="gramEnd"/>
       <w:r>
         <w:rPr>
           <w:b/>
@@ -12859,23 +12144,7 @@
           <w:b/>
           <w:bCs/>
         </w:rPr>
-        <w:t xml:space="preserve">   public void </w:t>
-      </w:r>
-      <w:proofErr w:type="gramStart"/>
-      <w:r>
-        <w:rPr>
-          <w:b/>
-          <w:bCs/>
-        </w:rPr>
-        <w:t>paint(</w:t>
-      </w:r>
-      <w:proofErr w:type="gramEnd"/>
-      <w:r>
-        <w:rPr>
-          <w:b/>
-          <w:bCs/>
-        </w:rPr>
-        <w:t>Graphics g) {</w:t>
+        <w:t xml:space="preserve">   public void paint(Graphics g) {</w:t>
       </w:r>
     </w:p>
     <w:p>
@@ -12893,7 +12162,6 @@
         <w:t xml:space="preserve">      </w:t>
       </w:r>
       <w:proofErr w:type="spellStart"/>
-      <w:proofErr w:type="gramStart"/>
       <w:r>
         <w:rPr>
           <w:b/>
@@ -12902,7 +12170,6 @@
         <w:t>g.drawString</w:t>
       </w:r>
       <w:proofErr w:type="spellEnd"/>
-      <w:proofErr w:type="gramEnd"/>
       <w:r>
         <w:rPr>
           <w:b/>
@@ -12999,10 +12266,9 @@
     </w:p>
     <w:p>
       <w:r>
-        <w:lastRenderedPageBreak/>
         <w:t>We need to download the zip file by clicking the link on </w:t>
       </w:r>
-      <w:hyperlink r:id="rId33" w:tgtFrame="_blank" w:history="1">
+      <w:hyperlink r:id="rId36" w:tgtFrame="_blank" w:history="1">
         <w:r>
           <w:rPr>
             <w:rStyle w:val="Hyperlink"/>
@@ -13027,7 +12293,7 @@
       <w:r>
         <w:t>Yes, popular Integrated Development Environments (IDEs) like IntelliJ IDEA, Eclipse, and NetBeans typically provide support for the latest Java versions, including Java 17. We can configure our IDE to use Java 17 for development. We have a separate article on ‘</w:t>
       </w:r>
-      <w:hyperlink r:id="rId34" w:history="1">
+      <w:hyperlink r:id="rId37" w:history="1">
         <w:r>
           <w:rPr>
             <w:rStyle w:val="Hyperlink"/>
@@ -13061,6 +12327,7 @@
         </w:numPr>
       </w:pPr>
       <w:r>
+        <w:lastRenderedPageBreak/>
         <w:t>Review the release notes and documentation of Oracle website for compatibility and migration guidelines.</w:t>
       </w:r>
     </w:p>
@@ -13149,7 +12416,7 @@
         </w:rPr>
         <w:t> </w:t>
       </w:r>
-      <w:hyperlink r:id="rId35" w:history="1">
+      <w:hyperlink r:id="rId38" w:history="1">
         <w:r>
           <w:rPr>
             <w:rStyle w:val="Hyperlink"/>
@@ -13183,10 +12450,9 @@
     </w:p>
     <w:p>
       <w:r>
-        <w:lastRenderedPageBreak/>
         <w:t>You may also go through the detailed article on </w:t>
       </w:r>
-      <w:hyperlink r:id="rId36" w:history="1">
+      <w:hyperlink r:id="rId39" w:history="1">
         <w:r>
           <w:rPr>
             <w:rStyle w:val="Hyperlink"/>
@@ -13204,7 +12470,7 @@
     <w:p/>
     <w:p/>
     <w:p>
-      <w:hyperlink r:id="rId37" w:history="1">
+      <w:hyperlink r:id="rId40" w:history="1">
         <w:r>
           <w:rPr>
             <w:rStyle w:val="Hyperlink"/>
@@ -13237,6 +12503,7 @@
         <w:rPr>
           <w:noProof/>
         </w:rPr>
+        <w:lastRenderedPageBreak/>
         <w:drawing>
           <wp:inline distT="0" distB="0" distL="0" distR="0" wp14:anchorId="66C072FD" wp14:editId="506F5B56">
             <wp:extent cx="480060" cy="480060"/>
@@ -13255,7 +12522,7 @@
                     </pic:cNvPicPr>
                   </pic:nvPicPr>
                   <pic:blipFill>
-                    <a:blip r:embed="rId38">
+                    <a:blip r:embed="rId41">
                       <a:extLst>
                         <a:ext uri="{28A0092B-C50C-407E-A947-70E740481C1C}">
                           <a14:useLocalDpi xmlns:a14="http://schemas.microsoft.com/office/drawing/2010/main" val="0"/>
@@ -13295,7 +12562,7 @@
       <w:r>
         <w:t>by:</w:t>
       </w:r>
-      <w:hyperlink r:id="rId39" w:tooltip="Posts by baeldung" w:history="1">
+      <w:hyperlink r:id="rId42" w:tooltip="Posts by baeldung" w:history="1">
         <w:r>
           <w:rPr>
             <w:rStyle w:val="Hyperlink"/>
@@ -13328,7 +12595,7 @@
                     </pic:cNvPicPr>
                   </pic:nvPicPr>
                   <pic:blipFill>
-                    <a:blip r:embed="rId40">
+                    <a:blip r:embed="rId43">
                       <a:extLst>
                         <a:ext uri="{28A0092B-C50C-407E-A947-70E740481C1C}">
                           <a14:useLocalDpi xmlns:a14="http://schemas.microsoft.com/office/drawing/2010/main" val="0"/>
@@ -13368,7 +12635,7 @@
       <w:r>
         <w:t>by:</w:t>
       </w:r>
-      <w:hyperlink r:id="rId41" w:tooltip="Reviewed by David Martinez" w:history="1">
+      <w:hyperlink r:id="rId44" w:tooltip="Reviewed by David Martinez" w:history="1">
         <w:r>
           <w:rPr>
             <w:rStyle w:val="Hyperlink"/>
@@ -13391,7 +12658,7 @@
           <w:numId w:val="16"/>
         </w:numPr>
       </w:pPr>
-      <w:hyperlink r:id="rId42" w:history="1">
+      <w:hyperlink r:id="rId45" w:history="1">
         <w:r>
           <w:rPr>
             <w:rStyle w:val="Hyperlink"/>
@@ -13409,7 +12676,7 @@
           <w:numId w:val="17"/>
         </w:numPr>
       </w:pPr>
-      <w:hyperlink r:id="rId43" w:history="1">
+      <w:hyperlink r:id="rId46" w:history="1">
         <w:r>
           <w:rPr>
             <w:rStyle w:val="Hyperlink"/>
@@ -13443,7 +12710,7 @@
                     </pic:cNvPicPr>
                   </pic:nvPicPr>
                   <pic:blipFill>
-                    <a:blip r:embed="rId44">
+                    <a:blip r:embed="rId47">
                       <a:extLst>
                         <a:ext uri="{28A0092B-C50C-407E-A947-70E740481C1C}">
                           <a14:useLocalDpi xmlns:a14="http://schemas.microsoft.com/office/drawing/2010/main" val="0"/>
@@ -13491,7 +12758,7 @@
       </w:r>
     </w:p>
     <w:p>
-      <w:hyperlink r:id="rId45" w:history="1">
+      <w:hyperlink r:id="rId48" w:history="1">
         <w:r>
           <w:rPr>
             <w:rStyle w:val="Hyperlink"/>
@@ -13503,7 +12770,7 @@
       </w:hyperlink>
     </w:p>
     <w:p>
-      <w:hyperlink r:id="rId46" w:history="1">
+      <w:hyperlink r:id="rId49" w:history="1">
         <w:r>
           <w:rPr>
             <w:rStyle w:val="Hyperlink"/>
@@ -13529,10 +12796,9 @@
     </w:p>
     <w:p>
       <w:r>
-        <w:lastRenderedPageBreak/>
         <w:t>In this tutorial, we’ll talk about the news related to the new version of the Java ecosystem, </w:t>
       </w:r>
-      <w:hyperlink r:id="rId47" w:history="1">
+      <w:hyperlink r:id="rId50" w:history="1">
         <w:r>
           <w:rPr>
             <w:rStyle w:val="Hyperlink"/>
@@ -13566,7 +12832,7 @@
           <w:bCs/>
         </w:rPr>
       </w:pPr>
-      <w:hyperlink r:id="rId48" w:history="1">
+      <w:hyperlink r:id="rId51" w:history="1">
         <w:r>
           <w:rPr>
             <w:rStyle w:val="Hyperlink"/>
@@ -13583,7 +12849,7 @@
       </w:r>
     </w:p>
     <w:p>
-      <w:hyperlink r:id="rId49" w:history="1">
+      <w:hyperlink r:id="rId52" w:history="1">
         <w:r>
           <w:rPr>
             <w:rStyle w:val="Hyperlink"/>
@@ -13604,7 +12870,7 @@
           <w:bCs/>
         </w:rPr>
       </w:pPr>
-      <w:hyperlink r:id="rId50" w:history="1">
+      <w:hyperlink r:id="rId53" w:history="1">
         <w:r>
           <w:rPr>
             <w:rStyle w:val="Hyperlink"/>
@@ -13663,7 +12929,7 @@
       </w:r>
     </w:p>
     <w:p>
-      <w:hyperlink r:id="rId51" w:history="1">
+      <w:hyperlink r:id="rId54" w:history="1">
         <w:r>
           <w:rPr>
             <w:rStyle w:val="Hyperlink"/>
@@ -13684,7 +12950,7 @@
           <w:bCs/>
         </w:rPr>
       </w:pPr>
-      <w:hyperlink r:id="rId52" w:history="1">
+      <w:hyperlink r:id="rId55" w:history="1">
         <w:r>
           <w:rPr>
             <w:rStyle w:val="Hyperlink"/>
@@ -13701,7 +12967,7 @@
       </w:r>
     </w:p>
     <w:p>
-      <w:hyperlink r:id="rId53" w:history="1">
+      <w:hyperlink r:id="rId56" w:history="1">
         <w:r>
           <w:rPr>
             <w:rStyle w:val="Hyperlink"/>
@@ -13749,7 +13015,7 @@
         </w:rPr>
         <w:t>2.1. Restore Always-Strict Floating-Point Semantics (</w:t>
       </w:r>
-      <w:hyperlink r:id="rId54" w:history="1">
+      <w:hyperlink r:id="rId57" w:history="1">
         <w:r>
           <w:rPr>
             <w:rStyle w:val="Hyperlink"/>
@@ -13872,7 +13138,7 @@
         </w:rPr>
         <w:t>2.2. Enhanced Pseudo-Random Number Generators (</w:t>
       </w:r>
-      <w:hyperlink r:id="rId55" w:history="1">
+      <w:hyperlink r:id="rId58" w:history="1">
         <w:r>
           <w:rPr>
             <w:rStyle w:val="Hyperlink"/>
@@ -13902,7 +13168,6 @@
     </w:p>
     <w:p>
       <w:r>
-        <w:lastRenderedPageBreak/>
         <w:t xml:space="preserve">public </w:t>
       </w:r>
       <w:proofErr w:type="spellStart"/>
@@ -13914,128 +13179,111 @@
         <w:t xml:space="preserve"> </w:t>
       </w:r>
       <w:proofErr w:type="spellStart"/>
-      <w:proofErr w:type="gramStart"/>
       <w:r>
         <w:t>getPseudoInts</w:t>
       </w:r>
       <w:proofErr w:type="spellEnd"/>
       <w:r>
+        <w:t xml:space="preserve">(String algorithm, int </w:t>
+      </w:r>
+      <w:proofErr w:type="spellStart"/>
+      <w:r>
+        <w:t>streamSize</w:t>
+      </w:r>
+      <w:proofErr w:type="spellEnd"/>
+      <w:r>
+        <w:t>) {</w:t>
+      </w:r>
+    </w:p>
+    <w:p>
+      <w:r>
+        <w:t xml:space="preserve">    // returns an </w:t>
+      </w:r>
+      <w:proofErr w:type="spellStart"/>
+      <w:r>
+        <w:t>IntStream</w:t>
+      </w:r>
+      <w:proofErr w:type="spellEnd"/>
+      <w:r>
+        <w:t xml:space="preserve"> with size @streamSize of random numbers generated using the @algorithm</w:t>
+      </w:r>
+    </w:p>
+    <w:p>
+      <w:r>
+        <w:t xml:space="preserve">    // where the lower bound is 0 and the upper is 100 (exclusive)</w:t>
+      </w:r>
+    </w:p>
+    <w:p>
+      <w:r>
+        <w:t xml:space="preserve">    return </w:t>
+      </w:r>
+      <w:proofErr w:type="spellStart"/>
+      <w:r>
+        <w:t>RandomGeneratorFactory.of</w:t>
+      </w:r>
+      <w:proofErr w:type="spellEnd"/>
+      <w:r>
+        <w:t>(algorithm)</w:t>
+      </w:r>
+    </w:p>
+    <w:p>
+      <w:r>
+        <w:t xml:space="preserve">            .create()</w:t>
+      </w:r>
+    </w:p>
+    <w:p>
+      <w:r>
+        <w:t xml:space="preserve">            .</w:t>
+      </w:r>
+      <w:proofErr w:type="spellStart"/>
+      <w:r>
+        <w:t>ints</w:t>
+      </w:r>
+      <w:proofErr w:type="spellEnd"/>
+      <w:r>
         <w:t>(</w:t>
       </w:r>
-      <w:proofErr w:type="gramEnd"/>
-      <w:r>
-        <w:t xml:space="preserve">String algorithm, int </w:t>
-      </w:r>
       <w:proofErr w:type="spellStart"/>
       <w:r>
         <w:t>streamSize</w:t>
       </w:r>
       <w:proofErr w:type="spellEnd"/>
       <w:r>
-        <w:t>) {</w:t>
-      </w:r>
-    </w:p>
-    <w:p>
-      <w:r>
-        <w:t xml:space="preserve">    // returns an </w:t>
-      </w:r>
-      <w:proofErr w:type="spellStart"/>
-      <w:r>
-        <w:t>IntStream</w:t>
-      </w:r>
-      <w:proofErr w:type="spellEnd"/>
-      <w:r>
-        <w:t xml:space="preserve"> with size @streamSize of random numbers generated using the @algorithm</w:t>
-      </w:r>
-    </w:p>
-    <w:p>
-      <w:r>
-        <w:t xml:space="preserve">    // where the lower bound is 0 and the upper is 100 (exclusive)</w:t>
-      </w:r>
-    </w:p>
-    <w:p>
-      <w:r>
-        <w:t xml:space="preserve">    return </w:t>
-      </w:r>
-      <w:proofErr w:type="spellStart"/>
-      <w:r>
-        <w:t>RandomGeneratorFactory.of</w:t>
-      </w:r>
-      <w:proofErr w:type="spellEnd"/>
-      <w:r>
-        <w:t>(algorithm)</w:t>
-      </w:r>
-    </w:p>
-    <w:p>
-      <w:r>
-        <w:t xml:space="preserve">            </w:t>
-      </w:r>
-      <w:proofErr w:type="gramStart"/>
-      <w:r>
-        <w:t>.create</w:t>
-      </w:r>
-      <w:proofErr w:type="gramEnd"/>
-      <w:r>
-        <w:t>()</w:t>
-      </w:r>
-    </w:p>
-    <w:p>
-      <w:r>
-        <w:t xml:space="preserve">            </w:t>
-      </w:r>
-      <w:proofErr w:type="gramStart"/>
-      <w:r>
-        <w:t>.</w:t>
-      </w:r>
-      <w:proofErr w:type="spellStart"/>
-      <w:r>
-        <w:t>ints</w:t>
-      </w:r>
-      <w:proofErr w:type="spellEnd"/>
-      <w:proofErr w:type="gramEnd"/>
-      <w:r>
-        <w:t>(</w:t>
-      </w:r>
-      <w:proofErr w:type="spellStart"/>
-      <w:r>
-        <w:t>streamSize</w:t>
-      </w:r>
-      <w:proofErr w:type="spellEnd"/>
-      <w:r>
         <w:t>, 0,100);</w:t>
       </w:r>
     </w:p>
     <w:p>
-      <w:proofErr w:type="gramStart"/>
       <w:r>
         <w:t>}Copy</w:t>
       </w:r>
-      <w:proofErr w:type="gramEnd"/>
     </w:p>
     <w:p>
       <w:r>
         <w:t>Legacy random classes, such as </w:t>
       </w:r>
       <w:proofErr w:type="spellStart"/>
-      <w:proofErr w:type="gramStart"/>
       <w:r>
         <w:rPr>
           <w:i/>
           <w:iCs/>
         </w:rPr>
-        <w:t>java.util</w:t>
-      </w:r>
-      <w:proofErr w:type="gramEnd"/>
+        <w:t>java.util.Random</w:t>
+      </w:r>
+      <w:proofErr w:type="spellEnd"/>
+      <w:r>
+        <w:t>, </w:t>
+      </w:r>
+      <w:proofErr w:type="spellStart"/>
       <w:r>
         <w:rPr>
           <w:i/>
           <w:iCs/>
         </w:rPr>
-        <w:t>.Random</w:t>
-      </w:r>
-      <w:proofErr w:type="spellEnd"/>
-      <w:r>
-        <w:t>, </w:t>
+        <w:t>SplittableRandom</w:t>
+      </w:r>
+      <w:proofErr w:type="spellEnd"/>
+      <w:r>
+        <w:t> and </w:t>
       </w:r>
       <w:proofErr w:type="spellStart"/>
       <w:r>
@@ -14043,11 +13291,11 @@
           <w:i/>
           <w:iCs/>
         </w:rPr>
-        <w:t>SplittableRandom</w:t>
-      </w:r>
-      <w:proofErr w:type="spellEnd"/>
-      <w:r>
-        <w:t> and </w:t>
+        <w:t>SecureRandom</w:t>
+      </w:r>
+      <w:proofErr w:type="spellEnd"/>
+      <w:r>
+        <w:t> now extend the new </w:t>
       </w:r>
       <w:proofErr w:type="spellStart"/>
       <w:r>
@@ -14055,18 +13303,6 @@
           <w:i/>
           <w:iCs/>
         </w:rPr>
-        <w:t>SecureRandom</w:t>
-      </w:r>
-      <w:proofErr w:type="spellEnd"/>
-      <w:r>
-        <w:t> now extend the new </w:t>
-      </w:r>
-      <w:proofErr w:type="spellStart"/>
-      <w:r>
-        <w:rPr>
-          <w:i/>
-          <w:iCs/>
-        </w:rPr>
         <w:t>RandomGenerator</w:t>
       </w:r>
       <w:proofErr w:type="spellEnd"/>
@@ -14086,9 +13322,10 @@
           <w:b/>
           <w:bCs/>
         </w:rPr>
+        <w:lastRenderedPageBreak/>
         <w:t>2.3. New macOS Rendering Pipeline (</w:t>
       </w:r>
-      <w:hyperlink r:id="rId56" w:history="1">
+      <w:hyperlink r:id="rId59" w:history="1">
         <w:r>
           <w:rPr>
             <w:rStyle w:val="Hyperlink"/>
@@ -14141,7 +13378,7 @@
         </w:rPr>
         <w:t> Port (</w:t>
       </w:r>
-      <w:hyperlink r:id="rId57" w:history="1">
+      <w:hyperlink r:id="rId60" w:history="1">
         <w:r>
           <w:rPr>
             <w:rStyle w:val="Hyperlink"/>
@@ -14178,7 +13415,7 @@
         </w:rPr>
         <w:t>2.5. Deprecate the Applet API for Removal (</w:t>
       </w:r>
-      <w:hyperlink r:id="rId58" w:history="1">
+      <w:hyperlink r:id="rId61" w:history="1">
         <w:r>
           <w:rPr>
             <w:rStyle w:val="Hyperlink"/>
@@ -14215,7 +13452,7 @@
         </w:rPr>
         <w:t>2.6. Strongly Encapsulate JDK Internals (</w:t>
       </w:r>
-      <w:hyperlink r:id="rId59" w:history="1">
+      <w:hyperlink r:id="rId62" w:history="1">
         <w:r>
           <w:rPr>
             <w:rStyle w:val="Hyperlink"/>
@@ -14257,7 +13494,6 @@
         <w:t>This feature will prevent JDK users from accessing internal APIs, except for critical ones like </w:t>
       </w:r>
       <w:proofErr w:type="spellStart"/>
-      <w:proofErr w:type="gramStart"/>
       <w:r>
         <w:rPr>
           <w:b/>
@@ -14265,17 +13501,7 @@
           <w:i/>
           <w:iCs/>
         </w:rPr>
-        <w:t>sun.misc</w:t>
-      </w:r>
-      <w:proofErr w:type="gramEnd"/>
-      <w:r>
-        <w:rPr>
-          <w:b/>
-          <w:bCs/>
-          <w:i/>
-          <w:iCs/>
-        </w:rPr>
-        <w:t>.Unsafe</w:t>
+        <w:t>sun.misc.Unsafe</w:t>
       </w:r>
       <w:proofErr w:type="spellEnd"/>
       <w:r>
@@ -14300,7 +13526,7 @@
         </w:rPr>
         <w:t>2.7. Pattern Matching for Switch (Preview) (</w:t>
       </w:r>
-      <w:hyperlink r:id="rId60" w:history="1">
+      <w:hyperlink r:id="rId63" w:history="1">
         <w:r>
           <w:rPr>
             <w:rStyle w:val="Hyperlink"/>
@@ -14320,7 +13546,6 @@
     </w:p>
     <w:p>
       <w:r>
-        <w:lastRenderedPageBreak/>
         <w:t>This is another step toward pattern matching by enhancing pattern matching for </w:t>
       </w:r>
       <w:r>
@@ -14395,7 +13620,6 @@
         <w:t xml:space="preserve"> String </w:t>
       </w:r>
       <w:proofErr w:type="spellStart"/>
-      <w:proofErr w:type="gramStart"/>
       <w:r>
         <w:rPr>
           <w:b/>
@@ -14405,11 +13629,7 @@
       </w:r>
       <w:proofErr w:type="spellEnd"/>
       <w:r>
-        <w:t>(</w:t>
-      </w:r>
-      <w:proofErr w:type="gramEnd"/>
-      <w:r>
-        <w:t xml:space="preserve">Object </w:t>
+        <w:t xml:space="preserve">(Object </w:t>
       </w:r>
       <w:proofErr w:type="spellStart"/>
       <w:r>
@@ -14469,45 +13689,25 @@
       </w:r>
       <w:proofErr w:type="spellStart"/>
       <w:r>
-        <w:t>s</w:t>
-      </w:r>
-      <w:proofErr w:type="gramStart"/>
-      <w:r>
-        <w:t>".formatted</w:t>
-      </w:r>
-      <w:proofErr w:type="spellEnd"/>
-      <w:proofErr w:type="gramEnd"/>
-      <w:r>
-        <w:t>(h.</w:t>
-      </w:r>
-      <w:proofErr w:type="gramStart"/>
-      <w:r>
-        <w:t>name(</w:t>
-      </w:r>
-      <w:proofErr w:type="gramEnd"/>
-      <w:r>
-        <w:t xml:space="preserve">), </w:t>
-      </w:r>
-      <w:proofErr w:type="spellStart"/>
-      <w:proofErr w:type="gramStart"/>
+        <w:t>s".formatted</w:t>
+      </w:r>
+      <w:proofErr w:type="spellEnd"/>
+      <w:r>
+        <w:t xml:space="preserve">(h.name(), </w:t>
+      </w:r>
+      <w:proofErr w:type="spellStart"/>
       <w:r>
         <w:t>h.age</w:t>
       </w:r>
       <w:proofErr w:type="spellEnd"/>
       <w:r>
-        <w:t>(</w:t>
-      </w:r>
-      <w:proofErr w:type="gramEnd"/>
-      <w:r>
-        <w:t xml:space="preserve">), </w:t>
-      </w:r>
-      <w:proofErr w:type="spellStart"/>
-      <w:proofErr w:type="gramStart"/>
+        <w:t xml:space="preserve">(), </w:t>
+      </w:r>
+      <w:proofErr w:type="spellStart"/>
       <w:r>
         <w:t>h.profession</w:t>
       </w:r>
       <w:proofErr w:type="spellEnd"/>
-      <w:proofErr w:type="gramEnd"/>
       <w:r>
         <w:t>());</w:t>
       </w:r>
@@ -14529,6 +13729,7 @@
     </w:p>
     <w:p>
       <w:r>
+        <w:lastRenderedPageBreak/>
         <w:t xml:space="preserve">        </w:t>
       </w:r>
       <w:r>
@@ -14595,7 +13796,6 @@
         <w:t xml:space="preserve"> String </w:t>
       </w:r>
       <w:proofErr w:type="spellStart"/>
-      <w:proofErr w:type="gramStart"/>
       <w:r>
         <w:rPr>
           <w:b/>
@@ -14605,11 +13805,7 @@
       </w:r>
       <w:proofErr w:type="spellEnd"/>
       <w:r>
-        <w:t>(</w:t>
-      </w:r>
-      <w:proofErr w:type="gramEnd"/>
-      <w:r>
-        <w:t>Shape shape) {</w:t>
+        <w:t>(Shape shape) {</w:t>
       </w:r>
     </w:p>
     <w:p>
@@ -14652,22 +13848,12 @@
         <w:t xml:space="preserve"> Triangle t &amp;&amp; (</w:t>
       </w:r>
       <w:proofErr w:type="spellStart"/>
-      <w:proofErr w:type="gramStart"/>
       <w:r>
         <w:t>t.getNumberOfSides</w:t>
       </w:r>
       <w:proofErr w:type="spellEnd"/>
-      <w:proofErr w:type="gramEnd"/>
-      <w:r>
-        <w:t>(</w:t>
-      </w:r>
-      <w:proofErr w:type="gramStart"/>
-      <w:r>
-        <w:t>) !</w:t>
-      </w:r>
-      <w:proofErr w:type="gramEnd"/>
-      <w:r>
-        <w:t>= 3) -&gt; "This is a weird triangle";</w:t>
+      <w:r>
+        <w:t>() != 3) -&gt; "This is a weird triangle";</w:t>
       </w:r>
     </w:p>
     <w:p>
@@ -14685,22 +13871,12 @@
         <w:t xml:space="preserve"> Circle c &amp;&amp; (</w:t>
       </w:r>
       <w:proofErr w:type="spellStart"/>
-      <w:proofErr w:type="gramStart"/>
       <w:r>
         <w:t>c.getNumberOfSides</w:t>
       </w:r>
       <w:proofErr w:type="spellEnd"/>
-      <w:proofErr w:type="gramEnd"/>
-      <w:r>
-        <w:t>(</w:t>
-      </w:r>
-      <w:proofErr w:type="gramStart"/>
-      <w:r>
-        <w:t>) !</w:t>
-      </w:r>
-      <w:proofErr w:type="gramEnd"/>
-      <w:r>
-        <w:t>= 0) -&gt; "This is a weird circle";</w:t>
+      <w:r>
+        <w:t>() != 0) -&gt; "This is a weird circle";</w:t>
       </w:r>
     </w:p>
     <w:p>
@@ -14747,7 +13923,7 @@
         </w:rPr>
         <w:t>2.8. Remove RMI Activation (</w:t>
       </w:r>
-      <w:hyperlink r:id="rId61" w:history="1">
+      <w:hyperlink r:id="rId64" w:history="1">
         <w:r>
           <w:rPr>
             <w:rStyle w:val="Hyperlink"/>
@@ -14782,10 +13958,9 @@
           <w:b/>
           <w:bCs/>
         </w:rPr>
-        <w:lastRenderedPageBreak/>
         <w:t>2.9. Sealed Classes (</w:t>
       </w:r>
-      <w:hyperlink r:id="rId62" w:history="1">
+      <w:hyperlink r:id="rId65" w:history="1">
         <w:r>
           <w:rPr>
             <w:rStyle w:val="Hyperlink"/>
@@ -14807,7 +13982,7 @@
       <w:r>
         <w:t>Sealed classes are part of </w:t>
       </w:r>
-      <w:hyperlink r:id="rId63" w:history="1">
+      <w:hyperlink r:id="rId66" w:history="1">
         <w:r>
           <w:rPr>
             <w:rStyle w:val="Hyperlink"/>
@@ -14818,7 +13993,7 @@
       <w:r>
         <w:t>, and this JEP officially introduces a new feature to the language, although it was available in preview mode in the JDK versions </w:t>
       </w:r>
-      <w:hyperlink r:id="rId64" w:history="1">
+      <w:hyperlink r:id="rId67" w:history="1">
         <w:r>
           <w:rPr>
             <w:rStyle w:val="Hyperlink"/>
@@ -14829,7 +14004,7 @@
       <w:r>
         <w:t> and </w:t>
       </w:r>
-      <w:hyperlink r:id="rId65" w:history="1">
+      <w:hyperlink r:id="rId68" w:history="1">
         <w:r>
           <w:rPr>
             <w:rStyle w:val="Hyperlink"/>
@@ -14864,7 +14039,6 @@
         <w:t xml:space="preserve"> </w:t>
       </w:r>
       <w:proofErr w:type="spellStart"/>
-      <w:proofErr w:type="gramStart"/>
       <w:r>
         <w:rPr>
           <w:b/>
@@ -14874,11 +14048,7 @@
       </w:r>
       <w:proofErr w:type="spellEnd"/>
       <w:r>
-        <w:t>(</w:t>
-      </w:r>
-      <w:proofErr w:type="gramEnd"/>
-      <w:r>
-        <w:t>Shape shape) {</w:t>
+        <w:t>(Shape shape) {</w:t>
       </w:r>
     </w:p>
     <w:p>
@@ -14929,18 +14099,17 @@
         <w:t xml:space="preserve"> t -&gt; </w:t>
       </w:r>
       <w:proofErr w:type="spellStart"/>
-      <w:proofErr w:type="gramStart"/>
       <w:r>
         <w:t>t.getNumberOfSides</w:t>
       </w:r>
       <w:proofErr w:type="spellEnd"/>
-      <w:proofErr w:type="gramEnd"/>
       <w:r>
         <w:t>();</w:t>
       </w:r>
     </w:p>
     <w:p>
       <w:r>
+        <w:lastRenderedPageBreak/>
         <w:t xml:space="preserve">        </w:t>
       </w:r>
       <w:r>
@@ -14954,12 +14123,10 @@
         <w:t xml:space="preserve"> Circle c -&gt; </w:t>
       </w:r>
       <w:proofErr w:type="spellStart"/>
-      <w:proofErr w:type="gramStart"/>
       <w:r>
         <w:t>c.getNumberOfSides</w:t>
       </w:r>
       <w:proofErr w:type="spellEnd"/>
-      <w:proofErr w:type="gramEnd"/>
       <w:r>
         <w:t>();</w:t>
       </w:r>
@@ -14979,12 +14146,10 @@
         <w:t xml:space="preserve"> Triangle t -&gt; </w:t>
       </w:r>
       <w:proofErr w:type="spellStart"/>
-      <w:proofErr w:type="gramStart"/>
       <w:r>
         <w:t>t.getNumberOfSides</w:t>
       </w:r>
       <w:proofErr w:type="spellEnd"/>
-      <w:proofErr w:type="gramEnd"/>
       <w:r>
         <w:t>();</w:t>
       </w:r>
@@ -15004,12 +14169,10 @@
         <w:t xml:space="preserve"> Rectangle r -&gt; </w:t>
       </w:r>
       <w:proofErr w:type="spellStart"/>
-      <w:proofErr w:type="gramStart"/>
       <w:r>
         <w:t>r.getNumberOfSides</w:t>
       </w:r>
       <w:proofErr w:type="spellEnd"/>
-      <w:proofErr w:type="gramEnd"/>
       <w:r>
         <w:t>();</w:t>
       </w:r>
@@ -15026,23 +14189,13 @@
         <w:t>case</w:t>
       </w:r>
       <w:r>
-        <w:t xml:space="preserve"> </w:t>
-      </w:r>
-      <w:proofErr w:type="gramStart"/>
-      <w:r>
-        <w:t>Square</w:t>
-      </w:r>
-      <w:proofErr w:type="gramEnd"/>
-      <w:r>
-        <w:t xml:space="preserve"> s -&gt; </w:t>
-      </w:r>
-      <w:proofErr w:type="spellStart"/>
-      <w:proofErr w:type="gramStart"/>
+        <w:t xml:space="preserve"> Square s -&gt; </w:t>
+      </w:r>
+      <w:proofErr w:type="spellStart"/>
       <w:r>
         <w:t>s.getNumberOfSides</w:t>
       </w:r>
       <w:proofErr w:type="spellEnd"/>
-      <w:proofErr w:type="gramEnd"/>
       <w:r>
         <w:t>();</w:t>
       </w:r>
@@ -15076,7 +14229,7 @@
         </w:rPr>
         <w:t>2.10. Remove the Experimental AOT and JIT Compiler (</w:t>
       </w:r>
-      <w:hyperlink r:id="rId66" w:history="1">
+      <w:hyperlink r:id="rId69" w:history="1">
         <w:r>
           <w:rPr>
             <w:rStyle w:val="Hyperlink"/>
@@ -15098,7 +14251,7 @@
       <w:r>
         <w:t>Introduced into JDK 9 and JDK 10, respectively, as experimental features, the Ahead-Of-Time (AOT) compilation (</w:t>
       </w:r>
-      <w:hyperlink r:id="rId67" w:history="1">
+      <w:hyperlink r:id="rId70" w:history="1">
         <w:r>
           <w:rPr>
             <w:rStyle w:val="Hyperlink"/>
@@ -15117,7 +14270,7 @@
       <w:r>
         <w:t xml:space="preserve"> (</w:t>
       </w:r>
-      <w:hyperlink r:id="rId68" w:history="1">
+      <w:hyperlink r:id="rId71" w:history="1">
         <w:r>
           <w:rPr>
             <w:rStyle w:val="Hyperlink"/>
@@ -15171,7 +14324,7 @@
         </w:rPr>
         <w:t>2.11. Deprecate the Security Manager for Removal (</w:t>
       </w:r>
-      <w:hyperlink r:id="rId69" w:history="1">
+      <w:hyperlink r:id="rId72" w:history="1">
         <w:r>
           <w:rPr>
             <w:rStyle w:val="Hyperlink"/>
@@ -15208,7 +14361,7 @@
         </w:rPr>
         <w:t>2.12. Foreign Function and Memory API (Incubator) (</w:t>
       </w:r>
-      <w:hyperlink r:id="rId70" w:history="1">
+      <w:hyperlink r:id="rId73" w:history="1">
         <w:r>
           <w:rPr>
             <w:rStyle w:val="Hyperlink"/>
@@ -15228,10 +14381,9 @@
     </w:p>
     <w:p>
       <w:r>
-        <w:lastRenderedPageBreak/>
         <w:t>The Foreign Function and Memory API allow Java developers to access code from outside the JVM and manage memory out of the heap. The goal is to replace the </w:t>
       </w:r>
-      <w:hyperlink r:id="rId71" w:history="1">
+      <w:hyperlink r:id="rId74" w:history="1">
         <w:r>
           <w:rPr>
             <w:rStyle w:val="Hyperlink"/>
@@ -15247,7 +14399,7 @@
       <w:r>
         <w:t>This API is another feature developed by </w:t>
       </w:r>
-      <w:hyperlink r:id="rId72" w:history="1">
+      <w:hyperlink r:id="rId75" w:history="1">
         <w:r>
           <w:rPr>
             <w:rStyle w:val="Hyperlink"/>
@@ -15258,7 +14410,7 @@
       <w:r>
         <w:t>, and it has been evolved and predeceased by JEPs </w:t>
       </w:r>
-      <w:hyperlink r:id="rId73" w:history="1">
+      <w:hyperlink r:id="rId76" w:history="1">
         <w:r>
           <w:rPr>
             <w:rStyle w:val="Hyperlink"/>
@@ -15269,7 +14421,7 @@
       <w:r>
         <w:t>, </w:t>
       </w:r>
-      <w:hyperlink r:id="rId74" w:history="1">
+      <w:hyperlink r:id="rId77" w:history="1">
         <w:r>
           <w:rPr>
             <w:rStyle w:val="Hyperlink"/>
@@ -15280,7 +14432,7 @@
       <w:r>
         <w:t>, </w:t>
       </w:r>
-      <w:hyperlink r:id="rId75" w:history="1">
+      <w:hyperlink r:id="rId78" w:history="1">
         <w:r>
           <w:rPr>
             <w:rStyle w:val="Hyperlink"/>
@@ -15291,7 +14443,7 @@
       <w:r>
         <w:t> and </w:t>
       </w:r>
-      <w:hyperlink r:id="rId76" w:history="1">
+      <w:hyperlink r:id="rId79" w:history="1">
         <w:r>
           <w:rPr>
             <w:rStyle w:val="Hyperlink"/>
@@ -15370,11 +14522,7 @@
         <w:t>var</w:t>
       </w:r>
       <w:r>
-        <w:t xml:space="preserve"> path = </w:t>
-      </w:r>
-      <w:proofErr w:type="gramStart"/>
-      <w:r>
-        <w:t>JEP412.</w:t>
+        <w:t xml:space="preserve"> path = JEP412.</w:t>
       </w:r>
       <w:r>
         <w:rPr>
@@ -15393,13 +14541,8 @@
         </w:rPr>
         <w:t>getResource</w:t>
       </w:r>
-      <w:proofErr w:type="gramEnd"/>
-      <w:r>
-        <w:t>("/print_name.so"</w:t>
-      </w:r>
-      <w:proofErr w:type="gramStart"/>
-      <w:r>
-        <w:t>).</w:t>
+      <w:r>
+        <w:t>("/print_name.so").</w:t>
       </w:r>
       <w:proofErr w:type="spellStart"/>
       <w:r>
@@ -15410,7 +14553,6 @@
         <w:t>getPath</w:t>
       </w:r>
       <w:proofErr w:type="spellEnd"/>
-      <w:proofErr w:type="gramEnd"/>
       <w:r>
         <w:t>();</w:t>
       </w:r>
@@ -15437,6 +14579,7 @@
     </w:p>
     <w:p>
       <w:r>
+        <w:lastRenderedPageBreak/>
         <w:t xml:space="preserve">    </w:t>
       </w:r>
       <w:proofErr w:type="spellStart"/>
@@ -15496,7 +14639,6 @@
         <w:t xml:space="preserve"> String </w:t>
       </w:r>
       <w:proofErr w:type="spellStart"/>
-      <w:proofErr w:type="gramStart"/>
       <w:r>
         <w:rPr>
           <w:b/>
@@ -15506,16 +14648,509 @@
       </w:r>
       <w:proofErr w:type="spellEnd"/>
       <w:r>
+        <w:t>(String name) {</w:t>
+      </w:r>
+    </w:p>
+    <w:p/>
+    <w:p>
+      <w:r>
+        <w:t xml:space="preserve">    </w:t>
+      </w:r>
+      <w:r>
+        <w:rPr>
+          <w:b/>
+          <w:bCs/>
+        </w:rPr>
+        <w:t>var</w:t>
+      </w:r>
+      <w:r>
+        <w:t xml:space="preserve"> </w:t>
+      </w:r>
+      <w:proofErr w:type="spellStart"/>
+      <w:r>
+        <w:t>printMethod</w:t>
+      </w:r>
+      <w:proofErr w:type="spellEnd"/>
+      <w:r>
+        <w:t xml:space="preserve"> = </w:t>
+      </w:r>
+      <w:proofErr w:type="spellStart"/>
+      <w:r>
+        <w:t>libLookup.</w:t>
+      </w:r>
+      <w:r>
+        <w:rPr>
+          <w:b/>
+          <w:bCs/>
+        </w:rPr>
+        <w:t>lookup</w:t>
+      </w:r>
+      <w:proofErr w:type="spellEnd"/>
+      <w:r>
+        <w:t>("</w:t>
+      </w:r>
+      <w:proofErr w:type="spellStart"/>
+      <w:r>
+        <w:t>printName</w:t>
+      </w:r>
+      <w:proofErr w:type="spellEnd"/>
+      <w:r>
+        <w:t>");</w:t>
+      </w:r>
+    </w:p>
+    <w:p/>
+    <w:p>
+      <w:r>
+        <w:t xml:space="preserve">    </w:t>
+      </w:r>
+      <w:r>
+        <w:rPr>
+          <w:b/>
+          <w:bCs/>
+        </w:rPr>
+        <w:t>if</w:t>
+      </w:r>
+      <w:r>
+        <w:t xml:space="preserve"> (</w:t>
+      </w:r>
+      <w:proofErr w:type="spellStart"/>
+      <w:r>
+        <w:t>printMethod.</w:t>
+      </w:r>
+      <w:r>
+        <w:rPr>
+          <w:b/>
+          <w:bCs/>
+        </w:rPr>
+        <w:t>isPresent</w:t>
+      </w:r>
+      <w:proofErr w:type="spellEnd"/>
+      <w:r>
+        <w:t>()) {</w:t>
+      </w:r>
+    </w:p>
+    <w:p>
+      <w:r>
+        <w:t xml:space="preserve">        </w:t>
+      </w:r>
+      <w:r>
+        <w:rPr>
+          <w:b/>
+          <w:bCs/>
+        </w:rPr>
+        <w:t>var</w:t>
+      </w:r>
+      <w:r>
+        <w:t xml:space="preserve"> </w:t>
+      </w:r>
+      <w:proofErr w:type="spellStart"/>
+      <w:r>
+        <w:t>methodReference</w:t>
+      </w:r>
+      <w:proofErr w:type="spellEnd"/>
+      <w:r>
+        <w:t xml:space="preserve"> = </w:t>
+      </w:r>
+      <w:proofErr w:type="spellStart"/>
+      <w:r>
+        <w:t>CLinker.</w:t>
+      </w:r>
+      <w:r>
+        <w:rPr>
+          <w:b/>
+          <w:bCs/>
+        </w:rPr>
+        <w:t>getInstance</w:t>
+      </w:r>
+      <w:proofErr w:type="spellEnd"/>
+      <w:r>
+        <w:t>()</w:t>
+      </w:r>
+    </w:p>
+    <w:p>
+      <w:r>
+        <w:t xml:space="preserve">            .</w:t>
+      </w:r>
+      <w:proofErr w:type="spellStart"/>
+      <w:r>
+        <w:rPr>
+          <w:b/>
+          <w:bCs/>
+        </w:rPr>
+        <w:t>downcallHandle</w:t>
+      </w:r>
+      <w:proofErr w:type="spellEnd"/>
+      <w:r>
         <w:t>(</w:t>
       </w:r>
-      <w:proofErr w:type="gramEnd"/>
-      <w:r>
-        <w:t>String name) {</w:t>
+    </w:p>
+    <w:p>
+      <w:r>
+        <w:t xml:space="preserve">                </w:t>
+      </w:r>
+      <w:proofErr w:type="spellStart"/>
+      <w:r>
+        <w:t>printMethod.</w:t>
+      </w:r>
+      <w:r>
+        <w:rPr>
+          <w:b/>
+          <w:bCs/>
+        </w:rPr>
+        <w:t>get</w:t>
+      </w:r>
+      <w:proofErr w:type="spellEnd"/>
+      <w:r>
+        <w:t>(),</w:t>
+      </w:r>
+    </w:p>
+    <w:p>
+      <w:r>
+        <w:t xml:space="preserve">                </w:t>
+      </w:r>
+      <w:proofErr w:type="spellStart"/>
+      <w:r>
+        <w:t>MethodType.</w:t>
+      </w:r>
+      <w:r>
+        <w:rPr>
+          <w:b/>
+          <w:bCs/>
+        </w:rPr>
+        <w:t>methodType</w:t>
+      </w:r>
+      <w:proofErr w:type="spellEnd"/>
+      <w:r>
+        <w:t>(</w:t>
+      </w:r>
+      <w:proofErr w:type="spellStart"/>
+      <w:r>
+        <w:t>MemoryAddress.</w:t>
+      </w:r>
+      <w:r>
+        <w:rPr>
+          <w:b/>
+          <w:bCs/>
+        </w:rPr>
+        <w:t>class</w:t>
+      </w:r>
+      <w:proofErr w:type="spellEnd"/>
+      <w:r>
+        <w:t xml:space="preserve">, </w:t>
+      </w:r>
+      <w:proofErr w:type="spellStart"/>
+      <w:r>
+        <w:t>MemoryAddress.</w:t>
+      </w:r>
+      <w:r>
+        <w:rPr>
+          <w:b/>
+          <w:bCs/>
+        </w:rPr>
+        <w:t>class</w:t>
+      </w:r>
+      <w:proofErr w:type="spellEnd"/>
+      <w:r>
+        <w:t>),</w:t>
+      </w:r>
+    </w:p>
+    <w:p>
+      <w:r>
+        <w:t xml:space="preserve">                </w:t>
+      </w:r>
+      <w:proofErr w:type="spellStart"/>
+      <w:r>
+        <w:t>FunctionDescriptor.</w:t>
+      </w:r>
+      <w:r>
+        <w:rPr>
+          <w:b/>
+          <w:bCs/>
+        </w:rPr>
+        <w:t>of</w:t>
+      </w:r>
+      <w:proofErr w:type="spellEnd"/>
+      <w:r>
+        <w:t>(</w:t>
+      </w:r>
+      <w:proofErr w:type="spellStart"/>
+      <w:r>
+        <w:t>CLinker.C_POINTER</w:t>
+      </w:r>
+      <w:proofErr w:type="spellEnd"/>
+      <w:r>
+        <w:t xml:space="preserve">, </w:t>
+      </w:r>
+      <w:proofErr w:type="spellStart"/>
+      <w:r>
+        <w:t>CLinker.C_POINTER</w:t>
+      </w:r>
+      <w:proofErr w:type="spellEnd"/>
+      <w:r>
+        <w:t>)</w:t>
+      </w:r>
+    </w:p>
+    <w:p>
+      <w:r>
+        <w:t xml:space="preserve">            );</w:t>
       </w:r>
     </w:p>
     <w:p/>
     <w:p>
       <w:r>
+        <w:t xml:space="preserve">        </w:t>
+      </w:r>
+      <w:r>
+        <w:rPr>
+          <w:b/>
+          <w:bCs/>
+        </w:rPr>
+        <w:t>try</w:t>
+      </w:r>
+      <w:r>
+        <w:t xml:space="preserve"> {</w:t>
+      </w:r>
+    </w:p>
+    <w:p>
+      <w:r>
+        <w:t xml:space="preserve">            </w:t>
+      </w:r>
+      <w:r>
+        <w:rPr>
+          <w:b/>
+          <w:bCs/>
+        </w:rPr>
+        <w:t>var</w:t>
+      </w:r>
+      <w:r>
+        <w:t xml:space="preserve"> </w:t>
+      </w:r>
+      <w:proofErr w:type="spellStart"/>
+      <w:r>
+        <w:t>nativeString</w:t>
+      </w:r>
+      <w:proofErr w:type="spellEnd"/>
+      <w:r>
+        <w:t xml:space="preserve"> = </w:t>
+      </w:r>
+      <w:proofErr w:type="spellStart"/>
+      <w:r>
+        <w:t>CLinker.</w:t>
+      </w:r>
+      <w:r>
+        <w:rPr>
+          <w:b/>
+          <w:bCs/>
+        </w:rPr>
+        <w:t>toCString</w:t>
+      </w:r>
+      <w:proofErr w:type="spellEnd"/>
+      <w:r>
+        <w:t xml:space="preserve">(name, </w:t>
+      </w:r>
+      <w:proofErr w:type="spellStart"/>
+      <w:r>
+        <w:rPr>
+          <w:b/>
+          <w:bCs/>
+        </w:rPr>
+        <w:t>newImplicitScope</w:t>
+      </w:r>
+      <w:proofErr w:type="spellEnd"/>
+      <w:r>
+        <w:t>());</w:t>
+      </w:r>
+    </w:p>
+    <w:p>
+      <w:r>
+        <w:t xml:space="preserve">            </w:t>
+      </w:r>
+      <w:r>
+        <w:rPr>
+          <w:b/>
+          <w:bCs/>
+        </w:rPr>
+        <w:t>var</w:t>
+      </w:r>
+      <w:r>
+        <w:t xml:space="preserve"> </w:t>
+      </w:r>
+      <w:proofErr w:type="spellStart"/>
+      <w:r>
+        <w:t>invokeReturn</w:t>
+      </w:r>
+      <w:proofErr w:type="spellEnd"/>
+      <w:r>
+        <w:t xml:space="preserve"> = </w:t>
+      </w:r>
+      <w:proofErr w:type="spellStart"/>
+      <w:r>
+        <w:t>methodReference.</w:t>
+      </w:r>
+      <w:r>
+        <w:rPr>
+          <w:b/>
+          <w:bCs/>
+        </w:rPr>
+        <w:t>invoke</w:t>
+      </w:r>
+      <w:proofErr w:type="spellEnd"/>
+      <w:r>
+        <w:t>(</w:t>
+      </w:r>
+      <w:proofErr w:type="spellStart"/>
+      <w:r>
+        <w:t>nativeString.</w:t>
+      </w:r>
+      <w:r>
+        <w:rPr>
+          <w:b/>
+          <w:bCs/>
+        </w:rPr>
+        <w:t>address</w:t>
+      </w:r>
+      <w:proofErr w:type="spellEnd"/>
+      <w:r>
+        <w:t>());</w:t>
+      </w:r>
+    </w:p>
+    <w:p>
+      <w:r>
+        <w:t xml:space="preserve">            </w:t>
+      </w:r>
+      <w:r>
+        <w:rPr>
+          <w:b/>
+          <w:bCs/>
+        </w:rPr>
+        <w:t>var</w:t>
+      </w:r>
+      <w:r>
+        <w:t xml:space="preserve"> </w:t>
+      </w:r>
+      <w:proofErr w:type="spellStart"/>
+      <w:r>
+        <w:t>memoryAddress</w:t>
+      </w:r>
+      <w:proofErr w:type="spellEnd"/>
+      <w:r>
+        <w:t xml:space="preserve"> = (</w:t>
+      </w:r>
+      <w:proofErr w:type="spellStart"/>
+      <w:r>
+        <w:t>MemoryAddress</w:t>
+      </w:r>
+      <w:proofErr w:type="spellEnd"/>
+      <w:r>
+        <w:t xml:space="preserve">) </w:t>
+      </w:r>
+      <w:proofErr w:type="spellStart"/>
+      <w:r>
+        <w:t>invokeReturn</w:t>
+      </w:r>
+      <w:proofErr w:type="spellEnd"/>
+      <w:r>
+        <w:t>;</w:t>
+      </w:r>
+    </w:p>
+    <w:p>
+      <w:r>
+        <w:t xml:space="preserve">            </w:t>
+      </w:r>
+      <w:r>
+        <w:rPr>
+          <w:b/>
+          <w:bCs/>
+        </w:rPr>
+        <w:t>return</w:t>
+      </w:r>
+      <w:r>
+        <w:t xml:space="preserve"> </w:t>
+      </w:r>
+      <w:proofErr w:type="spellStart"/>
+      <w:r>
+        <w:t>CLinker.</w:t>
+      </w:r>
+      <w:r>
+        <w:rPr>
+          <w:b/>
+          <w:bCs/>
+        </w:rPr>
+        <w:t>toJavaString</w:t>
+      </w:r>
+      <w:proofErr w:type="spellEnd"/>
+      <w:r>
+        <w:t>(</w:t>
+      </w:r>
+      <w:proofErr w:type="spellStart"/>
+      <w:r>
+        <w:t>memoryAddress</w:t>
+      </w:r>
+      <w:proofErr w:type="spellEnd"/>
+      <w:r>
+        <w:t>);</w:t>
+      </w:r>
+    </w:p>
+    <w:p>
+      <w:r>
+        <w:t xml:space="preserve">        } </w:t>
+      </w:r>
+      <w:r>
+        <w:rPr>
+          <w:b/>
+          <w:bCs/>
+        </w:rPr>
+        <w:t>catch</w:t>
+      </w:r>
+      <w:r>
+        <w:t xml:space="preserve"> (Throwable throwable) {</w:t>
+      </w:r>
+    </w:p>
+    <w:p>
+      <w:r>
+        <w:t xml:space="preserve">            </w:t>
+      </w:r>
+      <w:r>
+        <w:rPr>
+          <w:b/>
+          <w:bCs/>
+        </w:rPr>
+        <w:t>throw</w:t>
+      </w:r>
+      <w:r>
+        <w:t xml:space="preserve"> </w:t>
+      </w:r>
+      <w:r>
+        <w:rPr>
+          <w:b/>
+          <w:bCs/>
+        </w:rPr>
+        <w:t>new</w:t>
+      </w:r>
+      <w:r>
+        <w:t xml:space="preserve"> </w:t>
+      </w:r>
+      <w:proofErr w:type="spellStart"/>
+      <w:r>
+        <w:t>RuntimeException</w:t>
+      </w:r>
+      <w:proofErr w:type="spellEnd"/>
+      <w:r>
+        <w:t>(throwable);</w:t>
+      </w:r>
+    </w:p>
+    <w:p>
+      <w:r>
+        <w:t xml:space="preserve">        }</w:t>
+      </w:r>
+    </w:p>
+    <w:p>
+      <w:r>
+        <w:t xml:space="preserve">    }</w:t>
+      </w:r>
+    </w:p>
+    <w:p>
+      <w:r>
         <w:t xml:space="preserve">    </w:t>
       </w:r>
       <w:r>
@@ -15523,29 +15158,24 @@
           <w:b/>
           <w:bCs/>
         </w:rPr>
-        <w:t>var</w:t>
+        <w:t>throw</w:t>
       </w:r>
       <w:r>
         <w:t xml:space="preserve"> </w:t>
       </w:r>
-      <w:proofErr w:type="spellStart"/>
-      <w:r>
-        <w:t>printMethod</w:t>
-      </w:r>
-      <w:proofErr w:type="spellEnd"/>
-      <w:r>
-        <w:t xml:space="preserve"> = </w:t>
-      </w:r>
-      <w:proofErr w:type="spellStart"/>
-      <w:r>
-        <w:t>libLookup.</w:t>
-      </w:r>
-      <w:r>
-        <w:rPr>
-          <w:b/>
-          <w:bCs/>
-        </w:rPr>
-        <w:t>lookup</w:t>
+      <w:r>
+        <w:rPr>
+          <w:b/>
+          <w:bCs/>
+        </w:rPr>
+        <w:t>new</w:t>
+      </w:r>
+      <w:r>
+        <w:t xml:space="preserve"> </w:t>
+      </w:r>
+      <w:proofErr w:type="spellStart"/>
+      <w:r>
+        <w:t>RuntimeException</w:t>
       </w:r>
       <w:proofErr w:type="spellEnd"/>
       <w:r>
@@ -15557,524 +15187,12 @@
       </w:r>
       <w:proofErr w:type="spellEnd"/>
       <w:r>
-        <w:t>");</w:t>
-      </w:r>
-    </w:p>
-    <w:p/>
-    <w:p>
-      <w:r>
-        <w:t xml:space="preserve">    </w:t>
-      </w:r>
-      <w:r>
-        <w:rPr>
-          <w:b/>
-          <w:bCs/>
-        </w:rPr>
-        <w:t>if</w:t>
-      </w:r>
-      <w:r>
-        <w:t xml:space="preserve"> (</w:t>
-      </w:r>
-      <w:proofErr w:type="spellStart"/>
-      <w:r>
-        <w:t>printMethod.</w:t>
-      </w:r>
-      <w:r>
-        <w:rPr>
-          <w:b/>
-          <w:bCs/>
-        </w:rPr>
-        <w:t>isPresent</w:t>
-      </w:r>
-      <w:proofErr w:type="spellEnd"/>
-      <w:r>
-        <w:t>()) {</w:t>
-      </w:r>
-    </w:p>
-    <w:p>
-      <w:r>
-        <w:t xml:space="preserve">        </w:t>
-      </w:r>
-      <w:r>
-        <w:rPr>
-          <w:b/>
-          <w:bCs/>
-        </w:rPr>
-        <w:t>var</w:t>
-      </w:r>
-      <w:r>
-        <w:t xml:space="preserve"> </w:t>
-      </w:r>
-      <w:proofErr w:type="spellStart"/>
-      <w:r>
-        <w:t>methodReference</w:t>
-      </w:r>
-      <w:proofErr w:type="spellEnd"/>
-      <w:r>
-        <w:t xml:space="preserve"> = </w:t>
-      </w:r>
-      <w:proofErr w:type="spellStart"/>
-      <w:r>
-        <w:t>CLinker.</w:t>
-      </w:r>
-      <w:r>
-        <w:rPr>
-          <w:b/>
-          <w:bCs/>
-        </w:rPr>
-        <w:t>getInstance</w:t>
-      </w:r>
-      <w:proofErr w:type="spellEnd"/>
-      <w:r>
-        <w:t>()</w:t>
-      </w:r>
-    </w:p>
-    <w:p>
-      <w:r>
-        <w:t xml:space="preserve">            </w:t>
-      </w:r>
-      <w:proofErr w:type="gramStart"/>
-      <w:r>
-        <w:t>.</w:t>
-      </w:r>
-      <w:proofErr w:type="spellStart"/>
-      <w:r>
-        <w:rPr>
-          <w:b/>
-          <w:bCs/>
-        </w:rPr>
-        <w:t>downcallHandle</w:t>
-      </w:r>
-      <w:proofErr w:type="spellEnd"/>
-      <w:proofErr w:type="gramEnd"/>
-      <w:r>
-        <w:t>(</w:t>
-      </w:r>
-    </w:p>
-    <w:p>
-      <w:r>
-        <w:t xml:space="preserve">                </w:t>
-      </w:r>
-      <w:proofErr w:type="spellStart"/>
-      <w:proofErr w:type="gramStart"/>
-      <w:r>
-        <w:t>printMethod.</w:t>
-      </w:r>
-      <w:r>
-        <w:rPr>
-          <w:b/>
-          <w:bCs/>
-        </w:rPr>
-        <w:t>get</w:t>
-      </w:r>
-      <w:proofErr w:type="spellEnd"/>
-      <w:r>
-        <w:t>(</w:t>
-      </w:r>
-      <w:proofErr w:type="gramEnd"/>
-      <w:r>
-        <w:t>),</w:t>
-      </w:r>
-    </w:p>
-    <w:p>
-      <w:r>
-        <w:t xml:space="preserve">                </w:t>
-      </w:r>
-      <w:proofErr w:type="spellStart"/>
-      <w:r>
-        <w:t>MethodType.</w:t>
-      </w:r>
-      <w:r>
-        <w:rPr>
-          <w:b/>
-          <w:bCs/>
-        </w:rPr>
-        <w:t>methodType</w:t>
-      </w:r>
-      <w:proofErr w:type="spellEnd"/>
-      <w:r>
-        <w:t>(</w:t>
-      </w:r>
-      <w:proofErr w:type="spellStart"/>
-      <w:r>
-        <w:t>MemoryAddress.</w:t>
-      </w:r>
-      <w:r>
-        <w:rPr>
-          <w:b/>
-          <w:bCs/>
-        </w:rPr>
-        <w:t>class</w:t>
-      </w:r>
-      <w:proofErr w:type="spellEnd"/>
-      <w:r>
-        <w:t xml:space="preserve">, </w:t>
-      </w:r>
-      <w:proofErr w:type="spellStart"/>
-      <w:r>
-        <w:t>MemoryAddress.</w:t>
-      </w:r>
-      <w:r>
-        <w:rPr>
-          <w:b/>
-          <w:bCs/>
-        </w:rPr>
-        <w:t>class</w:t>
-      </w:r>
-      <w:proofErr w:type="spellEnd"/>
-      <w:r>
-        <w:t>),</w:t>
-      </w:r>
-    </w:p>
-    <w:p>
-      <w:r>
-        <w:t xml:space="preserve">                </w:t>
-      </w:r>
-      <w:proofErr w:type="spellStart"/>
-      <w:r>
-        <w:t>FunctionDescriptor.</w:t>
-      </w:r>
-      <w:r>
-        <w:rPr>
-          <w:b/>
-          <w:bCs/>
-        </w:rPr>
-        <w:t>of</w:t>
-      </w:r>
-      <w:proofErr w:type="spellEnd"/>
-      <w:r>
-        <w:t>(</w:t>
-      </w:r>
-      <w:proofErr w:type="spellStart"/>
-      <w:r>
-        <w:t>CLinker.C_POINTER</w:t>
-      </w:r>
-      <w:proofErr w:type="spellEnd"/>
-      <w:r>
-        <w:t xml:space="preserve">, </w:t>
-      </w:r>
-      <w:proofErr w:type="spellStart"/>
-      <w:r>
-        <w:t>CLinker.C_POINTER</w:t>
-      </w:r>
-      <w:proofErr w:type="spellEnd"/>
-      <w:r>
-        <w:t>)</w:t>
+        <w:t xml:space="preserve"> function not found.");</w:t>
       </w:r>
     </w:p>
     <w:p>
       <w:r>
         <w:lastRenderedPageBreak/>
-        <w:t xml:space="preserve">            );</w:t>
-      </w:r>
-    </w:p>
-    <w:p/>
-    <w:p>
-      <w:r>
-        <w:t xml:space="preserve">        </w:t>
-      </w:r>
-      <w:r>
-        <w:rPr>
-          <w:b/>
-          <w:bCs/>
-        </w:rPr>
-        <w:t>try</w:t>
-      </w:r>
-      <w:r>
-        <w:t xml:space="preserve"> {</w:t>
-      </w:r>
-    </w:p>
-    <w:p>
-      <w:r>
-        <w:t xml:space="preserve">            </w:t>
-      </w:r>
-      <w:r>
-        <w:rPr>
-          <w:b/>
-          <w:bCs/>
-        </w:rPr>
-        <w:t>var</w:t>
-      </w:r>
-      <w:r>
-        <w:t xml:space="preserve"> </w:t>
-      </w:r>
-      <w:proofErr w:type="spellStart"/>
-      <w:r>
-        <w:t>nativeString</w:t>
-      </w:r>
-      <w:proofErr w:type="spellEnd"/>
-      <w:r>
-        <w:t xml:space="preserve"> = </w:t>
-      </w:r>
-      <w:proofErr w:type="spellStart"/>
-      <w:r>
-        <w:t>CLinker.</w:t>
-      </w:r>
-      <w:r>
-        <w:rPr>
-          <w:b/>
-          <w:bCs/>
-        </w:rPr>
-        <w:t>toCString</w:t>
-      </w:r>
-      <w:proofErr w:type="spellEnd"/>
-      <w:r>
-        <w:t xml:space="preserve">(name, </w:t>
-      </w:r>
-      <w:proofErr w:type="spellStart"/>
-      <w:proofErr w:type="gramStart"/>
-      <w:r>
-        <w:rPr>
-          <w:b/>
-          <w:bCs/>
-        </w:rPr>
-        <w:t>newImplicitScope</w:t>
-      </w:r>
-      <w:proofErr w:type="spellEnd"/>
-      <w:r>
-        <w:t>(</w:t>
-      </w:r>
-      <w:proofErr w:type="gramEnd"/>
-      <w:r>
-        <w:t>));</w:t>
-      </w:r>
-    </w:p>
-    <w:p>
-      <w:r>
-        <w:t xml:space="preserve">            </w:t>
-      </w:r>
-      <w:r>
-        <w:rPr>
-          <w:b/>
-          <w:bCs/>
-        </w:rPr>
-        <w:t>var</w:t>
-      </w:r>
-      <w:r>
-        <w:t xml:space="preserve"> </w:t>
-      </w:r>
-      <w:proofErr w:type="spellStart"/>
-      <w:r>
-        <w:t>invokeReturn</w:t>
-      </w:r>
-      <w:proofErr w:type="spellEnd"/>
-      <w:r>
-        <w:t xml:space="preserve"> = </w:t>
-      </w:r>
-      <w:proofErr w:type="spellStart"/>
-      <w:r>
-        <w:t>methodReference.</w:t>
-      </w:r>
-      <w:r>
-        <w:rPr>
-          <w:b/>
-          <w:bCs/>
-        </w:rPr>
-        <w:t>invoke</w:t>
-      </w:r>
-      <w:proofErr w:type="spellEnd"/>
-      <w:r>
-        <w:t>(</w:t>
-      </w:r>
-      <w:proofErr w:type="spellStart"/>
-      <w:r>
-        <w:t>nativeString.</w:t>
-      </w:r>
-      <w:r>
-        <w:rPr>
-          <w:b/>
-          <w:bCs/>
-        </w:rPr>
-        <w:t>address</w:t>
-      </w:r>
-      <w:proofErr w:type="spellEnd"/>
-      <w:r>
-        <w:t>());</w:t>
-      </w:r>
-    </w:p>
-    <w:p>
-      <w:r>
-        <w:t xml:space="preserve">            </w:t>
-      </w:r>
-      <w:r>
-        <w:rPr>
-          <w:b/>
-          <w:bCs/>
-        </w:rPr>
-        <w:t>var</w:t>
-      </w:r>
-      <w:r>
-        <w:t xml:space="preserve"> </w:t>
-      </w:r>
-      <w:proofErr w:type="spellStart"/>
-      <w:r>
-        <w:t>memoryAddress</w:t>
-      </w:r>
-      <w:proofErr w:type="spellEnd"/>
-      <w:r>
-        <w:t xml:space="preserve"> = (</w:t>
-      </w:r>
-      <w:proofErr w:type="spellStart"/>
-      <w:r>
-        <w:t>MemoryAddress</w:t>
-      </w:r>
-      <w:proofErr w:type="spellEnd"/>
-      <w:r>
-        <w:t xml:space="preserve">) </w:t>
-      </w:r>
-      <w:proofErr w:type="spellStart"/>
-      <w:r>
-        <w:t>invokeReturn</w:t>
-      </w:r>
-      <w:proofErr w:type="spellEnd"/>
-      <w:r>
-        <w:t>;</w:t>
-      </w:r>
-    </w:p>
-    <w:p>
-      <w:r>
-        <w:t xml:space="preserve">            </w:t>
-      </w:r>
-      <w:r>
-        <w:rPr>
-          <w:b/>
-          <w:bCs/>
-        </w:rPr>
-        <w:t>return</w:t>
-      </w:r>
-      <w:r>
-        <w:t xml:space="preserve"> </w:t>
-      </w:r>
-      <w:proofErr w:type="spellStart"/>
-      <w:r>
-        <w:t>CLinker.</w:t>
-      </w:r>
-      <w:r>
-        <w:rPr>
-          <w:b/>
-          <w:bCs/>
-        </w:rPr>
-        <w:t>toJavaString</w:t>
-      </w:r>
-      <w:proofErr w:type="spellEnd"/>
-      <w:r>
-        <w:t>(</w:t>
-      </w:r>
-      <w:proofErr w:type="spellStart"/>
-      <w:r>
-        <w:t>memoryAddress</w:t>
-      </w:r>
-      <w:proofErr w:type="spellEnd"/>
-      <w:r>
-        <w:t>);</w:t>
-      </w:r>
-    </w:p>
-    <w:p>
-      <w:r>
-        <w:t xml:space="preserve">        } </w:t>
-      </w:r>
-      <w:r>
-        <w:rPr>
-          <w:b/>
-          <w:bCs/>
-        </w:rPr>
-        <w:t>catch</w:t>
-      </w:r>
-      <w:r>
-        <w:t xml:space="preserve"> (Throwable throwable) {</w:t>
-      </w:r>
-    </w:p>
-    <w:p>
-      <w:r>
-        <w:t xml:space="preserve">            </w:t>
-      </w:r>
-      <w:r>
-        <w:rPr>
-          <w:b/>
-          <w:bCs/>
-        </w:rPr>
-        <w:t>throw</w:t>
-      </w:r>
-      <w:r>
-        <w:t xml:space="preserve"> </w:t>
-      </w:r>
-      <w:r>
-        <w:rPr>
-          <w:b/>
-          <w:bCs/>
-        </w:rPr>
-        <w:t>new</w:t>
-      </w:r>
-      <w:r>
-        <w:t xml:space="preserve"> </w:t>
-      </w:r>
-      <w:proofErr w:type="spellStart"/>
-      <w:r>
-        <w:t>RuntimeException</w:t>
-      </w:r>
-      <w:proofErr w:type="spellEnd"/>
-      <w:r>
-        <w:t>(throwable);</w:t>
-      </w:r>
-    </w:p>
-    <w:p>
-      <w:r>
-        <w:t xml:space="preserve">        }</w:t>
-      </w:r>
-    </w:p>
-    <w:p>
-      <w:r>
-        <w:t xml:space="preserve">    }</w:t>
-      </w:r>
-    </w:p>
-    <w:p>
-      <w:r>
-        <w:t xml:space="preserve">    </w:t>
-      </w:r>
-      <w:r>
-        <w:rPr>
-          <w:b/>
-          <w:bCs/>
-        </w:rPr>
-        <w:t>throw</w:t>
-      </w:r>
-      <w:r>
-        <w:t xml:space="preserve"> </w:t>
-      </w:r>
-      <w:r>
-        <w:rPr>
-          <w:b/>
-          <w:bCs/>
-        </w:rPr>
-        <w:t>new</w:t>
-      </w:r>
-      <w:r>
-        <w:t xml:space="preserve"> </w:t>
-      </w:r>
-      <w:proofErr w:type="spellStart"/>
-      <w:proofErr w:type="gramStart"/>
-      <w:r>
-        <w:t>RuntimeException</w:t>
-      </w:r>
-      <w:proofErr w:type="spellEnd"/>
-      <w:r>
-        <w:t>(</w:t>
-      </w:r>
-      <w:proofErr w:type="gramEnd"/>
-      <w:r>
-        <w:t>"</w:t>
-      </w:r>
-      <w:proofErr w:type="spellStart"/>
-      <w:r>
-        <w:t>printName</w:t>
-      </w:r>
-      <w:proofErr w:type="spellEnd"/>
-      <w:r>
-        <w:t xml:space="preserve"> function not found.");</w:t>
-      </w:r>
-    </w:p>
-    <w:p>
-      <w:r>
         <w:t>}</w:t>
       </w:r>
     </w:p>
@@ -16097,7 +15215,7 @@
         </w:rPr>
         <w:t>2.13. Vector API (Second Incubator) (</w:t>
       </w:r>
-      <w:hyperlink r:id="rId77" w:history="1">
+      <w:hyperlink r:id="rId80" w:history="1">
         <w:r>
           <w:rPr>
             <w:rStyle w:val="Hyperlink"/>
@@ -16169,7 +15287,6 @@
       <w:r>
         <w:t>(</w:t>
       </w:r>
-      <w:proofErr w:type="gramStart"/>
       <w:r>
         <w:rPr>
           <w:b/>
@@ -16178,13 +15295,8 @@
         <w:t>float</w:t>
       </w:r>
       <w:r>
-        <w:t>[</w:t>
-      </w:r>
-      <w:proofErr w:type="gramEnd"/>
-      <w:r>
-        <w:t xml:space="preserve">] a, </w:t>
-      </w:r>
-      <w:proofErr w:type="gramStart"/>
+        <w:t xml:space="preserve">[] a, </w:t>
+      </w:r>
       <w:r>
         <w:rPr>
           <w:b/>
@@ -16193,13 +15305,8 @@
         <w:t>float</w:t>
       </w:r>
       <w:r>
-        <w:t>[</w:t>
-      </w:r>
-      <w:proofErr w:type="gramEnd"/>
-      <w:r>
-        <w:t xml:space="preserve">] b, </w:t>
-      </w:r>
-      <w:proofErr w:type="gramStart"/>
+        <w:t xml:space="preserve">[] b, </w:t>
+      </w:r>
       <w:r>
         <w:rPr>
           <w:b/>
@@ -16208,11 +15315,7 @@
         <w:t>float</w:t>
       </w:r>
       <w:r>
-        <w:t>[</w:t>
-      </w:r>
-      <w:proofErr w:type="gramEnd"/>
-      <w:r>
-        <w:t>] c) {</w:t>
+        <w:t>[] c) {</w:t>
       </w:r>
     </w:p>
     <w:p>
@@ -16256,12 +15359,10 @@
         <w:t xml:space="preserve"> &lt; </w:t>
       </w:r>
       <w:proofErr w:type="spellStart"/>
-      <w:proofErr w:type="gramStart"/>
       <w:r>
         <w:t>a.length</w:t>
       </w:r>
       <w:proofErr w:type="spellEnd"/>
-      <w:proofErr w:type="gramEnd"/>
       <w:r>
         <w:t xml:space="preserve">; </w:t>
       </w:r>
@@ -16313,12 +15414,10 @@
         <w:t xml:space="preserve">, </w:t>
       </w:r>
       <w:proofErr w:type="spellStart"/>
-      <w:proofErr w:type="gramStart"/>
       <w:r>
         <w:t>a.length</w:t>
       </w:r>
       <w:proofErr w:type="spellEnd"/>
-      <w:proofErr w:type="gramEnd"/>
       <w:r>
         <w:t>);</w:t>
       </w:r>
@@ -16364,314 +15463,295 @@
     </w:p>
     <w:p>
       <w:r>
+        <w:t xml:space="preserve">        </w:t>
+      </w:r>
+      <w:r>
+        <w:rPr>
+          <w:b/>
+          <w:bCs/>
+        </w:rPr>
+        <w:t>var</w:t>
+      </w:r>
+      <w:r>
+        <w:t xml:space="preserve"> </w:t>
+      </w:r>
+      <w:proofErr w:type="spellStart"/>
+      <w:r>
+        <w:t>vb</w:t>
+      </w:r>
+      <w:proofErr w:type="spellEnd"/>
+      <w:r>
+        <w:t xml:space="preserve"> = </w:t>
+      </w:r>
+      <w:proofErr w:type="spellStart"/>
+      <w:r>
+        <w:t>FloatVector.fromArray</w:t>
+      </w:r>
+      <w:proofErr w:type="spellEnd"/>
+      <w:r>
+        <w:t xml:space="preserve">(SPECIES, b, </w:t>
+      </w:r>
+      <w:proofErr w:type="spellStart"/>
+      <w:r>
+        <w:t>i</w:t>
+      </w:r>
+      <w:proofErr w:type="spellEnd"/>
+      <w:r>
+        <w:t>, m);</w:t>
+      </w:r>
+    </w:p>
+    <w:p>
+      <w:r>
+        <w:t xml:space="preserve">        </w:t>
+      </w:r>
+      <w:r>
+        <w:rPr>
+          <w:b/>
+          <w:bCs/>
+        </w:rPr>
+        <w:t>var</w:t>
+      </w:r>
+      <w:r>
+        <w:t xml:space="preserve"> </w:t>
+      </w:r>
+      <w:proofErr w:type="spellStart"/>
+      <w:r>
+        <w:t>vc</w:t>
+      </w:r>
+      <w:proofErr w:type="spellEnd"/>
+      <w:r>
+        <w:t xml:space="preserve"> = </w:t>
+      </w:r>
+      <w:proofErr w:type="spellStart"/>
+      <w:r>
+        <w:t>va.mul</w:t>
+      </w:r>
+      <w:proofErr w:type="spellEnd"/>
+      <w:r>
+        <w:t>(</w:t>
+      </w:r>
+      <w:proofErr w:type="spellStart"/>
+      <w:r>
+        <w:t>vb</w:t>
+      </w:r>
+      <w:proofErr w:type="spellEnd"/>
+      <w:r>
+        <w:t>);</w:t>
+      </w:r>
+    </w:p>
+    <w:p>
+      <w:r>
+        <w:t xml:space="preserve">        </w:t>
+      </w:r>
+      <w:proofErr w:type="spellStart"/>
+      <w:r>
+        <w:t>vc.intoArray</w:t>
+      </w:r>
+      <w:proofErr w:type="spellEnd"/>
+      <w:r>
+        <w:t xml:space="preserve">(c, </w:t>
+      </w:r>
+      <w:proofErr w:type="spellStart"/>
+      <w:r>
+        <w:t>i</w:t>
+      </w:r>
+      <w:proofErr w:type="spellEnd"/>
+      <w:r>
+        <w:t>, m);</w:t>
+      </w:r>
+    </w:p>
+    <w:p>
+      <w:r>
+        <w:t xml:space="preserve">    }</w:t>
+      </w:r>
+    </w:p>
+    <w:p>
+      <w:r>
+        <w:t>}</w:t>
+      </w:r>
+    </w:p>
+    <w:p/>
+    <w:p>
+      <w:r>
+        <w:rPr>
+          <w:b/>
+          <w:bCs/>
+        </w:rPr>
+        <w:t>public</w:t>
+      </w:r>
+      <w:r>
+        <w:t xml:space="preserve"> </w:t>
+      </w:r>
+      <w:r>
+        <w:rPr>
+          <w:b/>
+          <w:bCs/>
+        </w:rPr>
+        <w:t>void</w:t>
+      </w:r>
+      <w:r>
+        <w:t xml:space="preserve"> </w:t>
+      </w:r>
+      <w:proofErr w:type="spellStart"/>
+      <w:r>
+        <w:rPr>
+          <w:b/>
+          <w:bCs/>
+        </w:rPr>
+        <w:t>commonVectorComputation</w:t>
+      </w:r>
+      <w:proofErr w:type="spellEnd"/>
+      <w:r>
+        <w:t>(</w:t>
+      </w:r>
+      <w:r>
+        <w:rPr>
+          <w:b/>
+          <w:bCs/>
+        </w:rPr>
+        <w:t>float</w:t>
+      </w:r>
+      <w:r>
+        <w:t xml:space="preserve">[] a, </w:t>
+      </w:r>
+      <w:r>
+        <w:rPr>
+          <w:b/>
+          <w:bCs/>
+        </w:rPr>
+        <w:t>float</w:t>
+      </w:r>
+      <w:r>
+        <w:t xml:space="preserve">[] b, </w:t>
+      </w:r>
+      <w:r>
+        <w:rPr>
+          <w:b/>
+          <w:bCs/>
+        </w:rPr>
+        <w:t>float</w:t>
+      </w:r>
+      <w:r>
+        <w:t>[] c) {</w:t>
+      </w:r>
+    </w:p>
+    <w:p>
+      <w:r>
+        <w:t xml:space="preserve">    </w:t>
+      </w:r>
+      <w:r>
+        <w:rPr>
+          <w:b/>
+          <w:bCs/>
+        </w:rPr>
+        <w:t>for</w:t>
+      </w:r>
+      <w:r>
+        <w:t xml:space="preserve"> (</w:t>
+      </w:r>
+      <w:r>
+        <w:rPr>
+          <w:b/>
+          <w:bCs/>
+        </w:rPr>
+        <w:t>var</w:t>
+      </w:r>
+      <w:r>
+        <w:t xml:space="preserve"> </w:t>
+      </w:r>
+      <w:proofErr w:type="spellStart"/>
+      <w:r>
+        <w:t>i</w:t>
+      </w:r>
+      <w:proofErr w:type="spellEnd"/>
+      <w:r>
+        <w:t xml:space="preserve"> = 0; </w:t>
+      </w:r>
+      <w:proofErr w:type="spellStart"/>
+      <w:r>
+        <w:t>i</w:t>
+      </w:r>
+      <w:proofErr w:type="spellEnd"/>
+      <w:r>
+        <w:t xml:space="preserve"> &lt; </w:t>
+      </w:r>
+      <w:proofErr w:type="spellStart"/>
+      <w:r>
+        <w:t>a.length</w:t>
+      </w:r>
+      <w:proofErr w:type="spellEnd"/>
+      <w:r>
+        <w:t xml:space="preserve">; </w:t>
+      </w:r>
+      <w:proofErr w:type="spellStart"/>
+      <w:r>
+        <w:t>i</w:t>
+      </w:r>
+      <w:proofErr w:type="spellEnd"/>
+      <w:r>
+        <w:t xml:space="preserve"> ++) {</w:t>
+      </w:r>
+    </w:p>
+    <w:p>
+      <w:r>
+        <w:t xml:space="preserve">        c[</w:t>
+      </w:r>
+      <w:proofErr w:type="spellStart"/>
+      <w:r>
+        <w:t>i</w:t>
+      </w:r>
+      <w:proofErr w:type="spellEnd"/>
+      <w:r>
+        <w:t>] = a[</w:t>
+      </w:r>
+      <w:proofErr w:type="spellStart"/>
+      <w:r>
+        <w:t>i</w:t>
+      </w:r>
+      <w:proofErr w:type="spellEnd"/>
+      <w:r>
+        <w:t>] * b[</w:t>
+      </w:r>
+      <w:proofErr w:type="spellStart"/>
+      <w:r>
+        <w:t>i</w:t>
+      </w:r>
+      <w:proofErr w:type="spellEnd"/>
+      <w:r>
+        <w:t>];</w:t>
+      </w:r>
+    </w:p>
+    <w:p>
+      <w:r>
+        <w:t xml:space="preserve">    }</w:t>
+      </w:r>
+    </w:p>
+    <w:p>
+      <w:r>
+        <w:t>}</w:t>
+      </w:r>
+    </w:p>
+    <w:p>
+      <w:r>
+        <w:t>Copy</w:t>
+      </w:r>
+    </w:p>
+    <w:p>
+      <w:pPr>
+        <w:rPr>
+          <w:b/>
+          <w:bCs/>
+        </w:rPr>
+      </w:pPr>
+      <w:r>
+        <w:rPr>
+          <w:b/>
+          <w:bCs/>
+        </w:rPr>
         <w:lastRenderedPageBreak/>
-        <w:t xml:space="preserve">        </w:t>
-      </w:r>
-      <w:r>
-        <w:rPr>
-          <w:b/>
-          <w:bCs/>
-        </w:rPr>
-        <w:t>var</w:t>
-      </w:r>
-      <w:r>
-        <w:t xml:space="preserve"> </w:t>
-      </w:r>
-      <w:proofErr w:type="spellStart"/>
-      <w:r>
-        <w:t>vb</w:t>
-      </w:r>
-      <w:proofErr w:type="spellEnd"/>
-      <w:r>
-        <w:t xml:space="preserve"> = </w:t>
-      </w:r>
-      <w:proofErr w:type="spellStart"/>
-      <w:r>
-        <w:t>FloatVector.fromArray</w:t>
-      </w:r>
-      <w:proofErr w:type="spellEnd"/>
-      <w:r>
-        <w:t xml:space="preserve">(SPECIES, b, </w:t>
-      </w:r>
-      <w:proofErr w:type="spellStart"/>
-      <w:r>
-        <w:t>i</w:t>
-      </w:r>
-      <w:proofErr w:type="spellEnd"/>
-      <w:r>
-        <w:t>, m);</w:t>
-      </w:r>
-    </w:p>
-    <w:p>
-      <w:r>
-        <w:t xml:space="preserve">        </w:t>
-      </w:r>
-      <w:r>
-        <w:rPr>
-          <w:b/>
-          <w:bCs/>
-        </w:rPr>
-        <w:t>var</w:t>
-      </w:r>
-      <w:r>
-        <w:t xml:space="preserve"> </w:t>
-      </w:r>
-      <w:proofErr w:type="spellStart"/>
-      <w:r>
-        <w:t>vc</w:t>
-      </w:r>
-      <w:proofErr w:type="spellEnd"/>
-      <w:r>
-        <w:t xml:space="preserve"> = </w:t>
-      </w:r>
-      <w:proofErr w:type="spellStart"/>
-      <w:r>
-        <w:t>va.mul</w:t>
-      </w:r>
-      <w:proofErr w:type="spellEnd"/>
-      <w:r>
-        <w:t>(</w:t>
-      </w:r>
-      <w:proofErr w:type="spellStart"/>
-      <w:r>
-        <w:t>vb</w:t>
-      </w:r>
-      <w:proofErr w:type="spellEnd"/>
-      <w:r>
-        <w:t>);</w:t>
-      </w:r>
-    </w:p>
-    <w:p>
-      <w:r>
-        <w:t xml:space="preserve">        </w:t>
-      </w:r>
-      <w:proofErr w:type="spellStart"/>
-      <w:proofErr w:type="gramStart"/>
-      <w:r>
-        <w:t>vc.intoArray</w:t>
-      </w:r>
-      <w:proofErr w:type="spellEnd"/>
-      <w:proofErr w:type="gramEnd"/>
-      <w:r>
-        <w:t xml:space="preserve">(c, </w:t>
-      </w:r>
-      <w:proofErr w:type="spellStart"/>
-      <w:r>
-        <w:t>i</w:t>
-      </w:r>
-      <w:proofErr w:type="spellEnd"/>
-      <w:r>
-        <w:t>, m);</w:t>
-      </w:r>
-    </w:p>
-    <w:p>
-      <w:r>
-        <w:t xml:space="preserve">    }</w:t>
-      </w:r>
-    </w:p>
-    <w:p>
-      <w:r>
-        <w:t>}</w:t>
-      </w:r>
-    </w:p>
-    <w:p/>
-    <w:p>
-      <w:r>
-        <w:rPr>
-          <w:b/>
-          <w:bCs/>
-        </w:rPr>
-        <w:t>public</w:t>
-      </w:r>
-      <w:r>
-        <w:t xml:space="preserve"> </w:t>
-      </w:r>
-      <w:r>
-        <w:rPr>
-          <w:b/>
-          <w:bCs/>
-        </w:rPr>
-        <w:t>void</w:t>
-      </w:r>
-      <w:r>
-        <w:t xml:space="preserve"> </w:t>
-      </w:r>
-      <w:proofErr w:type="spellStart"/>
-      <w:r>
-        <w:rPr>
-          <w:b/>
-          <w:bCs/>
-        </w:rPr>
-        <w:t>commonVectorComputation</w:t>
-      </w:r>
-      <w:proofErr w:type="spellEnd"/>
-      <w:r>
-        <w:t>(</w:t>
-      </w:r>
-      <w:proofErr w:type="gramStart"/>
-      <w:r>
-        <w:rPr>
-          <w:b/>
-          <w:bCs/>
-        </w:rPr>
-        <w:t>float</w:t>
-      </w:r>
-      <w:r>
-        <w:t>[</w:t>
-      </w:r>
-      <w:proofErr w:type="gramEnd"/>
-      <w:r>
-        <w:t xml:space="preserve">] a, </w:t>
-      </w:r>
-      <w:proofErr w:type="gramStart"/>
-      <w:r>
-        <w:rPr>
-          <w:b/>
-          <w:bCs/>
-        </w:rPr>
-        <w:t>float</w:t>
-      </w:r>
-      <w:r>
-        <w:t>[</w:t>
-      </w:r>
-      <w:proofErr w:type="gramEnd"/>
-      <w:r>
-        <w:t xml:space="preserve">] b, </w:t>
-      </w:r>
-      <w:proofErr w:type="gramStart"/>
-      <w:r>
-        <w:rPr>
-          <w:b/>
-          <w:bCs/>
-        </w:rPr>
-        <w:t>float</w:t>
-      </w:r>
-      <w:r>
-        <w:t>[</w:t>
-      </w:r>
-      <w:proofErr w:type="gramEnd"/>
-      <w:r>
-        <w:t>] c) {</w:t>
-      </w:r>
-    </w:p>
-    <w:p>
-      <w:r>
-        <w:t xml:space="preserve">    </w:t>
-      </w:r>
-      <w:r>
-        <w:rPr>
-          <w:b/>
-          <w:bCs/>
-        </w:rPr>
-        <w:t>for</w:t>
-      </w:r>
-      <w:r>
-        <w:t xml:space="preserve"> (</w:t>
-      </w:r>
-      <w:r>
-        <w:rPr>
-          <w:b/>
-          <w:bCs/>
-        </w:rPr>
-        <w:t>var</w:t>
-      </w:r>
-      <w:r>
-        <w:t xml:space="preserve"> </w:t>
-      </w:r>
-      <w:proofErr w:type="spellStart"/>
-      <w:r>
-        <w:t>i</w:t>
-      </w:r>
-      <w:proofErr w:type="spellEnd"/>
-      <w:r>
-        <w:t xml:space="preserve"> = 0; </w:t>
-      </w:r>
-      <w:proofErr w:type="spellStart"/>
-      <w:r>
-        <w:t>i</w:t>
-      </w:r>
-      <w:proofErr w:type="spellEnd"/>
-      <w:r>
-        <w:t xml:space="preserve"> &lt; </w:t>
-      </w:r>
-      <w:proofErr w:type="spellStart"/>
-      <w:proofErr w:type="gramStart"/>
-      <w:r>
-        <w:t>a.length</w:t>
-      </w:r>
-      <w:proofErr w:type="spellEnd"/>
-      <w:proofErr w:type="gramEnd"/>
-      <w:r>
-        <w:t xml:space="preserve">; </w:t>
-      </w:r>
-      <w:proofErr w:type="spellStart"/>
-      <w:r>
-        <w:t>i</w:t>
-      </w:r>
-      <w:proofErr w:type="spellEnd"/>
-      <w:r>
-        <w:t xml:space="preserve"> ++) {</w:t>
-      </w:r>
-    </w:p>
-    <w:p>
-      <w:r>
-        <w:t xml:space="preserve">        c[</w:t>
-      </w:r>
-      <w:proofErr w:type="spellStart"/>
-      <w:r>
-        <w:t>i</w:t>
-      </w:r>
-      <w:proofErr w:type="spellEnd"/>
-      <w:r>
-        <w:t>] = a[</w:t>
-      </w:r>
-      <w:proofErr w:type="spellStart"/>
-      <w:r>
-        <w:t>i</w:t>
-      </w:r>
-      <w:proofErr w:type="spellEnd"/>
-      <w:r>
-        <w:t>] * b[</w:t>
-      </w:r>
-      <w:proofErr w:type="spellStart"/>
-      <w:r>
-        <w:t>i</w:t>
-      </w:r>
-      <w:proofErr w:type="spellEnd"/>
-      <w:r>
-        <w:t>];</w:t>
-      </w:r>
-    </w:p>
-    <w:p>
-      <w:r>
-        <w:t xml:space="preserve">    }</w:t>
-      </w:r>
-    </w:p>
-    <w:p>
-      <w:r>
-        <w:t>}</w:t>
-      </w:r>
-    </w:p>
-    <w:p>
-      <w:r>
-        <w:t>Copy</w:t>
-      </w:r>
-    </w:p>
-    <w:p>
-      <w:pPr>
-        <w:rPr>
-          <w:b/>
-          <w:bCs/>
-        </w:rPr>
-      </w:pPr>
-      <w:r>
-        <w:rPr>
-          <w:b/>
-          <w:bCs/>
-        </w:rPr>
         <w:t>2.14. Context-Specific Deserialization Filters (</w:t>
       </w:r>
-      <w:hyperlink r:id="rId78" w:history="1">
+      <w:hyperlink r:id="rId81" w:history="1">
         <w:r>
           <w:rPr>
             <w:rStyle w:val="Hyperlink"/>
@@ -16690,7 +15770,7 @@
       </w:r>
     </w:p>
     <w:p>
-      <w:hyperlink r:id="rId79" w:history="1">
+      <w:hyperlink r:id="rId82" w:history="1">
         <w:r>
           <w:rPr>
             <w:rStyle w:val="Hyperlink"/>
@@ -16763,46 +15843,49 @@
           <w:b/>
           <w:bCs/>
         </w:rPr>
+        <w:t>The new six-month feature-release model allows the platform developers to release features when they are ready.</w:t>
+      </w:r>
+      <w:r>
+        <w:t> This removes the pressure of pushing the feature into the release. Otherwise, they would have to wait three to four years to make the feature available to the platform’s users.</w:t>
+      </w:r>
+    </w:p>
+    <w:p>
+      <w:r>
+        <w:t>The new model also improves the feedback cycle between users and the platform’s architects. That’s because features can be made available in an incubating mode and only released for general use after several interactions.</w:t>
+      </w:r>
+    </w:p>
+    <w:p>
+      <w:pPr>
+        <w:rPr>
+          <w:b/>
+          <w:bCs/>
+        </w:rPr>
+      </w:pPr>
+      <w:r>
+        <w:rPr>
+          <w:b/>
+          <w:bCs/>
+        </w:rPr>
+        <w:t>3.2. LTS Model</w:t>
+      </w:r>
+    </w:p>
+    <w:p>
+      <w:r>
+        <w:t>Since enterprise applications widely use Java, stability is critical. Besides, it’s costly to keep supporting and providing patch updates to all these versions.</w:t>
+      </w:r>
+    </w:p>
+    <w:p>
+      <w:r>
+        <w:t>For this reason, the Long-Term Support (LTS) versions were created, offering users extended support. So, such versions naturally become more stable and secure due to bug fixes, performance improvements and security patches. In the case of Oracle, this support usually lasts for eight years.</w:t>
+      </w:r>
+    </w:p>
+    <w:p>
+      <w:r>
+        <w:t xml:space="preserve">Since the introduction of the changes in the release model, the LTS versions were Java SE 11 (released in September 2018) and Java SE 17 (released in September 2021). </w:t>
+      </w:r>
+      <w:r>
         <w:lastRenderedPageBreak/>
-        <w:t>The new six-month feature-release model allows the platform developers to release features when they are ready.</w:t>
-      </w:r>
-      <w:r>
-        <w:t> This removes the pressure of pushing the feature into the release. Otherwise, they would have to wait three to four years to make the feature available to the platform’s users.</w:t>
-      </w:r>
-    </w:p>
-    <w:p>
-      <w:r>
-        <w:t>The new model also improves the feedback cycle between users and the platform’s architects. That’s because features can be made available in an incubating mode and only released for general use after several interactions.</w:t>
-      </w:r>
-    </w:p>
-    <w:p>
-      <w:pPr>
-        <w:rPr>
-          <w:b/>
-          <w:bCs/>
-        </w:rPr>
-      </w:pPr>
-      <w:r>
-        <w:rPr>
-          <w:b/>
-          <w:bCs/>
-        </w:rPr>
-        <w:t>3.2. LTS Model</w:t>
-      </w:r>
-    </w:p>
-    <w:p>
-      <w:r>
-        <w:t>Since enterprise applications widely use Java, stability is critical. Besides, it’s costly to keep supporting and providing patch updates to all these versions.</w:t>
-      </w:r>
-    </w:p>
-    <w:p>
-      <w:r>
-        <w:t>For this reason, the Long-Term Support (LTS) versions were created, offering users extended support. So, such versions naturally become more stable and secure due to bug fixes, performance improvements and security patches. In the case of Oracle, this support usually lasts for eight years.</w:t>
-      </w:r>
-    </w:p>
-    <w:p>
-      <w:r>
-        <w:t>Since the introduction of the changes in the release model, the LTS versions were Java SE 11 (released in September 2018) and Java SE 17 (released in September 2021). Nonetheless, version 17 brought something new to the model. In short, </w:t>
+        <w:t>Nonetheless, version 17 brought something new to the model. In short, </w:t>
       </w:r>
       <w:r>
         <w:rPr>
@@ -16836,7 +15919,7 @@
       <w:r>
         <w:t>We based this article on the </w:t>
       </w:r>
-      <w:hyperlink r:id="rId80" w:history="1">
+      <w:hyperlink r:id="rId83" w:history="1">
         <w:r>
           <w:rPr>
             <w:rStyle w:val="Hyperlink"/>
@@ -16857,7 +15940,7 @@
       <w:r>
         <w:t>The process begins with the fork of the </w:t>
       </w:r>
-      <w:hyperlink r:id="rId81" w:history="1">
+      <w:hyperlink r:id="rId84" w:history="1">
         <w:r>
           <w:rPr>
             <w:rStyle w:val="Hyperlink"/>
@@ -16868,7 +15951,7 @@
       <w:r>
         <w:t>. Then the development continues in a stabilization repository, JDK/JDK$N (for example, </w:t>
       </w:r>
-      <w:hyperlink r:id="rId82" w:history="1">
+      <w:hyperlink r:id="rId85" w:history="1">
         <w:r>
           <w:rPr>
             <w:rStyle w:val="Hyperlink"/>
@@ -16900,15 +15983,7 @@
         <w:t>Bugs</w:t>
       </w:r>
       <w:r>
-        <w:t xml:space="preserve">: In this context, bugs </w:t>
-      </w:r>
-      <w:proofErr w:type="gramStart"/>
-      <w:r>
-        <w:t>means</w:t>
-      </w:r>
-      <w:proofErr w:type="gramEnd"/>
-      <w:r>
-        <w:t xml:space="preserve"> tickets or tasks:</w:t>
+        <w:t>: In this context, bugs means tickets or tasks:</w:t>
       </w:r>
     </w:p>
     <w:p>
@@ -16923,7 +15998,6 @@
           <w:b/>
           <w:bCs/>
         </w:rPr>
-        <w:lastRenderedPageBreak/>
         <w:t>Current</w:t>
       </w:r>
       <w:r>
@@ -17019,57 +16093,11 @@
         </w:numPr>
       </w:pPr>
       <w:r>
-        <w:t>Ramp Down Phase 1 (RDP 1): Lasts between four and five weeks. Developers drop all currents P4-P5 and the targeted P1-P3 (depending on </w:t>
-      </w:r>
-      <w:hyperlink r:id="rId83" w:anchor="Bug-Deferral-Process" w:history="1">
-        <w:r>
-          <w:rPr>
-            <w:rStyle w:val="Hyperlink"/>
-            <w:b/>
-            <w:bCs/>
-          </w:rPr>
-          <w:t>deferring</w:t>
-        </w:r>
-      </w:hyperlink>
-      <w:r>
-        <w:t>, </w:t>
-      </w:r>
-      <w:hyperlink r:id="rId84" w:anchor="Fix-Request-Process" w:history="1">
-        <w:r>
-          <w:rPr>
-            <w:rStyle w:val="Hyperlink"/>
-            <w:b/>
-            <w:bCs/>
-          </w:rPr>
-          <w:t>fix</w:t>
-        </w:r>
-      </w:hyperlink>
-      <w:r>
-        <w:t> or </w:t>
-      </w:r>
-      <w:hyperlink r:id="rId85" w:anchor="Late-Enhancement-Request-Process" w:history="1">
-        <w:r>
-          <w:rPr>
-            <w:rStyle w:val="Hyperlink"/>
-            <w:b/>
-            <w:bCs/>
-          </w:rPr>
-          <w:t>enhancement</w:t>
-        </w:r>
-      </w:hyperlink>
-      <w:r>
-        <w:t>). This means that P5+ test/docs bugs and targeted P3+ code bugs are optional.</w:t>
-      </w:r>
-    </w:p>
-    <w:p>
-      <w:pPr>
-        <w:numPr>
-          <w:ilvl w:val="0"/>
-          <w:numId w:val="19"/>
-        </w:numPr>
-      </w:pPr>
-      <w:r>
-        <w:t>Ramp Down Phase 2 (RDP 2): Lasts between three and four weeks. Now they postpone all currents P3-P5 and the targeted P1-P3 (depending on </w:t>
+        <w:t xml:space="preserve">Ramp Down Phase 1 (RDP 1): Lasts between four and five weeks. Developers drop all currents P4-P5 and the targeted P1-P3 (depending </w:t>
+      </w:r>
+      <w:r>
+        <w:lastRenderedPageBreak/>
+        <w:t>on </w:t>
       </w:r>
       <w:hyperlink r:id="rId86" w:anchor="Bug-Deferral-Process" w:history="1">
         <w:r>
@@ -17108,7 +16136,7 @@
         </w:r>
       </w:hyperlink>
       <w:r>
-        <w:t>).</w:t>
+        <w:t>). This means that P5+ test/docs bugs and targeted P3+ code bugs are optional.</w:t>
       </w:r>
     </w:p>
     <w:p>
@@ -17119,9 +16147,22 @@
         </w:numPr>
       </w:pPr>
       <w:r>
-        <w:t>Finally, the team publishes a release candidate build and makes it available to the public. This phase lasts between two and five weeks, and only current P1 fixes are addressed (using </w:t>
-      </w:r>
-      <w:hyperlink r:id="rId89" w:anchor="Fix-Request-Process" w:history="1">
+        <w:t>Ramp Down Phase 2 (RDP 2): Lasts between three and four weeks. Now they postpone all currents P3-P5 and the targeted P1-P3 (depending on </w:t>
+      </w:r>
+      <w:hyperlink r:id="rId89" w:anchor="Bug-Deferral-Process" w:history="1">
+        <w:r>
+          <w:rPr>
+            <w:rStyle w:val="Hyperlink"/>
+            <w:b/>
+            <w:bCs/>
+          </w:rPr>
+          <w:t>deferring</w:t>
+        </w:r>
+      </w:hyperlink>
+      <w:r>
+        <w:t>, </w:t>
+      </w:r>
+      <w:hyperlink r:id="rId90" w:anchor="Fix-Request-Process" w:history="1">
         <w:r>
           <w:rPr>
             <w:rStyle w:val="Hyperlink"/>
@@ -17132,10 +16173,47 @@
         </w:r>
       </w:hyperlink>
       <w:r>
+        <w:t> or </w:t>
+      </w:r>
+      <w:hyperlink r:id="rId91" w:anchor="Late-Enhancement-Request-Process" w:history="1">
+        <w:r>
+          <w:rPr>
+            <w:rStyle w:val="Hyperlink"/>
+            <w:b/>
+            <w:bCs/>
+          </w:rPr>
+          <w:t>enhancement</w:t>
+        </w:r>
+      </w:hyperlink>
+      <w:r>
         <w:t>).</w:t>
       </w:r>
     </w:p>
     <w:p>
+      <w:pPr>
+        <w:numPr>
+          <w:ilvl w:val="0"/>
+          <w:numId w:val="19"/>
+        </w:numPr>
+      </w:pPr>
+      <w:r>
+        <w:t>Finally, the team publishes a release candidate build and makes it available to the public. This phase lasts between two and five weeks, and only current P1 fixes are addressed (using </w:t>
+      </w:r>
+      <w:hyperlink r:id="rId92" w:anchor="Fix-Request-Process" w:history="1">
+        <w:r>
+          <w:rPr>
+            <w:rStyle w:val="Hyperlink"/>
+            <w:b/>
+            <w:bCs/>
+          </w:rPr>
+          <w:t>fix</w:t>
+        </w:r>
+      </w:hyperlink>
+      <w:r>
+        <w:t>).</w:t>
+      </w:r>
+    </w:p>
+    <w:p>
       <w:r>
         <w:t>Once all those cycles finish, the new release becomes the General Availability (GA) version.</w:t>
       </w:r>
@@ -17164,7 +16242,7 @@
       <w:r>
         <w:t>As a result, the JDK 18 should be out six months from now, although this version is not likely to contain significant or disruptive changes. We can follow the list of proposed JEPs targeted for this version in the official </w:t>
       </w:r>
-      <w:hyperlink r:id="rId90" w:history="1">
+      <w:hyperlink r:id="rId93" w:history="1">
         <w:r>
           <w:rPr>
             <w:rStyle w:val="Hyperlink"/>
@@ -17180,7 +16258,7 @@
       <w:r>
         <w:t>Another relevant piece of news that affects the current and future versions is the new </w:t>
       </w:r>
-      <w:hyperlink r:id="rId91" w:history="1">
+      <w:hyperlink r:id="rId94" w:history="1">
         <w:r>
           <w:rPr>
             <w:rStyle w:val="Hyperlink"/>
@@ -17189,11 +16267,7 @@
         </w:r>
       </w:hyperlink>
       <w:r>
-        <w:t xml:space="preserve"> license applied to the Oracle JDK distribution (or </w:t>
-      </w:r>
-      <w:r>
-        <w:lastRenderedPageBreak/>
-        <w:t>Hotspot). For most cases, Oracle offers its distribution free of cost for production and other environments, but there are a few exceptions. Again, please refer to the link.</w:t>
+        <w:t> license applied to the Oracle JDK distribution (or Hotspot). For most cases, Oracle offers its distribution free of cost for production and other environments, but there are a few exceptions. Again, please refer to the link.</w:t>
       </w:r>
     </w:p>
     <w:p>
@@ -17232,7 +16306,7 @@
     <w:p/>
     <w:p/>
     <w:p>
-      <w:hyperlink r:id="rId92" w:history="1">
+      <w:hyperlink r:id="rId95" w:history="1">
         <w:r>
           <w:rPr>
             <w:rStyle w:val="Hyperlink"/>
@@ -17266,15 +16340,7 @@
     </w:p>
     <w:p>
       <w:r>
-        <w:t xml:space="preserve">Last </w:t>
-      </w:r>
-      <w:proofErr w:type="gramStart"/>
-      <w:r>
-        <w:t>Updated :</w:t>
-      </w:r>
-      <w:proofErr w:type="gramEnd"/>
-      <w:r>
-        <w:t> 23 Jul, 2025</w:t>
+        <w:t>Last Updated : 23 Jul, 2025</w:t>
       </w:r>
     </w:p>
     <w:p>
@@ -17305,7 +16371,7 @@
       <w:r>
         <w:t>Java 17 LTS is the latest long-term support release for the Java SE platform. JDK 17 binaries are free to use in production and free to redistribute, at no cost, under the </w:t>
       </w:r>
-      <w:hyperlink r:id="rId93" w:tgtFrame="_blank" w:history="1">
+      <w:hyperlink r:id="rId96" w:tgtFrame="_blank" w:history="1">
         <w:r>
           <w:rPr>
             <w:rStyle w:val="Hyperlink"/>
@@ -17347,7 +16413,7 @@
                     </pic:cNvPicPr>
                   </pic:nvPicPr>
                   <pic:blipFill>
-                    <a:blip r:embed="rId94">
+                    <a:blip r:embed="rId97">
                       <a:extLst>
                         <a:ext uri="{28A0092B-C50C-407E-A947-70E740481C1C}">
                           <a14:useLocalDpi xmlns:a14="http://schemas.microsoft.com/office/drawing/2010/main" val="0"/>
@@ -17390,7 +16456,6 @@
     </w:p>
     <w:p>
       <w:r>
-        <w:lastRenderedPageBreak/>
         <w:t>Without a monotonous mindset and frequent releases by the time one gets familiar and understands operation a newer. Basically, an Open LTS version of JDK17 is out now which consists of development tools, a set of libraries, a java virtual machine, and other files. With every release, we do see new functionalities while keeping a check some of them getting altered or wiped off. Let us discuss the evolution of open LTS releases else directly switch to the installation part or update to it.</w:t>
       </w:r>
     </w:p>
@@ -17417,7 +16482,7 @@
                     </pic:cNvPicPr>
                   </pic:nvPicPr>
                   <pic:blipFill>
-                    <a:blip r:embed="rId95">
+                    <a:blip r:embed="rId98">
                       <a:extLst>
                         <a:ext uri="{28A0092B-C50C-407E-A947-70E740481C1C}">
                           <a14:useLocalDpi xmlns:a14="http://schemas.microsoft.com/office/drawing/2010/main" val="0"/>
@@ -17455,6 +16520,7 @@
           <w:b/>
           <w:bCs/>
         </w:rPr>
+        <w:lastRenderedPageBreak/>
         <w:t>Evolution of Open LTS Java Releases</w:t>
       </w:r>
     </w:p>
@@ -17475,23 +16541,7 @@
         <w:t>Oracle systems, </w:t>
       </w:r>
       <w:r>
-        <w:t xml:space="preserve">so do this company </w:t>
-      </w:r>
-      <w:proofErr w:type="gramStart"/>
-      <w:r>
-        <w:t>expands</w:t>
-      </w:r>
-      <w:proofErr w:type="gramEnd"/>
-      <w:r>
-        <w:t xml:space="preserve"> enormously and after the year 2018, we can plot the pattern that every year it is for sure short new releases are supposed to come so do we see Java 12, Java 13 in the single year 2019. By 2020 it becomes general agenda that we were seeing new Java LTS releases cycle is after every 6 months so do Java 14 and Java 15 </w:t>
-      </w:r>
-      <w:proofErr w:type="gramStart"/>
-      <w:r>
-        <w:t>came</w:t>
-      </w:r>
-      <w:proofErr w:type="gramEnd"/>
-      <w:r>
-        <w:t xml:space="preserve"> in 2020. Now in the present year, we have seen Java1 6 as the latest LTS but as usual with the rapid expansion, we were supposed to see a new LTS </w:t>
+        <w:t>so do this company expands enormously and after the year 2018, we can plot the pattern that every year it is for sure short new releases are supposed to come so do we see Java 12, Java 13 in the single year 2019. By 2020 it becomes general agenda that we were seeing new Java LTS releases cycle is after every 6 months so do Java 14 and Java 15 came in 2020. Now in the present year, we have seen Java1 6 as the latest LTS but as usual with the rapid expansion, we were supposed to see a new LTS </w:t>
       </w:r>
       <w:r>
         <w:rPr>
@@ -17516,7 +16566,6 @@
           <w:i/>
           <w:iCs/>
         </w:rPr>
-        <w:lastRenderedPageBreak/>
         <w:t>Most developers like it, some not from their perceptive but it becomes tedious for the enterprising world as it becomes tension for companies where after every successive 6 months new release roll out with some new feature and at the same time eradicating a few of previous features so do it was made every LTS version is accessible up to years for proper workflow. There are some companies in today's world where some companies are opting for stability and the rest opting for scalability and ease with new features been introduced.</w:t>
       </w:r>
     </w:p>
@@ -17536,13 +16585,8 @@
       </w:r>
     </w:p>
     <w:p>
-      <w:proofErr w:type="gramStart"/>
-      <w:r>
-        <w:t>Yes</w:t>
-      </w:r>
-      <w:proofErr w:type="gramEnd"/>
-      <w:r>
-        <w:t xml:space="preserve"> everybody is crazy for major updates in this version in order to transduce workflow but developers should be disappointed as there are not such big release update version checks as we can see from the JDK enhancement proposal commonly referred to as JEPS as provided below:</w:t>
+      <w:r>
+        <w:t>Yes everybody is crazy for major updates in this version in order to transduce workflow but developers should be disappointed as there are not such big release update version checks as we can see from the JDK enhancement proposal commonly referred to as JEPS as provided below:</w:t>
       </w:r>
     </w:p>
     <w:p>
@@ -17647,23 +16691,23 @@
           <w:i/>
           <w:iCs/>
         </w:rPr>
-        <w:t xml:space="preserve">406: Pattern matching for </w:t>
-      </w:r>
-      <w:proofErr w:type="gramStart"/>
-      <w:r>
+        <w:lastRenderedPageBreak/>
+        <w:t>406: Pattern matching for Switch(Preview)</w:t>
+      </w:r>
+    </w:p>
+    <w:p>
+      <w:pPr>
         <w:rPr>
           <w:i/>
           <w:iCs/>
         </w:rPr>
-        <w:t>Switch(</w:t>
-      </w:r>
-      <w:proofErr w:type="gramEnd"/>
+      </w:pPr>
       <w:r>
         <w:rPr>
           <w:i/>
           <w:iCs/>
         </w:rPr>
-        <w:t>Preview)</w:t>
+        <w:t>407: Removal RMI Activation</w:t>
       </w:r>
     </w:p>
     <w:p>
@@ -17678,7 +16722,7 @@
           <w:i/>
           <w:iCs/>
         </w:rPr>
-        <w:t>407: Removal RMI Activation</w:t>
+        <w:t>409: Sealed Classes </w:t>
       </w:r>
     </w:p>
     <w:p>
@@ -17693,7 +16737,7 @@
           <w:i/>
           <w:iCs/>
         </w:rPr>
-        <w:t>409: Sealed Classes </w:t>
+        <w:t>410: Removal Experimental AOT and JIT Compiler </w:t>
       </w:r>
     </w:p>
     <w:p>
@@ -17708,7 +16752,7 @@
           <w:i/>
           <w:iCs/>
         </w:rPr>
-        <w:t>410: Removal Experimental AOT and JIT Compiler </w:t>
+        <w:t>411: Deprecate the Security manager for Removal </w:t>
       </w:r>
     </w:p>
     <w:p>
@@ -17723,7 +16767,7 @@
           <w:i/>
           <w:iCs/>
         </w:rPr>
-        <w:t>411: Deprecate the Security manager for Removal </w:t>
+        <w:t>412: Foreign Functions &amp; memory API(Incubator)</w:t>
       </w:r>
     </w:p>
     <w:p>
@@ -17738,38 +16782,7 @@
           <w:i/>
           <w:iCs/>
         </w:rPr>
-        <w:t>412: Foreign Functions &amp; memory API(Incubator)</w:t>
-      </w:r>
-    </w:p>
-    <w:p>
-      <w:pPr>
-        <w:rPr>
-          <w:i/>
-          <w:iCs/>
-        </w:rPr>
-      </w:pPr>
-      <w:r>
-        <w:rPr>
-          <w:i/>
-          <w:iCs/>
-        </w:rPr>
-        <w:t xml:space="preserve">414: Vector </w:t>
-      </w:r>
-      <w:proofErr w:type="gramStart"/>
-      <w:r>
-        <w:rPr>
-          <w:i/>
-          <w:iCs/>
-        </w:rPr>
-        <w:t>API(</w:t>
-      </w:r>
-      <w:proofErr w:type="gramEnd"/>
-      <w:r>
-        <w:rPr>
-          <w:i/>
-          <w:iCs/>
-        </w:rPr>
-        <w:t>Second Incubator)</w:t>
+        <w:t>414: Vector API(Second Incubator)</w:t>
       </w:r>
     </w:p>
     <w:p>
@@ -17822,7 +16835,6 @@
         </w:numPr>
       </w:pPr>
       <w:r>
-        <w:lastRenderedPageBreak/>
         <w:t>Keeping up with Apple kinds of stuff</w:t>
       </w:r>
     </w:p>
@@ -17861,23 +16873,7 @@
           <w:i/>
           <w:iCs/>
         </w:rPr>
-        <w:t xml:space="preserve">406: Pattern matching for </w:t>
-      </w:r>
-      <w:proofErr w:type="gramStart"/>
-      <w:r>
-        <w:rPr>
-          <w:i/>
-          <w:iCs/>
-        </w:rPr>
-        <w:t>Switch(</w:t>
-      </w:r>
-      <w:proofErr w:type="gramEnd"/>
-      <w:r>
-        <w:rPr>
-          <w:i/>
-          <w:iCs/>
-        </w:rPr>
-        <w:t>Preview)</w:t>
+        <w:t>406: Pattern matching for Switch(Preview)</w:t>
       </w:r>
     </w:p>
     <w:p>
@@ -17983,6 +16979,7 @@
     </w:p>
     <w:p>
       <w:r>
+        <w:lastRenderedPageBreak/>
         <w:t>public abstract sealed class Animal</w:t>
       </w:r>
     </w:p>
@@ -18108,178 +17105,162 @@
     </w:p>
     <w:p>
       <w:r>
+        <w:t>It introduces an API by which java programs can interpret code and data outside of the java runtime.</w:t>
+      </w:r>
+    </w:p>
+    <w:p>
+      <w:r>
+        <w:rPr>
+          <w:b/>
+          <w:bCs/>
+        </w:rPr>
+        <w:t>2.5</w:t>
+      </w:r>
+      <w:r>
+        <w:t> </w:t>
+      </w:r>
+      <w:r>
+        <w:rPr>
+          <w:b/>
+          <w:bCs/>
+        </w:rPr>
+        <w:t>Vector API(Second Incubator):</w:t>
+      </w:r>
+    </w:p>
+    <w:p>
+      <w:r>
+        <w:t>It introduces an API to express vector computations that reliably compile at runtime to optimal vector instructions.</w:t>
+      </w:r>
+    </w:p>
+    <w:p>
+      <w:r>
+        <w:rPr>
+          <w:b/>
+          <w:bCs/>
+        </w:rPr>
+        <w:t>2.6</w:t>
+      </w:r>
+      <w:r>
+        <w:t> </w:t>
+      </w:r>
+      <w:r>
+        <w:rPr>
+          <w:b/>
+          <w:bCs/>
+        </w:rPr>
+        <w:t>Context-Specific Deserialization Filters:</w:t>
+      </w:r>
+    </w:p>
+    <w:p>
+      <w:r>
+        <w:t>It allows applications to configure context-specific and dynamic-selected deserialization filters.</w:t>
+      </w:r>
+    </w:p>
+    <w:p>
+      <w:r>
+        <w:rPr>
+          <w:b/>
+          <w:bCs/>
+        </w:rPr>
+        <w:t>Category 3:</w:t>
+      </w:r>
+      <w:r>
+        <w:t> </w:t>
+      </w:r>
+      <w:r>
+        <w:rPr>
+          <w:b/>
+          <w:bCs/>
+        </w:rPr>
+        <w:t>Keeping up with Apple kinds of stuff</w:t>
+      </w:r>
+    </w:p>
+    <w:p>
+      <w:r>
+        <w:rPr>
+          <w:b/>
+          <w:bCs/>
+        </w:rPr>
+        <w:t>3.1</w:t>
+      </w:r>
+      <w:r>
+        <w:t> </w:t>
+      </w:r>
+      <w:r>
+        <w:rPr>
+          <w:b/>
+          <w:bCs/>
+        </w:rPr>
+        <w:t>New macOS Rendering pipelines:</w:t>
+      </w:r>
+    </w:p>
+    <w:p>
+      <w:r>
+        <w:t>It changed the java 2D macOS rendering pipeline for macOS to use Apple Metal API instead of deprecated Apple OpenGL API. </w:t>
+      </w:r>
+    </w:p>
+    <w:p>
+      <w:r>
+        <w:rPr>
+          <w:b/>
+          <w:bCs/>
+        </w:rPr>
+        <w:t>3.2</w:t>
+      </w:r>
+      <w:r>
+        <w:t> </w:t>
+      </w:r>
+      <w:r>
+        <w:rPr>
+          <w:b/>
+          <w:bCs/>
+        </w:rPr>
+        <w:t>macOS/AArch64 Port</w:t>
+      </w:r>
+    </w:p>
+    <w:p>
+      <w:r>
+        <w:rPr>
+          <w:b/>
+          <w:bCs/>
+        </w:rPr>
+        <w:t>Category 4:</w:t>
+      </w:r>
+      <w:r>
+        <w:t> Cleaning up kinds of stuff</w:t>
+      </w:r>
+    </w:p>
+    <w:p>
+      <w:r>
+        <w:rPr>
+          <w:b/>
+          <w:bCs/>
+        </w:rPr>
+        <w:t>4.1</w:t>
+      </w:r>
+      <w:r>
+        <w:t> </w:t>
+      </w:r>
+      <w:r>
+        <w:rPr>
+          <w:b/>
+          <w:bCs/>
+        </w:rPr>
+        <w:t>Deprecate the Applet API for Removal:</w:t>
+      </w:r>
+    </w:p>
+    <w:p>
+      <w:r>
+        <w:t>Applet API will be removed as it was deprecated since JDK9 most browsers do not support it anymore.</w:t>
+      </w:r>
+    </w:p>
+    <w:p>
+      <w:r>
+        <w:rPr>
+          <w:b/>
+          <w:bCs/>
+        </w:rPr>
         <w:lastRenderedPageBreak/>
-        <w:t>It introduces an API by which java programs can interpret code and data outside of the java runtime.</w:t>
-      </w:r>
-    </w:p>
-    <w:p>
-      <w:r>
-        <w:rPr>
-          <w:b/>
-          <w:bCs/>
-        </w:rPr>
-        <w:t>2.5</w:t>
-      </w:r>
-      <w:r>
-        <w:t> </w:t>
-      </w:r>
-      <w:r>
-        <w:rPr>
-          <w:b/>
-          <w:bCs/>
-        </w:rPr>
-        <w:t xml:space="preserve">Vector </w:t>
-      </w:r>
-      <w:proofErr w:type="gramStart"/>
-      <w:r>
-        <w:rPr>
-          <w:b/>
-          <w:bCs/>
-        </w:rPr>
-        <w:t>API(</w:t>
-      </w:r>
-      <w:proofErr w:type="gramEnd"/>
-      <w:r>
-        <w:rPr>
-          <w:b/>
-          <w:bCs/>
-        </w:rPr>
-        <w:t>Second Incubator):</w:t>
-      </w:r>
-    </w:p>
-    <w:p>
-      <w:r>
-        <w:t>It introduces an API to express vector computations that reliably compile at runtime to optimal vector instructions.</w:t>
-      </w:r>
-    </w:p>
-    <w:p>
-      <w:r>
-        <w:rPr>
-          <w:b/>
-          <w:bCs/>
-        </w:rPr>
-        <w:t>2.6</w:t>
-      </w:r>
-      <w:r>
-        <w:t> </w:t>
-      </w:r>
-      <w:r>
-        <w:rPr>
-          <w:b/>
-          <w:bCs/>
-        </w:rPr>
-        <w:t>Context-Specific Deserialization Filters:</w:t>
-      </w:r>
-    </w:p>
-    <w:p>
-      <w:r>
-        <w:t>It allows applications to configure context-specific and dynamic-selected deserialization filters.</w:t>
-      </w:r>
-    </w:p>
-    <w:p>
-      <w:r>
-        <w:rPr>
-          <w:b/>
-          <w:bCs/>
-        </w:rPr>
-        <w:t>Category 3:</w:t>
-      </w:r>
-      <w:r>
-        <w:t> </w:t>
-      </w:r>
-      <w:r>
-        <w:rPr>
-          <w:b/>
-          <w:bCs/>
-        </w:rPr>
-        <w:t>Keeping up with Apple kinds of stuff</w:t>
-      </w:r>
-    </w:p>
-    <w:p>
-      <w:r>
-        <w:rPr>
-          <w:b/>
-          <w:bCs/>
-        </w:rPr>
-        <w:t>3.1</w:t>
-      </w:r>
-      <w:r>
-        <w:t> </w:t>
-      </w:r>
-      <w:r>
-        <w:rPr>
-          <w:b/>
-          <w:bCs/>
-        </w:rPr>
-        <w:t>New macOS Rendering pipelines:</w:t>
-      </w:r>
-    </w:p>
-    <w:p>
-      <w:r>
-        <w:t>It changed the java 2D macOS rendering pipeline for macOS to use Apple Metal API instead of deprecated Apple OpenGL API. </w:t>
-      </w:r>
-    </w:p>
-    <w:p>
-      <w:r>
-        <w:rPr>
-          <w:b/>
-          <w:bCs/>
-        </w:rPr>
-        <w:t>3.2</w:t>
-      </w:r>
-      <w:r>
-        <w:t> </w:t>
-      </w:r>
-      <w:r>
-        <w:rPr>
-          <w:b/>
-          <w:bCs/>
-        </w:rPr>
-        <w:t>macOS/AArch64 Port</w:t>
-      </w:r>
-    </w:p>
-    <w:p>
-      <w:r>
-        <w:rPr>
-          <w:b/>
-          <w:bCs/>
-        </w:rPr>
-        <w:t>Category 4:</w:t>
-      </w:r>
-      <w:r>
-        <w:t> Cleaning up kinds of stuff</w:t>
-      </w:r>
-    </w:p>
-    <w:p>
-      <w:r>
-        <w:rPr>
-          <w:b/>
-          <w:bCs/>
-        </w:rPr>
-        <w:t>4.1</w:t>
-      </w:r>
-      <w:r>
-        <w:t> </w:t>
-      </w:r>
-      <w:r>
-        <w:rPr>
-          <w:b/>
-          <w:bCs/>
-        </w:rPr>
-        <w:t>Deprecate the Applet API for Removal:</w:t>
-      </w:r>
-    </w:p>
-    <w:p>
-      <w:r>
-        <w:t>Applet API will be removed as it was deprecated since JDK9 most browsers do not support it anymore.</w:t>
-      </w:r>
-    </w:p>
-    <w:p>
-      <w:r>
-        <w:rPr>
-          <w:b/>
-          <w:bCs/>
-        </w:rPr>
         <w:t>4.2 Removal RMI Activation:</w:t>
       </w:r>
     </w:p>
@@ -18302,23 +17283,7 @@
     </w:p>
     <w:p>
       <w:r>
-        <w:t>Remove the experimental java-based ahead-of-</w:t>
-      </w:r>
-      <w:proofErr w:type="gramStart"/>
-      <w:r>
-        <w:t>time(</w:t>
-      </w:r>
-      <w:proofErr w:type="gramEnd"/>
-      <w:r>
-        <w:t>AOT) and just-in-</w:t>
-      </w:r>
-      <w:proofErr w:type="gramStart"/>
-      <w:r>
-        <w:t>time(</w:t>
-      </w:r>
-      <w:proofErr w:type="gramEnd"/>
-      <w:r>
-        <w:t>JIT) compiler.</w:t>
+        <w:t>Remove the experimental java-based ahead-of-time(AOT) and just-in-time(JIT) compiler.</w:t>
       </w:r>
     </w:p>
     <w:p>
@@ -18366,7 +17331,7 @@
       <w:r>
         <w:t> Surf the browser and </w:t>
       </w:r>
-      <w:hyperlink r:id="rId96" w:tgtFrame="_blank" w:history="1">
+      <w:hyperlink r:id="rId99" w:tgtFrame="_blank" w:history="1">
         <w:r>
           <w:rPr>
             <w:rStyle w:val="Hyperlink"/>
@@ -18383,7 +17348,6 @@
         <w:rPr>
           <w:noProof/>
         </w:rPr>
-        <w:lastRenderedPageBreak/>
         <w:drawing>
           <wp:inline distT="0" distB="0" distL="0" distR="0" wp14:anchorId="231A3B4D" wp14:editId="068217BE">
             <wp:extent cx="5731510" cy="1662430"/>
@@ -18402,7 +17366,7 @@
                     </pic:cNvPicPr>
                   </pic:nvPicPr>
                   <pic:blipFill>
-                    <a:blip r:embed="rId97">
+                    <a:blip r:embed="rId100">
                       <a:extLst>
                         <a:ext uri="{28A0092B-C50C-407E-A947-70E740481C1C}">
                           <a14:useLocalDpi xmlns:a14="http://schemas.microsoft.com/office/drawing/2010/main" val="0"/>
@@ -18453,7 +17417,6 @@
           <w:numId w:val="23"/>
         </w:numPr>
       </w:pPr>
-      <w:proofErr w:type="gramStart"/>
       <w:r>
         <w:t>.</w:t>
       </w:r>
@@ -18462,7 +17425,6 @@
         <w:t>debian</w:t>
       </w:r>
       <w:proofErr w:type="spellEnd"/>
-      <w:proofErr w:type="gramEnd"/>
       <w:r>
         <w:t xml:space="preserve"> for Linux</w:t>
       </w:r>
@@ -18507,6 +17469,7 @@
         <w:rPr>
           <w:noProof/>
         </w:rPr>
+        <w:lastRenderedPageBreak/>
         <w:drawing>
           <wp:inline distT="0" distB="0" distL="0" distR="0" wp14:anchorId="4061CEFE" wp14:editId="37AF7021">
             <wp:extent cx="4145280" cy="3147060"/>
@@ -18525,7 +17488,7 @@
                     </pic:cNvPicPr>
                   </pic:nvPicPr>
                   <pic:blipFill>
-                    <a:blip r:embed="rId98">
+                    <a:blip r:embed="rId101">
                       <a:extLst>
                         <a:ext uri="{28A0092B-C50C-407E-A947-70E740481C1C}">
                           <a14:useLocalDpi xmlns:a14="http://schemas.microsoft.com/office/drawing/2010/main" val="0"/>
@@ -18565,7 +17528,7 @@
         </w:rPr>
         <w:t>Step 3: </w:t>
       </w:r>
-      <w:hyperlink r:id="rId99" w:history="1">
+      <w:hyperlink r:id="rId102" w:history="1">
         <w:r>
           <w:rPr>
             <w:rStyle w:val="Hyperlink"/>
@@ -23355,6 +22318,18 @@
       <w:shd w:val="clear" w:color="auto" w:fill="E1DFDD"/>
     </w:rPr>
   </w:style>
+  <w:style w:type="character" w:styleId="FollowedHyperlink">
+    <w:name w:val="FollowedHyperlink"/>
+    <w:basedOn w:val="DefaultParagraphFont"/>
+    <w:uiPriority w:val="99"/>
+    <w:semiHidden/>
+    <w:unhideWhenUsed/>
+    <w:rsid w:val="00E76762"/>
+    <w:rPr>
+      <w:color w:val="96607D" w:themeColor="followedHyperlink"/>
+      <w:u w:val="single"/>
+    </w:rPr>
+  </w:style>
 </w:styles>
 </file>
 
